--- a/Клинична Генетика/Материали/Изпитни въпроси.docx
+++ b/Клинична Генетика/Материали/Изпитни въпроси.docx
@@ -468,27 +468,7 @@
         <w:t>свързан доминантен</w:t>
       </w:r>
     </w:p>
-    <w:p>
-      <w:pPr>
-        <w:rPr>
-          <w:lang w:val="bg-BG"/>
-        </w:rPr>
-      </w:pPr>
-    </w:p>
-    <w:p>
-      <w:pPr>
-        <w:rPr>
-          <w:lang w:val="bg-BG"/>
-        </w:rPr>
-      </w:pPr>
-    </w:p>
-    <w:p>
-      <w:pPr>
-        <w:rPr>
-          <w:lang w:val="bg-BG"/>
-        </w:rPr>
-      </w:pPr>
-    </w:p>
+    <w:p/>
     <w:p>
       <w:pPr>
         <w:rPr>
@@ -739,27 +719,27 @@
           <w:color w:val="EE0000"/>
           <w:lang w:val="bg-BG"/>
         </w:rPr>
+        <w:t>Верен Selected Answer: Спинална мускулна атрофия тип 1</w:t>
+      </w:r>
+      <w:r>
+        <w:rPr>
+          <w:color w:val="EE0000"/>
+          <w:lang w:val="bg-BG"/>
+        </w:rPr>
+        <w:t>??</w:t>
+      </w:r>
+    </w:p>
+    <w:p>
+      <w:pPr>
+        <w:rPr>
+          <w:lang w:val="bg-BG"/>
+        </w:rPr>
+      </w:pPr>
+      <w:r>
+        <w:rPr>
+          <w:lang w:val="bg-BG"/>
+        </w:rPr>
         <w:lastRenderedPageBreak/>
-        <w:t>Верен Selected Answer: Спинална мускулна атрофия тип 1</w:t>
-      </w:r>
-      <w:r>
-        <w:rPr>
-          <w:color w:val="EE0000"/>
-          <w:lang w:val="bg-BG"/>
-        </w:rPr>
-        <w:t>??</w:t>
-      </w:r>
-    </w:p>
-    <w:p>
-      <w:pPr>
-        <w:rPr>
-          <w:lang w:val="bg-BG"/>
-        </w:rPr>
-      </w:pPr>
-      <w:r>
-        <w:rPr>
-          <w:lang w:val="bg-BG"/>
-        </w:rPr>
         <w:t xml:space="preserve">9. Кое от изброените заболявания се характеризира с редуцирана функция или брой на </w:t>
       </w:r>
       <w:r>
@@ -1178,7 +1158,179 @@
         <w:rPr>
           <w:lang w:val="bg-BG"/>
         </w:rPr>
+        <w:t>Selected Answer:</w:t>
+      </w:r>
+    </w:p>
+    <w:p>
+      <w:pPr>
+        <w:rPr>
+          <w:lang w:val="bg-BG"/>
+        </w:rPr>
+      </w:pPr>
+      <w:r>
+        <w:rPr>
+          <w:lang w:val="bg-BG"/>
+        </w:rPr>
         <w:lastRenderedPageBreak/>
+        <w:t>21. Кое от изброените е типичен симптом на синдрома на Si</w:t>
+      </w:r>
+      <w:r>
+        <w:t>l</w:t>
+      </w:r>
+      <w:r>
+        <w:rPr>
+          <w:lang w:val="bg-BG"/>
+        </w:rPr>
+        <w:t>ver-RusseIl?</w:t>
+      </w:r>
+    </w:p>
+    <w:p>
+      <w:pPr>
+        <w:pStyle w:val="ListParagraph"/>
+        <w:numPr>
+          <w:ilvl w:val="0"/>
+          <w:numId w:val="3"/>
+        </w:numPr>
+        <w:rPr>
+          <w:color w:val="EE0000"/>
+          <w:lang w:val="bg-BG"/>
+        </w:rPr>
+      </w:pPr>
+      <w:r>
+        <w:rPr>
+          <w:color w:val="EE0000"/>
+          <w:lang w:val="bg-BG"/>
+        </w:rPr>
+        <w:t>Верен Selected Answer: Нисък ръст</w:t>
+      </w:r>
+    </w:p>
+    <w:p>
+      <w:pPr>
+        <w:rPr>
+          <w:lang w:val="bg-BG"/>
+        </w:rPr>
+      </w:pPr>
+      <w:r>
+        <w:rPr>
+          <w:lang w:val="bg-BG"/>
+        </w:rPr>
+        <w:t>22. Клиничната картина при митохондриалните заболявания включва често:</w:t>
+      </w:r>
+    </w:p>
+    <w:p>
+      <w:pPr>
+        <w:pStyle w:val="ListParagraph"/>
+        <w:numPr>
+          <w:ilvl w:val="0"/>
+          <w:numId w:val="3"/>
+        </w:numPr>
+        <w:rPr>
+          <w:color w:val="EE0000"/>
+          <w:lang w:val="bg-BG"/>
+        </w:rPr>
+      </w:pPr>
+      <w:r>
+        <w:rPr>
+          <w:color w:val="EE0000"/>
+          <w:lang w:val="bg-BG"/>
+        </w:rPr>
+        <w:t>Верен Selected Answer: Мултиорганно засягане</w:t>
+      </w:r>
+    </w:p>
+    <w:p>
+      <w:pPr>
+        <w:rPr>
+          <w:lang w:val="bg-BG"/>
+        </w:rPr>
+      </w:pPr>
+      <w:r>
+        <w:rPr>
+          <w:lang w:val="bg-BG"/>
+        </w:rPr>
+        <w:t>23. При кои от следните заболявания се наблюдава повишен риск за развитие на неоплазии:</w:t>
+      </w:r>
+    </w:p>
+    <w:p>
+      <w:pPr>
+        <w:pStyle w:val="ListParagraph"/>
+        <w:numPr>
+          <w:ilvl w:val="0"/>
+          <w:numId w:val="3"/>
+        </w:numPr>
+        <w:rPr>
+          <w:color w:val="EE0000"/>
+          <w:lang w:val="bg-BG"/>
+        </w:rPr>
+      </w:pPr>
+      <w:r>
+        <w:rPr>
+          <w:color w:val="EE0000"/>
+          <w:lang w:val="bg-BG"/>
+        </w:rPr>
+        <w:t>Верен Selected Answer: заболявания с нарушение в ДНК репаративните...</w:t>
+      </w:r>
+    </w:p>
+    <w:p>
+      <w:pPr>
+        <w:rPr>
+          <w:lang w:val="bg-BG"/>
+        </w:rPr>
+      </w:pPr>
+      <w:r>
+        <w:rPr>
+          <w:lang w:val="bg-BG"/>
+        </w:rPr>
+        <w:t>24. Кой фузионен ген е резултат от образуването на Филаделфийската хромозома?</w:t>
+      </w:r>
+    </w:p>
+    <w:p>
+      <w:pPr>
+        <w:pStyle w:val="ListParagraph"/>
+        <w:numPr>
+          <w:ilvl w:val="0"/>
+          <w:numId w:val="3"/>
+        </w:numPr>
+        <w:rPr>
+          <w:color w:val="EE0000"/>
+          <w:lang w:val="bg-BG"/>
+        </w:rPr>
+      </w:pPr>
+      <w:r>
+        <w:rPr>
+          <w:color w:val="EE0000"/>
+          <w:lang w:val="bg-BG"/>
+        </w:rPr>
+        <w:t>Верен Selected Answer: BCR-ABL1</w:t>
+      </w:r>
+    </w:p>
+    <w:p>
+      <w:pPr>
+        <w:rPr>
+          <w:lang w:val="bg-BG"/>
+        </w:rPr>
+      </w:pPr>
+      <w:r>
+        <w:rPr>
+          <w:lang w:val="bg-BG"/>
+        </w:rPr>
+        <w:t>25. ДНК анализ установява мутация в пробанда от мъжки пол, както и в неговия брат. Заболяването е Х- рецесивно, но майка им не е носител. Кое е възможното обяснение за наличието на две болни деца?</w:t>
+      </w:r>
+    </w:p>
+    <w:p>
+      <w:pPr>
+        <w:pStyle w:val="ListParagraph"/>
+        <w:numPr>
+          <w:ilvl w:val="0"/>
+          <w:numId w:val="3"/>
+        </w:numPr>
+        <w:rPr>
+          <w:lang w:val="bg-BG"/>
+        </w:rPr>
+      </w:pPr>
+      <w:r>
+        <w:rPr>
+          <w:lang w:val="bg-BG"/>
+        </w:rPr>
         <w:t>Selected Answer:</w:t>
       </w:r>
     </w:p>
@@ -1192,16 +1344,7 @@
         <w:rPr>
           <w:lang w:val="bg-BG"/>
         </w:rPr>
-        <w:t>21. Кое от изброените е типичен симптом на синдрома на Si</w:t>
-      </w:r>
-      <w:r>
-        <w:t>l</w:t>
-      </w:r>
-      <w:r>
-        <w:rPr>
-          <w:lang w:val="bg-BG"/>
-        </w:rPr>
-        <w:t>ver-RusseIl?</w:t>
+        <w:t>26. Какво пренатално диагностично изследване за хромозомна болест при плода може да проведе бременна жена на 40г, която е в 16 г.с.?</w:t>
       </w:r>
     </w:p>
     <w:p>
@@ -1221,20 +1364,20 @@
           <w:color w:val="EE0000"/>
           <w:lang w:val="bg-BG"/>
         </w:rPr>
-        <w:t>Верен Selected Answer: Нисък ръст</w:t>
-      </w:r>
-    </w:p>
-    <w:p>
-      <w:pPr>
-        <w:rPr>
-          <w:lang w:val="bg-BG"/>
-        </w:rPr>
-      </w:pPr>
-      <w:r>
-        <w:rPr>
-          <w:lang w:val="bg-BG"/>
-        </w:rPr>
-        <w:t>22. Клиничната картина при митохондриалните заболявания включва често:</w:t>
+        <w:t>Верен Selected Answer: Амниоцентеза</w:t>
+      </w:r>
+    </w:p>
+    <w:p>
+      <w:pPr>
+        <w:rPr>
+          <w:lang w:val="bg-BG"/>
+        </w:rPr>
+      </w:pPr>
+      <w:r>
+        <w:rPr>
+          <w:lang w:val="bg-BG"/>
+        </w:rPr>
+        <w:t>27. Синдромът на Прадер-Вили е в резултат на:</w:t>
       </w:r>
     </w:p>
     <w:p>
@@ -1254,20 +1397,32 @@
           <w:color w:val="EE0000"/>
           <w:lang w:val="bg-BG"/>
         </w:rPr>
-        <w:t>Верен Selected Answer: Мултиорганно засягане</w:t>
-      </w:r>
-    </w:p>
-    <w:p>
-      <w:pPr>
-        <w:rPr>
-          <w:lang w:val="bg-BG"/>
-        </w:rPr>
-      </w:pPr>
-      <w:r>
-        <w:rPr>
-          <w:lang w:val="bg-BG"/>
-        </w:rPr>
-        <w:t>23. При кои от следните заболявания се наблюдава повишен риск за развитие на неоплазии:</w:t>
+        <w:t>Верен Selected Answer: делеция в бащината 15та хромозома</w:t>
+      </w:r>
+    </w:p>
+    <w:p>
+      <w:pPr>
+        <w:rPr>
+          <w:lang w:val="bg-BG"/>
+        </w:rPr>
+      </w:pPr>
+      <w:r>
+        <w:rPr>
+          <w:lang w:val="bg-BG"/>
+        </w:rPr>
+        <w:t>28. Посочените вярното твърдения за фамилната аденоматозна полипоза (</w:t>
+      </w:r>
+      <w:r>
+        <w:rPr>
+          <w:lang w:val="bg-BG"/>
+        </w:rPr>
+        <w:t>Ф</w:t>
+      </w:r>
+      <w:r>
+        <w:rPr>
+          <w:lang w:val="bg-BG"/>
+        </w:rPr>
+        <w:t>АП)</w:t>
       </w:r>
     </w:p>
     <w:p>
@@ -1287,20 +1442,20 @@
           <w:color w:val="EE0000"/>
           <w:lang w:val="bg-BG"/>
         </w:rPr>
-        <w:t>Верен Selected Answer: заболявания с нарушение в ДНК репаративните...</w:t>
-      </w:r>
-    </w:p>
-    <w:p>
-      <w:pPr>
-        <w:rPr>
-          <w:lang w:val="bg-BG"/>
-        </w:rPr>
-      </w:pPr>
-      <w:r>
-        <w:rPr>
-          <w:lang w:val="bg-BG"/>
-        </w:rPr>
-        <w:t>24. Кой фузионен ген е резултат от образуването на Филаделфийската хромозома?</w:t>
+        <w:t>Верен Selected Answer: възниква в резултат на мутация в тумор-супресорния ген АРС</w:t>
+      </w:r>
+    </w:p>
+    <w:p>
+      <w:pPr>
+        <w:rPr>
+          <w:lang w:val="bg-BG"/>
+        </w:rPr>
+      </w:pPr>
+      <w:r>
+        <w:rPr>
+          <w:lang w:val="bg-BG"/>
+        </w:rPr>
+        <w:t>29. Кои от следните симптоми са типични за болестта на Фабри?</w:t>
       </w:r>
     </w:p>
     <w:p>
@@ -1320,20 +1475,98 @@
           <w:color w:val="EE0000"/>
           <w:lang w:val="bg-BG"/>
         </w:rPr>
-        <w:t>Верен Selected Answer: BCR-ABL1</w:t>
-      </w:r>
-    </w:p>
-    <w:p>
-      <w:pPr>
-        <w:rPr>
-          <w:lang w:val="bg-BG"/>
-        </w:rPr>
-      </w:pPr>
-      <w:r>
-        <w:rPr>
-          <w:lang w:val="bg-BG"/>
-        </w:rPr>
-        <w:t>25. ДНК анализ установява мутация в пробанда от мъжки пол, както и в неговия брат. Заболяването е Х- рецесивно, но майка им не е носител. Кое е възможното обяснение за наличието на две болни деца?</w:t>
+        <w:t>Верен Selected Answer: акро</w:t>
+      </w:r>
+      <w:r>
+        <w:rPr>
+          <w:color w:val="EE0000"/>
+          <w:lang w:val="bg-BG"/>
+        </w:rPr>
+        <w:t>п</w:t>
+      </w:r>
+      <w:r>
+        <w:rPr>
+          <w:color w:val="EE0000"/>
+          <w:lang w:val="bg-BG"/>
+        </w:rPr>
+        <w:t>арестезия, ангиокератоми</w:t>
+      </w:r>
+    </w:p>
+    <w:p>
+      <w:pPr>
+        <w:rPr>
+          <w:lang w:val="bg-BG"/>
+        </w:rPr>
+      </w:pPr>
+      <w:r>
+        <w:rPr>
+          <w:lang w:val="bg-BG"/>
+        </w:rPr>
+        <w:t>30. Какви са ВЪЗМОЖНИТ</w:t>
+      </w:r>
+      <w:r>
+        <w:rPr>
+          <w:lang w:val="bg-BG"/>
+        </w:rPr>
+        <w:t>Е</w:t>
+      </w:r>
+      <w:r>
+        <w:rPr>
+          <w:lang w:val="bg-BG"/>
+        </w:rPr>
+        <w:t xml:space="preserve"> електрофоретични промени при бета таласемия?</w:t>
+      </w:r>
+    </w:p>
+    <w:p>
+      <w:pPr>
+        <w:rPr>
+          <w:lang w:val="bg-BG"/>
+        </w:rPr>
+      </w:pPr>
+      <w:r>
+        <w:rPr>
+          <w:lang w:val="bg-BG"/>
+        </w:rPr>
+        <w:t>1 .Повишен НЬА2</w:t>
+      </w:r>
+    </w:p>
+    <w:p>
+      <w:pPr>
+        <w:rPr>
+          <w:lang w:val="bg-BG"/>
+        </w:rPr>
+      </w:pPr>
+      <w:r>
+        <w:rPr>
+          <w:lang w:val="bg-BG"/>
+        </w:rPr>
+        <w:t>2.Понижен HbF</w:t>
+      </w:r>
+    </w:p>
+    <w:p>
+      <w:pPr>
+        <w:rPr>
+          <w:lang w:val="bg-BG"/>
+        </w:rPr>
+      </w:pPr>
+      <w:r>
+        <w:rPr>
+          <w:lang w:val="bg-BG"/>
+        </w:rPr>
+        <w:t>3.Понижен НЬА1</w:t>
+      </w:r>
+    </w:p>
+    <w:p>
+      <w:pPr>
+        <w:rPr>
+          <w:lang w:val="bg-BG"/>
+        </w:rPr>
+      </w:pPr>
+      <w:r>
+        <w:rPr>
+          <w:lang w:val="bg-BG"/>
+        </w:rPr>
+        <w:t>4.Понижен НЬА2</w:t>
       </w:r>
     </w:p>
     <w:p>
@@ -1344,27 +1577,29 @@
           <w:numId w:val="3"/>
         </w:numPr>
         <w:rPr>
-          <w:lang w:val="bg-BG"/>
-        </w:rPr>
-      </w:pPr>
-      <w:r>
-        <w:rPr>
-          <w:lang w:val="bg-BG"/>
-        </w:rPr>
-        <w:t>Selected Answer:</w:t>
-      </w:r>
-    </w:p>
-    <w:p>
-      <w:pPr>
-        <w:rPr>
-          <w:lang w:val="bg-BG"/>
-        </w:rPr>
-      </w:pPr>
-      <w:r>
-        <w:rPr>
-          <w:lang w:val="bg-BG"/>
-        </w:rPr>
-        <w:t>26. Какво пренатално диагностично изследване за хромозомна болест при плода може да проведе бременна жена на 40г, която е в 16 г.с.?</w:t>
+          <w:color w:val="EE0000"/>
+          <w:lang w:val="bg-BG"/>
+        </w:rPr>
+      </w:pPr>
+      <w:r>
+        <w:rPr>
+          <w:color w:val="EE0000"/>
+          <w:lang w:val="bg-BG"/>
+        </w:rPr>
+        <w:t>Верен Selected Answer: 1 и 3</w:t>
+      </w:r>
+    </w:p>
+    <w:p>
+      <w:pPr>
+        <w:rPr>
+          <w:lang w:val="bg-BG"/>
+        </w:rPr>
+      </w:pPr>
+      <w:r>
+        <w:rPr>
+          <w:lang w:val="bg-BG"/>
+        </w:rPr>
+        <w:t>31. Фенилкетонурията е:</w:t>
       </w:r>
     </w:p>
     <w:p>
@@ -1384,20 +1619,21 @@
           <w:color w:val="EE0000"/>
           <w:lang w:val="bg-BG"/>
         </w:rPr>
-        <w:t>Верен Selected Answer: Амниоцентеза</w:t>
-      </w:r>
-    </w:p>
-    <w:p>
-      <w:pPr>
-        <w:rPr>
-          <w:lang w:val="bg-BG"/>
-        </w:rPr>
-      </w:pPr>
-      <w:r>
-        <w:rPr>
-          <w:lang w:val="bg-BG"/>
-        </w:rPr>
-        <w:t>27. Синдромът на Прадер-Вили е в резултат на:</w:t>
+        <w:t>Верен Selected Answer: Рядко наследствено заболяване, което се лекува чрез диета</w:t>
+      </w:r>
+    </w:p>
+    <w:p>
+      <w:pPr>
+        <w:rPr>
+          <w:lang w:val="bg-BG"/>
+        </w:rPr>
+      </w:pPr>
+      <w:r>
+        <w:rPr>
+          <w:lang w:val="bg-BG"/>
+        </w:rPr>
+        <w:lastRenderedPageBreak/>
+        <w:t>32. Диагностичният процес при синдром на Marfan НЕ включва</w:t>
       </w:r>
     </w:p>
     <w:p>
@@ -1417,32 +1653,27 @@
           <w:color w:val="EE0000"/>
           <w:lang w:val="bg-BG"/>
         </w:rPr>
-        <w:t>Верен Selected Answer: делеция в бащината 15та хромозома</w:t>
-      </w:r>
-    </w:p>
-    <w:p>
-      <w:pPr>
-        <w:rPr>
-          <w:lang w:val="bg-BG"/>
-        </w:rPr>
-      </w:pPr>
-      <w:r>
-        <w:rPr>
-          <w:lang w:val="bg-BG"/>
-        </w:rPr>
-        <w:t>28. Посочените вярното твърдения за фамилната аденоматозна полипоза (</w:t>
-      </w:r>
-      <w:r>
-        <w:rPr>
-          <w:lang w:val="bg-BG"/>
-        </w:rPr>
-        <w:t>Ф</w:t>
-      </w:r>
-      <w:r>
-        <w:rPr>
-          <w:lang w:val="bg-BG"/>
-        </w:rPr>
-        <w:t>АП)</w:t>
+        <w:t>Верен Selected Answer: Цитогенетичен анали</w:t>
+      </w:r>
+      <w:r>
+        <w:rPr>
+          <w:color w:val="EE0000"/>
+          <w:lang w:val="bg-BG"/>
+        </w:rPr>
+        <w:t>з</w:t>
+      </w:r>
+    </w:p>
+    <w:p>
+      <w:pPr>
+        <w:rPr>
+          <w:lang w:val="bg-BG"/>
+        </w:rPr>
+      </w:pPr>
+      <w:r>
+        <w:rPr>
+          <w:lang w:val="bg-BG"/>
+        </w:rPr>
+        <w:t>33. Брахицефалия, косо разположени очни цепки, епикант, приплеснат хеликс на ухо, късо вратле, са характерни дисморфични белези за:</w:t>
       </w:r>
     </w:p>
     <w:p>
@@ -1462,20 +1693,50 @@
           <w:color w:val="EE0000"/>
           <w:lang w:val="bg-BG"/>
         </w:rPr>
-        <w:t>Верен Selected Answer: възниква в резултат на мутация в тумор-супресорния ген АРС</w:t>
-      </w:r>
-    </w:p>
-    <w:p>
-      <w:pPr>
-        <w:rPr>
-          <w:lang w:val="bg-BG"/>
-        </w:rPr>
-      </w:pPr>
-      <w:r>
-        <w:rPr>
-          <w:lang w:val="bg-BG"/>
-        </w:rPr>
-        <w:t>29. Кои от следните симптоми са типични за болестта на Фабри?</w:t>
+        <w:t>Верен Selected Answer: синдром на Down</w:t>
+      </w:r>
+    </w:p>
+    <w:p>
+      <w:pPr>
+        <w:rPr>
+          <w:lang w:val="bg-BG"/>
+        </w:rPr>
+      </w:pPr>
+      <w:r>
+        <w:rPr>
+          <w:lang w:val="bg-BG"/>
+        </w:rPr>
+        <w:t xml:space="preserve">34. </w:t>
+      </w:r>
+      <w:r>
+        <w:rPr>
+          <w:lang w:val="bg-BG"/>
+        </w:rPr>
+        <w:t>Различната експресия на гена в</w:t>
+      </w:r>
+      <w:r>
+        <w:rPr>
+          <w:lang w:val="bg-BG"/>
+        </w:rPr>
+        <w:t xml:space="preserve"> </w:t>
+      </w:r>
+      <w:r>
+        <w:rPr>
+          <w:lang w:val="bg-BG"/>
+        </w:rPr>
+        <w:t>зависимост от родителския</w:t>
+      </w:r>
+      <w:r>
+        <w:rPr>
+          <w:lang w:val="bg-BG"/>
+        </w:rPr>
+        <w:t xml:space="preserve"> </w:t>
+      </w:r>
+      <w:r>
+        <w:rPr>
+          <w:lang w:val="bg-BG"/>
+        </w:rPr>
+        <w:t>произход се нарича:</w:t>
       </w:r>
     </w:p>
     <w:p>
@@ -1495,98 +1756,20 @@
           <w:color w:val="EE0000"/>
           <w:lang w:val="bg-BG"/>
         </w:rPr>
-        <w:t>Верен Selected Answer: акро</w:t>
-      </w:r>
-      <w:r>
-        <w:rPr>
-          <w:color w:val="EE0000"/>
-          <w:lang w:val="bg-BG"/>
-        </w:rPr>
-        <w:t>п</w:t>
-      </w:r>
-      <w:r>
-        <w:rPr>
-          <w:color w:val="EE0000"/>
-          <w:lang w:val="bg-BG"/>
-        </w:rPr>
-        <w:t>арестезия, ангиокератоми</w:t>
-      </w:r>
-    </w:p>
-    <w:p>
-      <w:pPr>
-        <w:rPr>
-          <w:lang w:val="bg-BG"/>
-        </w:rPr>
-      </w:pPr>
-      <w:r>
-        <w:rPr>
-          <w:lang w:val="bg-BG"/>
-        </w:rPr>
-        <w:t>30. Какви са ВЪЗМОЖНИТ</w:t>
-      </w:r>
-      <w:r>
-        <w:rPr>
-          <w:lang w:val="bg-BG"/>
-        </w:rPr>
-        <w:t>Е</w:t>
-      </w:r>
-      <w:r>
-        <w:rPr>
-          <w:lang w:val="bg-BG"/>
-        </w:rPr>
-        <w:t xml:space="preserve"> електрофоретични промени при бета таласемия?</w:t>
-      </w:r>
-    </w:p>
-    <w:p>
-      <w:pPr>
-        <w:rPr>
-          <w:lang w:val="bg-BG"/>
-        </w:rPr>
-      </w:pPr>
-      <w:r>
-        <w:rPr>
-          <w:lang w:val="bg-BG"/>
-        </w:rPr>
-        <w:t>1 .Повишен НЬА2</w:t>
-      </w:r>
-    </w:p>
-    <w:p>
-      <w:pPr>
-        <w:rPr>
-          <w:lang w:val="bg-BG"/>
-        </w:rPr>
-      </w:pPr>
-      <w:r>
-        <w:rPr>
-          <w:lang w:val="bg-BG"/>
-        </w:rPr>
-        <w:t>2.Понижен HbF</w:t>
-      </w:r>
-    </w:p>
-    <w:p>
-      <w:pPr>
-        <w:rPr>
-          <w:lang w:val="bg-BG"/>
-        </w:rPr>
-      </w:pPr>
-      <w:r>
-        <w:rPr>
-          <w:lang w:val="bg-BG"/>
-        </w:rPr>
-        <w:t>3.Понижен НЬА1</w:t>
-      </w:r>
-    </w:p>
-    <w:p>
-      <w:pPr>
-        <w:rPr>
-          <w:lang w:val="bg-BG"/>
-        </w:rPr>
-      </w:pPr>
-      <w:r>
-        <w:rPr>
-          <w:lang w:val="bg-BG"/>
-        </w:rPr>
-        <w:t>4.Понижен НЬА2</w:t>
+        <w:t>Верен Selected Answer: Геномен импринтинг</w:t>
+      </w:r>
+    </w:p>
+    <w:p>
+      <w:pPr>
+        <w:rPr>
+          <w:lang w:val="bg-BG"/>
+        </w:rPr>
+      </w:pPr>
+      <w:r>
+        <w:rPr>
+          <w:lang w:val="bg-BG"/>
+        </w:rPr>
+        <w:t xml:space="preserve">35. Кой от изброените по-долу кариотипи отговар на транслокационна форма на синдром на Патау? </w:t>
       </w:r>
     </w:p>
     <w:p>
@@ -1606,20 +1789,20 @@
           <w:color w:val="EE0000"/>
           <w:lang w:val="bg-BG"/>
         </w:rPr>
-        <w:t>Верен Selected Answer: 1 и 3</w:t>
-      </w:r>
-    </w:p>
-    <w:p>
-      <w:pPr>
-        <w:rPr>
-          <w:lang w:val="bg-BG"/>
-        </w:rPr>
-      </w:pPr>
-      <w:r>
-        <w:rPr>
-          <w:lang w:val="bg-BG"/>
-        </w:rPr>
-        <w:t>31. Фенилкетонурията е:</w:t>
+        <w:t>Верен SeIected Answer: 46, XX, der (13;14) (q10;q10),+13</w:t>
+      </w:r>
+    </w:p>
+    <w:p>
+      <w:pPr>
+        <w:rPr>
+          <w:lang w:val="bg-BG"/>
+        </w:rPr>
+      </w:pPr>
+      <w:r>
+        <w:rPr>
+          <w:lang w:val="bg-BG"/>
+        </w:rPr>
+        <w:t>36. Коя е най-честата причина за вродена надбъбречна хиперплазия?</w:t>
       </w:r>
     </w:p>
     <w:p>
@@ -1639,21 +1822,643 @@
           <w:color w:val="EE0000"/>
           <w:lang w:val="bg-BG"/>
         </w:rPr>
+        <w:t>Верен SeIected Answer: Дефицит на 21- hydroxylase</w:t>
+      </w:r>
+    </w:p>
+    <w:p>
+      <w:pPr>
+        <w:rPr>
+          <w:lang w:val="bg-BG"/>
+        </w:rPr>
+      </w:pPr>
+      <w:r>
+        <w:rPr>
+          <w:lang w:val="bg-BG"/>
+        </w:rPr>
+        <w:t>37. Муковисцидозата се характеризира с:</w:t>
+      </w:r>
+    </w:p>
+    <w:p>
+      <w:pPr>
+        <w:pStyle w:val="ListParagraph"/>
+        <w:numPr>
+          <w:ilvl w:val="0"/>
+          <w:numId w:val="3"/>
+        </w:numPr>
+        <w:rPr>
+          <w:color w:val="EE0000"/>
+          <w:lang w:val="bg-BG"/>
+        </w:rPr>
+      </w:pPr>
+      <w:r>
+        <w:rPr>
+          <w:color w:val="EE0000"/>
+          <w:lang w:val="bg-BG"/>
+        </w:rPr>
+        <w:t>Верен Selected Answer: Алелна хетерогенност</w:t>
+      </w:r>
+    </w:p>
+    <w:p>
+      <w:pPr>
+        <w:rPr>
+          <w:lang w:val="bg-BG"/>
+        </w:rPr>
+      </w:pPr>
+      <w:r>
+        <w:rPr>
+          <w:lang w:val="bg-BG"/>
+        </w:rPr>
+        <w:t>3</w:t>
+      </w:r>
+      <w:r>
+        <w:rPr>
+          <w:lang w:val="bg-BG"/>
+        </w:rPr>
+        <w:t>8</w:t>
+      </w:r>
+      <w:r>
+        <w:rPr>
+          <w:lang w:val="bg-BG"/>
+        </w:rPr>
+        <w:t>. Синдромът на Marfan се характеризира с:</w:t>
+      </w:r>
+    </w:p>
+    <w:p>
+      <w:pPr>
+        <w:pStyle w:val="ListParagraph"/>
+        <w:numPr>
+          <w:ilvl w:val="0"/>
+          <w:numId w:val="3"/>
+        </w:numPr>
+        <w:rPr>
+          <w:lang w:val="bg-BG"/>
+        </w:rPr>
+      </w:pPr>
+      <w:r>
+        <w:rPr>
+          <w:lang w:val="bg-BG"/>
+        </w:rPr>
+        <w:t>Верен Selected Answer: Плейотропен ефект</w:t>
+      </w:r>
+    </w:p>
+    <w:p>
+      <w:pPr>
+        <w:rPr>
+          <w:lang w:val="bg-BG"/>
+        </w:rPr>
+      </w:pPr>
+      <w:r>
+        <w:rPr>
+          <w:lang w:val="bg-BG"/>
+        </w:rPr>
+        <w:t xml:space="preserve">39. </w:t>
+      </w:r>
+      <w:r>
+        <w:rPr>
+          <w:lang w:val="bg-BG"/>
+        </w:rPr>
+        <w:t>Какъв ензим се използва по време на PCR за</w:t>
+      </w:r>
+      <w:r>
+        <w:rPr>
+          <w:lang w:val="bg-BG"/>
+        </w:rPr>
+        <w:t xml:space="preserve"> </w:t>
+      </w:r>
+      <w:r>
+        <w:rPr>
+          <w:lang w:val="bg-BG"/>
+        </w:rPr>
+        <w:t>удължаване на праймерите върху матриците</w:t>
+      </w:r>
+      <w:r>
+        <w:rPr>
+          <w:lang w:val="bg-BG"/>
+        </w:rPr>
+        <w:t xml:space="preserve"> </w:t>
+      </w:r>
+      <w:r>
+        <w:rPr>
+          <w:lang w:val="bg-BG"/>
+        </w:rPr>
+        <w:t>от едноверижна Д</w:t>
+      </w:r>
+      <w:r>
+        <w:rPr>
+          <w:lang w:val="bg-BG"/>
+        </w:rPr>
+        <w:t>НК:</w:t>
+      </w:r>
+    </w:p>
+    <w:p>
+      <w:pPr>
+        <w:pStyle w:val="ListParagraph"/>
+        <w:numPr>
+          <w:ilvl w:val="0"/>
+          <w:numId w:val="3"/>
+        </w:numPr>
+        <w:rPr>
+          <w:color w:val="EE0000"/>
+          <w:lang w:val="bg-BG"/>
+        </w:rPr>
+      </w:pPr>
+      <w:r>
+        <w:rPr>
+          <w:color w:val="EE0000"/>
+          <w:lang w:val="bg-BG"/>
+        </w:rPr>
+        <w:t>Верен</w:t>
+      </w:r>
+      <w:r>
+        <w:rPr>
+          <w:color w:val="EE0000"/>
+          <w:lang w:val="bg-BG"/>
+        </w:rPr>
+        <w:t xml:space="preserve"> </w:t>
+      </w:r>
+      <w:r>
+        <w:rPr>
+          <w:color w:val="EE0000"/>
+          <w:lang w:val="bg-BG"/>
+        </w:rPr>
+        <w:t xml:space="preserve">Selected Answer: </w:t>
+      </w:r>
+      <w:r>
+        <w:rPr>
+          <w:color w:val="EE0000"/>
+          <w:lang w:val="bg-BG"/>
+        </w:rPr>
+        <w:t>ДНК полимераза</w:t>
+      </w:r>
+    </w:p>
+    <w:p>
+      <w:pPr>
+        <w:rPr>
+          <w:lang w:val="bg-BG"/>
+        </w:rPr>
+      </w:pPr>
+      <w:r>
+        <w:rPr>
+          <w:lang w:val="bg-BG"/>
+        </w:rPr>
+        <w:t>40. Р</w:t>
+      </w:r>
+      <w:r>
+        <w:rPr>
+          <w:lang w:val="bg-BG"/>
+        </w:rPr>
+        <w:t>искът двама здрави хетерозиготи да имат</w:t>
+      </w:r>
+      <w:r>
+        <w:rPr>
+          <w:lang w:val="bg-BG"/>
+        </w:rPr>
+        <w:t xml:space="preserve"> </w:t>
+      </w:r>
+      <w:r>
+        <w:rPr>
+          <w:lang w:val="bg-BG"/>
+        </w:rPr>
+        <w:t>болно дете е 25%. За кой тип на унаследяване</w:t>
+      </w:r>
+      <w:r>
+        <w:rPr>
+          <w:lang w:val="bg-BG"/>
+        </w:rPr>
+        <w:t xml:space="preserve"> </w:t>
+      </w:r>
+      <w:r>
+        <w:rPr>
+          <w:lang w:val="bg-BG"/>
+        </w:rPr>
+        <w:t>се отнася това твърдение?</w:t>
+      </w:r>
+    </w:p>
+    <w:p>
+      <w:pPr>
+        <w:pStyle w:val="ListParagraph"/>
+        <w:numPr>
+          <w:ilvl w:val="0"/>
+          <w:numId w:val="3"/>
+        </w:numPr>
+        <w:rPr>
+          <w:color w:val="EE0000"/>
+          <w:lang w:val="bg-BG"/>
+        </w:rPr>
+      </w:pPr>
+      <w:r>
+        <w:rPr>
+          <w:color w:val="EE0000"/>
+          <w:lang w:val="bg-BG"/>
+        </w:rPr>
+        <w:t xml:space="preserve">Верен </w:t>
+      </w:r>
+      <w:proofErr w:type="spellStart"/>
+      <w:r>
+        <w:rPr>
+          <w:color w:val="EE0000"/>
+        </w:rPr>
+        <w:t>SeIected</w:t>
+      </w:r>
+      <w:proofErr w:type="spellEnd"/>
+      <w:r>
+        <w:rPr>
+          <w:color w:val="EE0000"/>
+        </w:rPr>
+        <w:t xml:space="preserve"> Answer:</w:t>
+      </w:r>
+      <w:r>
+        <w:rPr>
+          <w:color w:val="EE0000"/>
+          <w:lang w:val="bg-BG"/>
+        </w:rPr>
+        <w:t xml:space="preserve"> Автозомно-рецесивно</w:t>
+      </w:r>
+    </w:p>
+    <w:p>
+      <w:r>
+        <w:t xml:space="preserve">41. </w:t>
+      </w:r>
+      <w:proofErr w:type="spellStart"/>
+      <w:r>
+        <w:t>Методът</w:t>
+      </w:r>
+      <w:proofErr w:type="spellEnd"/>
+      <w:r>
+        <w:t xml:space="preserve"> </w:t>
+      </w:r>
+      <w:proofErr w:type="spellStart"/>
+      <w:r>
+        <w:t>FlSH</w:t>
+      </w:r>
+      <w:proofErr w:type="spellEnd"/>
+      <w:r>
+        <w:t xml:space="preserve"> в </w:t>
+      </w:r>
+      <w:proofErr w:type="spellStart"/>
+      <w:r>
+        <w:t>класическата</w:t>
+      </w:r>
+      <w:proofErr w:type="spellEnd"/>
+      <w:r>
+        <w:t xml:space="preserve"> </w:t>
+      </w:r>
+      <w:proofErr w:type="spellStart"/>
+      <w:r>
+        <w:t>си</w:t>
+      </w:r>
+      <w:proofErr w:type="spellEnd"/>
+      <w:r>
+        <w:t xml:space="preserve"> </w:t>
+      </w:r>
+      <w:proofErr w:type="spellStart"/>
+      <w:r>
+        <w:t>форма</w:t>
+      </w:r>
+      <w:proofErr w:type="spellEnd"/>
+      <w:r>
+        <w:t xml:space="preserve"> </w:t>
+      </w:r>
+      <w:proofErr w:type="spellStart"/>
+      <w:r>
+        <w:t>позволява</w:t>
+      </w:r>
+      <w:proofErr w:type="spellEnd"/>
+      <w:r>
+        <w:t>:</w:t>
+      </w:r>
+    </w:p>
+    <w:p>
+      <w:pPr>
+        <w:pStyle w:val="ListParagraph"/>
+        <w:numPr>
+          <w:ilvl w:val="0"/>
+          <w:numId w:val="3"/>
+        </w:numPr>
+        <w:rPr>
+          <w:color w:val="EE0000"/>
+        </w:rPr>
+      </w:pPr>
+      <w:r>
+        <w:rPr>
+          <w:color w:val="EE0000"/>
+          <w:lang w:val="bg-BG"/>
+        </w:rPr>
+        <w:t>Верен Selected Answer</w:t>
+      </w:r>
+      <w:r>
+        <w:rPr>
+          <w:color w:val="EE0000"/>
+        </w:rPr>
+        <w:t xml:space="preserve">: </w:t>
+      </w:r>
+      <w:proofErr w:type="spellStart"/>
+      <w:r>
+        <w:rPr>
+          <w:color w:val="EE0000"/>
+        </w:rPr>
+        <w:t>Установяването</w:t>
+      </w:r>
+      <w:proofErr w:type="spellEnd"/>
+      <w:r>
+        <w:rPr>
+          <w:color w:val="EE0000"/>
+        </w:rPr>
+        <w:t xml:space="preserve"> на </w:t>
+      </w:r>
+      <w:proofErr w:type="spellStart"/>
+      <w:r>
+        <w:rPr>
+          <w:color w:val="EE0000"/>
+        </w:rPr>
+        <w:t>микроделеции</w:t>
+      </w:r>
+      <w:proofErr w:type="spellEnd"/>
+    </w:p>
+    <w:p>
+      <w:r>
+        <w:t xml:space="preserve">42. </w:t>
+      </w:r>
+      <w:proofErr w:type="spellStart"/>
+      <w:r>
+        <w:t>Таласемия</w:t>
+      </w:r>
+      <w:proofErr w:type="spellEnd"/>
+      <w:r>
+        <w:t xml:space="preserve"> </w:t>
+      </w:r>
+      <w:proofErr w:type="spellStart"/>
+      <w:r>
+        <w:t>майор</w:t>
+      </w:r>
+      <w:proofErr w:type="spellEnd"/>
+      <w:r>
+        <w:t xml:space="preserve"> (</w:t>
+      </w:r>
+      <w:proofErr w:type="spellStart"/>
+      <w:r>
+        <w:t>Анемия</w:t>
+      </w:r>
+      <w:proofErr w:type="spellEnd"/>
+      <w:r>
+        <w:t xml:space="preserve"> на Куули) се </w:t>
+      </w:r>
+      <w:proofErr w:type="spellStart"/>
+      <w:r>
+        <w:t>унаследява</w:t>
+      </w:r>
+      <w:proofErr w:type="spellEnd"/>
+      <w:r>
+        <w:t>:</w:t>
+      </w:r>
+    </w:p>
+    <w:p>
+      <w:pPr>
+        <w:pStyle w:val="ListParagraph"/>
+        <w:numPr>
+          <w:ilvl w:val="0"/>
+          <w:numId w:val="3"/>
+        </w:numPr>
+        <w:rPr>
+          <w:color w:val="EE0000"/>
+        </w:rPr>
+      </w:pPr>
+      <w:r>
+        <w:rPr>
+          <w:color w:val="EE0000"/>
+          <w:lang w:val="bg-BG"/>
+        </w:rPr>
+        <w:t xml:space="preserve">Верен </w:t>
+      </w:r>
+      <w:proofErr w:type="spellStart"/>
+      <w:r>
+        <w:rPr>
+          <w:color w:val="EE0000"/>
+        </w:rPr>
+        <w:t>SeIected</w:t>
+      </w:r>
+      <w:proofErr w:type="spellEnd"/>
+      <w:r>
+        <w:rPr>
+          <w:color w:val="EE0000"/>
+        </w:rPr>
+        <w:t xml:space="preserve"> Answer: </w:t>
+      </w:r>
+      <w:proofErr w:type="spellStart"/>
+      <w:r>
+        <w:rPr>
+          <w:color w:val="EE0000"/>
+        </w:rPr>
+        <w:t>Автозомно-рецесивно</w:t>
+      </w:r>
+      <w:proofErr w:type="spellEnd"/>
+    </w:p>
+    <w:p>
+      <w:pPr>
+        <w:rPr>
+          <w:lang w:val="bg-BG"/>
+        </w:rPr>
+      </w:pPr>
+      <w:r>
+        <w:rPr>
+          <w:lang w:val="bg-BG"/>
+        </w:rPr>
+        <w:t xml:space="preserve">43. </w:t>
+      </w:r>
+      <w:r>
+        <w:rPr>
+          <w:lang w:val="bg-BG"/>
+        </w:rPr>
+        <w:t>За митохондриалните</w:t>
+      </w:r>
+      <w:r>
+        <w:rPr>
+          <w:lang w:val="bg-BG"/>
+        </w:rPr>
+        <w:t xml:space="preserve"> </w:t>
+      </w:r>
+      <w:r>
+        <w:rPr>
+          <w:lang w:val="bg-BG"/>
+        </w:rPr>
+        <w:t>заболявания НЕ е вярно че:</w:t>
+      </w:r>
+    </w:p>
+    <w:p>
+      <w:pPr>
+        <w:pStyle w:val="ListParagraph"/>
+        <w:numPr>
+          <w:ilvl w:val="0"/>
+          <w:numId w:val="3"/>
+        </w:numPr>
+        <w:rPr>
+          <w:color w:val="EE0000"/>
+          <w:lang w:val="bg-BG"/>
+        </w:rPr>
+      </w:pPr>
+      <w:r>
+        <w:rPr>
+          <w:color w:val="EE0000"/>
+          <w:lang w:val="bg-BG"/>
+        </w:rPr>
+        <w:t xml:space="preserve">Верен </w:t>
+      </w:r>
+      <w:proofErr w:type="spellStart"/>
+      <w:r>
+        <w:rPr>
+          <w:color w:val="EE0000"/>
+        </w:rPr>
+        <w:t>SeIected</w:t>
+      </w:r>
+      <w:proofErr w:type="spellEnd"/>
+      <w:r>
+        <w:rPr>
+          <w:color w:val="EE0000"/>
+        </w:rPr>
+        <w:t xml:space="preserve"> Answer: </w:t>
+      </w:r>
+      <w:r>
+        <w:rPr>
+          <w:color w:val="EE0000"/>
+          <w:lang w:val="bg-BG"/>
+        </w:rPr>
+        <w:t xml:space="preserve">следват менделов тип </w:t>
+      </w:r>
+      <w:r>
+        <w:rPr>
+          <w:color w:val="EE0000"/>
+          <w:lang w:val="bg-BG"/>
+        </w:rPr>
+        <w:t>на</w:t>
+      </w:r>
+      <w:r>
+        <w:rPr>
+          <w:color w:val="EE0000"/>
+          <w:lang w:val="bg-BG"/>
+        </w:rPr>
+        <w:t xml:space="preserve"> унаследяване</w:t>
+      </w:r>
+    </w:p>
+    <w:p>
+      <w:pPr>
+        <w:rPr>
+          <w:lang w:val="bg-BG"/>
+        </w:rPr>
+      </w:pPr>
+      <w:r>
+        <w:rPr>
+          <w:lang w:val="bg-BG"/>
+        </w:rPr>
+        <w:t xml:space="preserve">44. </w:t>
+      </w:r>
+      <w:r>
+        <w:rPr>
+          <w:lang w:val="bg-BG"/>
+        </w:rPr>
+        <w:t>Каква е причината за синдрома на Li-</w:t>
+      </w:r>
+      <w:r>
+        <w:rPr>
+          <w:lang w:val="bg-BG"/>
+        </w:rPr>
+        <w:t xml:space="preserve"> </w:t>
+      </w:r>
+      <w:r>
+        <w:rPr>
+          <w:lang w:val="bg-BG"/>
+        </w:rPr>
+        <w:t>Fraumeni?</w:t>
+      </w:r>
+    </w:p>
+    <w:p>
+      <w:pPr>
+        <w:pStyle w:val="ListParagraph"/>
+        <w:numPr>
+          <w:ilvl w:val="0"/>
+          <w:numId w:val="3"/>
+        </w:numPr>
+        <w:rPr>
+          <w:color w:val="EE0000"/>
+          <w:lang w:val="bg-BG"/>
+        </w:rPr>
+      </w:pPr>
+      <w:r>
+        <w:rPr>
+          <w:color w:val="EE0000"/>
+          <w:lang w:val="bg-BG"/>
+        </w:rPr>
+        <w:t xml:space="preserve">Верен </w:t>
+      </w:r>
+      <w:proofErr w:type="spellStart"/>
+      <w:r>
+        <w:rPr>
+          <w:color w:val="EE0000"/>
+        </w:rPr>
+        <w:t>SeIected</w:t>
+      </w:r>
+      <w:proofErr w:type="spellEnd"/>
+      <w:r>
+        <w:rPr>
+          <w:color w:val="EE0000"/>
+        </w:rPr>
+        <w:t xml:space="preserve"> Answer: </w:t>
+      </w:r>
+      <w:r>
+        <w:rPr>
+          <w:color w:val="EE0000"/>
+          <w:lang w:val="bg-BG"/>
+        </w:rPr>
+        <w:t xml:space="preserve"> унаследена мутация в ТР5З гена</w:t>
+      </w:r>
+    </w:p>
+    <w:p>
+      <w:pPr>
+        <w:rPr>
+          <w:lang w:val="bg-BG"/>
+        </w:rPr>
+      </w:pPr>
+      <w:r>
+        <w:rPr>
+          <w:lang w:val="bg-BG"/>
+        </w:rPr>
         <w:lastRenderedPageBreak/>
-        <w:t>Верен Selected Answer: Рядко наследствено заболяване, което се лекува чрез диета</w:t>
-      </w:r>
-    </w:p>
-    <w:p>
-      <w:pPr>
-        <w:rPr>
-          <w:lang w:val="bg-BG"/>
-        </w:rPr>
-      </w:pPr>
-      <w:r>
-        <w:rPr>
-          <w:lang w:val="bg-BG"/>
-        </w:rPr>
-        <w:t>32. Диагностичният процес при синдром на Marfan НЕ включва</w:t>
+        <w:t xml:space="preserve">45. </w:t>
+      </w:r>
+      <w:r>
+        <w:rPr>
+          <w:lang w:val="bg-BG"/>
+        </w:rPr>
+        <w:t>Кое от следните НЕ е типична</w:t>
+      </w:r>
+      <w:r>
+        <w:rPr>
+          <w:lang w:val="bg-BG"/>
+        </w:rPr>
+        <w:t xml:space="preserve"> </w:t>
+      </w:r>
+      <w:r>
+        <w:rPr>
+          <w:lang w:val="bg-BG"/>
+        </w:rPr>
+        <w:t>характеристика на наследствения рак</w:t>
+      </w:r>
+      <w:r>
+        <w:rPr>
+          <w:lang w:val="bg-BG"/>
+        </w:rPr>
+        <w:t xml:space="preserve"> </w:t>
+      </w:r>
+      <w:r>
+        <w:rPr>
+          <w:lang w:val="bg-BG"/>
+        </w:rPr>
+        <w:t>на гърдата?</w:t>
+      </w:r>
+      <w:r>
+        <w:rPr>
+          <w:lang w:val="bg-BG"/>
+        </w:rPr>
+        <w:t xml:space="preserve"> </w:t>
       </w:r>
     </w:p>
     <w:p>
@@ -1673,27 +2478,47 @@
           <w:color w:val="EE0000"/>
           <w:lang w:val="bg-BG"/>
         </w:rPr>
-        <w:t>Верен Selected Answer: Цитогенетичен анали</w:t>
-      </w:r>
-      <w:r>
-        <w:rPr>
-          <w:color w:val="EE0000"/>
-          <w:lang w:val="bg-BG"/>
-        </w:rPr>
-        <w:t>з</w:t>
-      </w:r>
-    </w:p>
-    <w:p>
-      <w:pPr>
-        <w:rPr>
-          <w:lang w:val="bg-BG"/>
-        </w:rPr>
-      </w:pPr>
-      <w:r>
-        <w:rPr>
-          <w:lang w:val="bg-BG"/>
-        </w:rPr>
-        <w:t>33. Брахицефалия, косо разположени очни цепки, епикант, приплеснат хеликс на ухо, късо вратле, са характерни дисморфични белези за:</w:t>
+        <w:t xml:space="preserve">Верен </w:t>
+      </w:r>
+      <w:proofErr w:type="spellStart"/>
+      <w:r>
+        <w:rPr>
+          <w:color w:val="EE0000"/>
+        </w:rPr>
+        <w:t>SeIected</w:t>
+      </w:r>
+      <w:proofErr w:type="spellEnd"/>
+      <w:r>
+        <w:rPr>
+          <w:color w:val="EE0000"/>
+        </w:rPr>
+        <w:t xml:space="preserve"> Answer: </w:t>
+      </w:r>
+      <w:r>
+        <w:rPr>
+          <w:color w:val="EE0000"/>
+          <w:lang w:val="bg-BG"/>
+        </w:rPr>
+        <w:t>Рискът за следващото поколение е равен на риска за общата популация.</w:t>
+      </w:r>
+    </w:p>
+    <w:p>
+      <w:pPr>
+        <w:rPr>
+          <w:lang w:val="bg-BG"/>
+        </w:rPr>
+      </w:pPr>
+      <w:r>
+        <w:rPr>
+          <w:lang w:val="bg-BG"/>
+        </w:rPr>
+        <w:t xml:space="preserve">46. </w:t>
+      </w:r>
+      <w:r>
+        <w:rPr>
+          <w:lang w:val="bg-BG"/>
+        </w:rPr>
+        <w:t>Алелна хетерогенност е:</w:t>
       </w:r>
     </w:p>
     <w:p>
@@ -1713,50 +2538,83 @@
           <w:color w:val="EE0000"/>
           <w:lang w:val="bg-BG"/>
         </w:rPr>
-        <w:t>Верен Selected Answer: синдром на Down</w:t>
-      </w:r>
-    </w:p>
-    <w:p>
-      <w:pPr>
-        <w:rPr>
-          <w:lang w:val="bg-BG"/>
-        </w:rPr>
-      </w:pPr>
-      <w:r>
-        <w:rPr>
-          <w:lang w:val="bg-BG"/>
-        </w:rPr>
-        <w:t xml:space="preserve">34. </w:t>
-      </w:r>
-      <w:r>
-        <w:rPr>
-          <w:lang w:val="bg-BG"/>
-        </w:rPr>
-        <w:t>Различната експресия на гена в</w:t>
-      </w:r>
-      <w:r>
-        <w:rPr>
-          <w:lang w:val="bg-BG"/>
-        </w:rPr>
-        <w:t xml:space="preserve"> </w:t>
-      </w:r>
-      <w:r>
-        <w:rPr>
-          <w:lang w:val="bg-BG"/>
-        </w:rPr>
-        <w:t>зависимост от родителския</w:t>
-      </w:r>
-      <w:r>
-        <w:rPr>
-          <w:lang w:val="bg-BG"/>
-        </w:rPr>
-        <w:t xml:space="preserve"> </w:t>
-      </w:r>
-      <w:r>
-        <w:rPr>
-          <w:lang w:val="bg-BG"/>
-        </w:rPr>
-        <w:t>произход се нарича:</w:t>
+        <w:t xml:space="preserve">Верен </w:t>
+      </w:r>
+      <w:proofErr w:type="spellStart"/>
+      <w:r>
+        <w:rPr>
+          <w:color w:val="EE0000"/>
+        </w:rPr>
+        <w:t>SeIected</w:t>
+      </w:r>
+      <w:proofErr w:type="spellEnd"/>
+      <w:r>
+        <w:rPr>
+          <w:color w:val="EE0000"/>
+        </w:rPr>
+        <w:t xml:space="preserve"> Answer: </w:t>
+      </w:r>
+      <w:r>
+        <w:rPr>
+          <w:color w:val="EE0000"/>
+          <w:lang w:val="bg-BG"/>
+        </w:rPr>
+        <w:t>различни мутации в даден ген са причина за появата на дадено състояние или заболяване</w:t>
+      </w:r>
+    </w:p>
+    <w:p>
+      <w:pPr>
+        <w:rPr>
+          <w:lang w:val="bg-BG"/>
+        </w:rPr>
+      </w:pPr>
+      <w:r>
+        <w:rPr>
+          <w:lang w:val="bg-BG"/>
+        </w:rPr>
+        <w:t xml:space="preserve">47. </w:t>
+      </w:r>
+      <w:r>
+        <w:rPr>
+          <w:lang w:val="bg-BG"/>
+        </w:rPr>
+        <w:t>Кое от следните</w:t>
+      </w:r>
+      <w:r>
+        <w:rPr>
+          <w:lang w:val="bg-BG"/>
+        </w:rPr>
+        <w:t xml:space="preserve"> </w:t>
+      </w:r>
+      <w:r>
+        <w:rPr>
+          <w:lang w:val="bg-BG"/>
+        </w:rPr>
+        <w:t>твърдения не е вярно по</w:t>
+      </w:r>
+      <w:r>
+        <w:rPr>
+          <w:lang w:val="bg-BG"/>
+        </w:rPr>
+        <w:t xml:space="preserve"> </w:t>
+      </w:r>
+      <w:r>
+        <w:rPr>
+          <w:lang w:val="bg-BG"/>
+        </w:rPr>
+        <w:t>отношение на</w:t>
+      </w:r>
+      <w:r>
+        <w:rPr>
+          <w:lang w:val="bg-BG"/>
+        </w:rPr>
+        <w:t xml:space="preserve"> </w:t>
+      </w:r>
+      <w:r>
+        <w:rPr>
+          <w:lang w:val="bg-BG"/>
+        </w:rPr>
+        <w:t>фенилкетонурията?</w:t>
       </w:r>
     </w:p>
     <w:p>
@@ -1776,20 +2634,59 @@
           <w:color w:val="EE0000"/>
           <w:lang w:val="bg-BG"/>
         </w:rPr>
-        <w:t>Верен Selected Answer: Геномен импринтинг</w:t>
-      </w:r>
-    </w:p>
-    <w:p>
-      <w:pPr>
-        <w:rPr>
-          <w:lang w:val="bg-BG"/>
-        </w:rPr>
-      </w:pPr>
-      <w:r>
-        <w:rPr>
-          <w:lang w:val="bg-BG"/>
-        </w:rPr>
-        <w:t xml:space="preserve">35. Кой от изброените по-долу кариотипи отговар на транслокационна форма на синдром на Патау? </w:t>
+        <w:t xml:space="preserve">Верен </w:t>
+      </w:r>
+      <w:proofErr w:type="spellStart"/>
+      <w:r>
+        <w:rPr>
+          <w:color w:val="EE0000"/>
+        </w:rPr>
+        <w:t>SeIected</w:t>
+      </w:r>
+      <w:proofErr w:type="spellEnd"/>
+      <w:r>
+        <w:rPr>
+          <w:color w:val="EE0000"/>
+        </w:rPr>
+        <w:t xml:space="preserve"> Answer: </w:t>
+      </w:r>
+      <w:r>
+        <w:rPr>
+          <w:color w:val="EE0000"/>
+          <w:lang w:val="bg-BG"/>
+        </w:rPr>
+        <w:t>То е автозомно доминантно заболяване</w:t>
+      </w:r>
+    </w:p>
+    <w:p>
+      <w:pPr>
+        <w:rPr>
+          <w:lang w:val="bg-BG"/>
+        </w:rPr>
+      </w:pPr>
+      <w:r>
+        <w:rPr>
+          <w:lang w:val="bg-BG"/>
+        </w:rPr>
+        <w:t xml:space="preserve">48. </w:t>
+      </w:r>
+      <w:r>
+        <w:rPr>
+          <w:lang w:val="bg-BG"/>
+        </w:rPr>
+        <w:t>FlSH е метод,</w:t>
+      </w:r>
+      <w:r>
+        <w:rPr>
+          <w:lang w:val="bg-BG"/>
+        </w:rPr>
+        <w:t xml:space="preserve"> </w:t>
+      </w:r>
+      <w:r>
+        <w:rPr>
+          <w:lang w:val="bg-BG"/>
+        </w:rPr>
+        <w:t>представляващ:</w:t>
       </w:r>
     </w:p>
     <w:p>
@@ -1809,20 +2706,59 @@
           <w:color w:val="EE0000"/>
           <w:lang w:val="bg-BG"/>
         </w:rPr>
-        <w:t>Верен SeIected Answer: 46, XX, der (13;14) (q10;q10),+13</w:t>
-      </w:r>
-    </w:p>
-    <w:p>
-      <w:pPr>
-        <w:rPr>
-          <w:lang w:val="bg-BG"/>
-        </w:rPr>
-      </w:pPr>
-      <w:r>
-        <w:rPr>
-          <w:lang w:val="bg-BG"/>
-        </w:rPr>
-        <w:t>36. Коя е най-честата причина за вродена надбъбречна хиперплазия?</w:t>
+        <w:t xml:space="preserve">Верен </w:t>
+      </w:r>
+      <w:proofErr w:type="spellStart"/>
+      <w:r>
+        <w:rPr>
+          <w:color w:val="EE0000"/>
+        </w:rPr>
+        <w:t>SeIected</w:t>
+      </w:r>
+      <w:proofErr w:type="spellEnd"/>
+      <w:r>
+        <w:rPr>
+          <w:color w:val="EE0000"/>
+        </w:rPr>
+        <w:t xml:space="preserve"> Answer: </w:t>
+      </w:r>
+      <w:r>
+        <w:rPr>
+          <w:color w:val="EE0000"/>
+          <w:lang w:val="bg-BG"/>
+        </w:rPr>
+        <w:t>хибридизация с комплементарна маркирана сонда и визуализация</w:t>
+      </w:r>
+    </w:p>
+    <w:p>
+      <w:pPr>
+        <w:rPr>
+          <w:lang w:val="bg-BG"/>
+        </w:rPr>
+      </w:pPr>
+      <w:r>
+        <w:rPr>
+          <w:lang w:val="bg-BG"/>
+        </w:rPr>
+        <w:t xml:space="preserve">49. </w:t>
+      </w:r>
+      <w:r>
+        <w:rPr>
+          <w:lang w:val="bg-BG"/>
+        </w:rPr>
+        <w:t>Посочете кое от изброените</w:t>
+      </w:r>
+      <w:r>
+        <w:rPr>
+          <w:lang w:val="bg-BG"/>
+        </w:rPr>
+        <w:t xml:space="preserve"> </w:t>
+      </w:r>
+      <w:r>
+        <w:rPr>
+          <w:lang w:val="bg-BG"/>
+        </w:rPr>
+        <w:t>заболявания се унаследява Х-свързано:</w:t>
       </w:r>
     </w:p>
     <w:p>
@@ -1842,20 +2778,60 @@
           <w:color w:val="EE0000"/>
           <w:lang w:val="bg-BG"/>
         </w:rPr>
-        <w:t>Верен SeIected Answer: Дефицит на 21- hydroxylase</w:t>
-      </w:r>
-    </w:p>
-    <w:p>
-      <w:pPr>
-        <w:rPr>
-          <w:lang w:val="bg-BG"/>
-        </w:rPr>
-      </w:pPr>
-      <w:r>
-        <w:rPr>
-          <w:lang w:val="bg-BG"/>
-        </w:rPr>
-        <w:t>37. Муковисцидозата се характеризира с:</w:t>
+        <w:t xml:space="preserve">Верен </w:t>
+      </w:r>
+      <w:proofErr w:type="spellStart"/>
+      <w:r>
+        <w:rPr>
+          <w:color w:val="EE0000"/>
+        </w:rPr>
+        <w:t>SeIected</w:t>
+      </w:r>
+      <w:proofErr w:type="spellEnd"/>
+      <w:r>
+        <w:rPr>
+          <w:color w:val="EE0000"/>
+        </w:rPr>
+        <w:t xml:space="preserve"> Answer: </w:t>
+      </w:r>
+      <w:r>
+        <w:rPr>
+          <w:color w:val="EE0000"/>
+          <w:lang w:val="bg-BG"/>
+        </w:rPr>
+        <w:t>Мускулна дистрофия тип Дюшен/Бекер</w:t>
+      </w:r>
+    </w:p>
+    <w:p>
+      <w:r>
+        <w:rPr>
+          <w:lang w:val="bg-BG"/>
+        </w:rPr>
+        <w:t xml:space="preserve">50. </w:t>
+      </w:r>
+      <w:proofErr w:type="spellStart"/>
+      <w:r>
+        <w:t>Синдромът</w:t>
+      </w:r>
+      <w:proofErr w:type="spellEnd"/>
+      <w:r>
+        <w:t xml:space="preserve"> на Прадер-</w:t>
+      </w:r>
+      <w:proofErr w:type="spellStart"/>
+      <w:r>
+        <w:t>Вили</w:t>
+      </w:r>
+      <w:proofErr w:type="spellEnd"/>
+      <w:r>
+        <w:t xml:space="preserve"> е в </w:t>
+      </w:r>
+      <w:proofErr w:type="spellStart"/>
+      <w:r>
+        <w:t>резултат</w:t>
+      </w:r>
+      <w:proofErr w:type="spellEnd"/>
+      <w:r>
+        <w:t xml:space="preserve"> на:</w:t>
       </w:r>
     </w:p>
     <w:p>
@@ -1867,40 +2843,138 @@
         </w:numPr>
         <w:rPr>
           <w:color w:val="EE0000"/>
-          <w:lang w:val="bg-BG"/>
-        </w:rPr>
-      </w:pPr>
-      <w:r>
-        <w:rPr>
-          <w:color w:val="EE0000"/>
-          <w:lang w:val="bg-BG"/>
-        </w:rPr>
-        <w:t>Верен Selected Answer: Алелна хетерогенност</w:t>
-      </w:r>
-    </w:p>
-    <w:p>
-      <w:pPr>
-        <w:rPr>
-          <w:lang w:val="bg-BG"/>
-        </w:rPr>
-      </w:pPr>
-      <w:r>
-        <w:rPr>
-          <w:lang w:val="bg-BG"/>
-        </w:rPr>
-        <w:t>3</w:t>
-      </w:r>
-      <w:r>
-        <w:rPr>
-          <w:lang w:val="bg-BG"/>
-        </w:rPr>
-        <w:t>8</w:t>
-      </w:r>
-      <w:r>
-        <w:rPr>
-          <w:lang w:val="bg-BG"/>
-        </w:rPr>
-        <w:t>. Синдромът на Marfan се характеризира с:</w:t>
+        </w:rPr>
+      </w:pPr>
+      <w:r>
+        <w:rPr>
+          <w:color w:val="EE0000"/>
+          <w:lang w:val="bg-BG"/>
+        </w:rPr>
+        <w:t xml:space="preserve">Верен </w:t>
+      </w:r>
+      <w:proofErr w:type="spellStart"/>
+      <w:r>
+        <w:rPr>
+          <w:color w:val="EE0000"/>
+        </w:rPr>
+        <w:t>SeIected</w:t>
+      </w:r>
+      <w:proofErr w:type="spellEnd"/>
+      <w:r>
+        <w:rPr>
+          <w:color w:val="EE0000"/>
+        </w:rPr>
+        <w:t xml:space="preserve"> Answer: </w:t>
+      </w:r>
+      <w:proofErr w:type="spellStart"/>
+      <w:r>
+        <w:rPr>
+          <w:color w:val="EE0000"/>
+        </w:rPr>
+        <w:t>делеция</w:t>
+      </w:r>
+      <w:proofErr w:type="spellEnd"/>
+      <w:r>
+        <w:rPr>
+          <w:color w:val="EE0000"/>
+        </w:rPr>
+        <w:t xml:space="preserve"> в </w:t>
+      </w:r>
+      <w:proofErr w:type="spellStart"/>
+      <w:r>
+        <w:rPr>
+          <w:color w:val="EE0000"/>
+        </w:rPr>
+        <w:t>бащината</w:t>
+      </w:r>
+      <w:proofErr w:type="spellEnd"/>
+      <w:r>
+        <w:rPr>
+          <w:color w:val="EE0000"/>
+        </w:rPr>
+        <w:t xml:space="preserve"> 15-</w:t>
+      </w:r>
+      <w:r>
+        <w:rPr>
+          <w:color w:val="EE0000"/>
+          <w:lang w:val="bg-BG"/>
+        </w:rPr>
+        <w:t xml:space="preserve"> </w:t>
+      </w:r>
+      <w:proofErr w:type="spellStart"/>
+      <w:r>
+        <w:rPr>
+          <w:color w:val="EE0000"/>
+        </w:rPr>
+        <w:t>хромозома</w:t>
+      </w:r>
+      <w:proofErr w:type="spellEnd"/>
+    </w:p>
+    <w:p>
+      <w:pPr>
+        <w:rPr>
+          <w:lang w:val="bg-BG"/>
+        </w:rPr>
+      </w:pPr>
+      <w:r>
+        <w:rPr>
+          <w:lang w:val="bg-BG"/>
+        </w:rPr>
+        <w:t xml:space="preserve">51. </w:t>
+      </w:r>
+      <w:r>
+        <w:rPr>
+          <w:lang w:val="bg-BG"/>
+        </w:rPr>
+        <w:t>Здрава жена, която има брат и</w:t>
+      </w:r>
+      <w:r>
+        <w:rPr>
+          <w:lang w:val="bg-BG"/>
+        </w:rPr>
+        <w:t xml:space="preserve"> </w:t>
+      </w:r>
+      <w:r>
+        <w:rPr>
+          <w:lang w:val="bg-BG"/>
+        </w:rPr>
+        <w:t>син със синдром на Чуплива Х</w:t>
+      </w:r>
+      <w:r>
+        <w:rPr>
+          <w:lang w:val="bg-BG"/>
+        </w:rPr>
+        <w:t xml:space="preserve"> </w:t>
+      </w:r>
+      <w:r>
+        <w:rPr>
+          <w:lang w:val="bg-BG"/>
+        </w:rPr>
+        <w:t>хромозома се интересува какъв е</w:t>
+      </w:r>
+      <w:r>
+        <w:rPr>
+          <w:lang w:val="bg-BG"/>
+        </w:rPr>
+        <w:t xml:space="preserve"> </w:t>
+      </w:r>
+      <w:r>
+        <w:rPr>
+          <w:lang w:val="bg-BG"/>
+        </w:rPr>
+        <w:t>рискът да има отново дете със</w:t>
+      </w:r>
+      <w:r>
+        <w:rPr>
+          <w:lang w:val="bg-BG"/>
+        </w:rPr>
+        <w:t xml:space="preserve"> </w:t>
+      </w:r>
+      <w:r>
+        <w:rPr>
+          <w:lang w:val="bg-BG"/>
+        </w:rPr>
+        <w:t>същото заболяване?</w:t>
       </w:r>
     </w:p>
     <w:p>
@@ -1911,69 +2985,99 @@
           <w:numId w:val="3"/>
         </w:numPr>
         <w:rPr>
-          <w:lang w:val="bg-BG"/>
-        </w:rPr>
-      </w:pPr>
-      <w:r>
-        <w:rPr>
-          <w:lang w:val="bg-BG"/>
-        </w:rPr>
-        <w:t>Верен Selected Answer: Плейотропен ефект</w:t>
-      </w:r>
-    </w:p>
-    <w:p>
-      <w:pPr>
-        <w:rPr>
-          <w:lang w:val="bg-BG"/>
-        </w:rPr>
-      </w:pPr>
-      <w:r>
-        <w:rPr>
-          <w:lang w:val="bg-BG"/>
-        </w:rPr>
-        <w:t>39</w:t>
-      </w:r>
-      <w:r>
-        <w:rPr>
-          <w:lang w:val="bg-BG"/>
-        </w:rPr>
-        <w:t xml:space="preserve">. </w:t>
-      </w:r>
-      <w:r>
-        <w:rPr>
-          <w:lang w:val="bg-BG"/>
-        </w:rPr>
-        <w:t>Какъв ензим се използва по време на PCR за</w:t>
-      </w:r>
-      <w:r>
-        <w:rPr>
-          <w:lang w:val="bg-BG"/>
-        </w:rPr>
-        <w:t xml:space="preserve"> </w:t>
-      </w:r>
-      <w:r>
-        <w:rPr>
-          <w:lang w:val="bg-BG"/>
-        </w:rPr>
-        <w:t>удължаване на праймерите върху матриците</w:t>
-      </w:r>
-      <w:r>
-        <w:rPr>
-          <w:lang w:val="bg-BG"/>
-        </w:rPr>
-        <w:t xml:space="preserve"> </w:t>
-      </w:r>
-      <w:r>
-        <w:rPr>
-          <w:lang w:val="bg-BG"/>
-        </w:rPr>
-        <w:t>от едноверижна Д</w:t>
-      </w:r>
-      <w:r>
-        <w:rPr>
-          <w:lang w:val="bg-BG"/>
-        </w:rPr>
-        <w:t>НК:</w:t>
+          <w:color w:val="EE0000"/>
+          <w:lang w:val="bg-BG"/>
+        </w:rPr>
+      </w:pPr>
+      <w:r>
+        <w:rPr>
+          <w:color w:val="EE0000"/>
+          <w:lang w:val="bg-BG"/>
+        </w:rPr>
+        <w:t xml:space="preserve">Верен </w:t>
+      </w:r>
+      <w:proofErr w:type="spellStart"/>
+      <w:r>
+        <w:rPr>
+          <w:color w:val="EE0000"/>
+        </w:rPr>
+        <w:t>SeIected</w:t>
+      </w:r>
+      <w:proofErr w:type="spellEnd"/>
+      <w:r>
+        <w:rPr>
+          <w:color w:val="EE0000"/>
+        </w:rPr>
+        <w:t xml:space="preserve"> Answer: </w:t>
+      </w:r>
+      <w:r>
+        <w:rPr>
+          <w:color w:val="EE0000"/>
+          <w:lang w:val="bg-BG"/>
+        </w:rPr>
+        <w:t>50% риск за болни момчета</w:t>
+      </w:r>
+    </w:p>
+    <w:p>
+      <w:pPr>
+        <w:rPr>
+          <w:lang w:val="bg-BG"/>
+        </w:rPr>
+      </w:pPr>
+      <w:r>
+        <w:rPr>
+          <w:lang w:val="bg-BG"/>
+        </w:rPr>
+        <w:t xml:space="preserve">52. </w:t>
+      </w:r>
+      <w:r>
+        <w:rPr>
+          <w:lang w:val="bg-BG"/>
+        </w:rPr>
+        <w:t>Кой от изброените типове на</w:t>
+      </w:r>
+      <w:r>
+        <w:rPr>
+          <w:lang w:val="bg-BG"/>
+        </w:rPr>
+        <w:t xml:space="preserve"> </w:t>
+      </w:r>
+      <w:r>
+        <w:rPr>
+          <w:lang w:val="bg-BG"/>
+        </w:rPr>
+        <w:t>унаследяване е предимно</w:t>
+      </w:r>
+      <w:r>
+        <w:rPr>
+          <w:lang w:val="bg-BG"/>
+        </w:rPr>
+        <w:t xml:space="preserve"> </w:t>
+      </w:r>
+      <w:r>
+        <w:rPr>
+          <w:lang w:val="bg-BG"/>
+        </w:rPr>
+        <w:t>характерен за лизозомните</w:t>
+      </w:r>
+    </w:p>
+    <w:p>
+      <w:pPr>
+        <w:rPr>
+          <w:lang w:val="bg-BG"/>
+        </w:rPr>
+      </w:pPr>
+      <w:r>
+        <w:rPr>
+          <w:lang w:val="bg-BG"/>
+        </w:rPr>
+        <w:t>болести?</w:t>
+      </w:r>
+      <w:r>
+        <w:rPr>
+          <w:lang w:val="bg-BG"/>
+        </w:rPr>
+        <w:t xml:space="preserve"> </w:t>
       </w:r>
     </w:p>
     <w:p>
@@ -1993,77 +3097,85 @@
           <w:color w:val="EE0000"/>
           <w:lang w:val="bg-BG"/>
         </w:rPr>
-        <w:t>Верен</w:t>
-      </w:r>
-      <w:r>
-        <w:rPr>
-          <w:color w:val="EE0000"/>
-          <w:lang w:val="bg-BG"/>
-        </w:rPr>
-        <w:t xml:space="preserve"> </w:t>
-      </w:r>
-      <w:r>
-        <w:rPr>
-          <w:color w:val="EE0000"/>
-          <w:lang w:val="bg-BG"/>
-        </w:rPr>
-        <w:t xml:space="preserve">Selected Answer: </w:t>
-      </w:r>
-      <w:r>
-        <w:rPr>
-          <w:color w:val="EE0000"/>
-          <w:lang w:val="bg-BG"/>
-        </w:rPr>
-        <w:t>ДНК полимераза</w:t>
-      </w:r>
-    </w:p>
-    <w:p>
-      <w:pPr>
-        <w:rPr>
-          <w:lang w:val="bg-BG"/>
-        </w:rPr>
-      </w:pPr>
-      <w:r>
-        <w:rPr>
-          <w:lang w:val="bg-BG"/>
-        </w:rPr>
-        <w:t>40</w:t>
-      </w:r>
-      <w:r>
-        <w:rPr>
-          <w:lang w:val="bg-BG"/>
-        </w:rPr>
-        <w:t>. Р</w:t>
-      </w:r>
-      <w:r>
-        <w:rPr>
-          <w:lang w:val="bg-BG"/>
-        </w:rPr>
-        <w:t>искът двама здрави хетерозиготи да имат</w:t>
-      </w:r>
-      <w:r>
-        <w:rPr>
-          <w:lang w:val="bg-BG"/>
-        </w:rPr>
-        <w:t xml:space="preserve"> </w:t>
-      </w:r>
-      <w:r>
-        <w:rPr>
-          <w:lang w:val="bg-BG"/>
-        </w:rPr>
-        <w:t>болно дете е 25%. За кой тип на унаследяване</w:t>
-      </w:r>
-      <w:r>
-        <w:rPr>
-          <w:lang w:val="bg-BG"/>
-        </w:rPr>
-        <w:t xml:space="preserve"> </w:t>
-      </w:r>
-      <w:r>
-        <w:rPr>
-          <w:lang w:val="bg-BG"/>
-        </w:rPr>
-        <w:t>се отнася това твърдение?</w:t>
+        <w:t xml:space="preserve">Верен </w:t>
+      </w:r>
+      <w:proofErr w:type="spellStart"/>
+      <w:r>
+        <w:rPr>
+          <w:color w:val="EE0000"/>
+        </w:rPr>
+        <w:t>SeIected</w:t>
+      </w:r>
+      <w:proofErr w:type="spellEnd"/>
+      <w:r>
+        <w:rPr>
+          <w:color w:val="EE0000"/>
+        </w:rPr>
+        <w:t xml:space="preserve"> Answer: </w:t>
+      </w:r>
+      <w:r>
+        <w:rPr>
+          <w:color w:val="EE0000"/>
+          <w:lang w:val="bg-BG"/>
+        </w:rPr>
+        <w:t>автозомно-рецесиве</w:t>
+      </w:r>
+      <w:r>
+        <w:rPr>
+          <w:color w:val="EE0000"/>
+          <w:lang w:val="bg-BG"/>
+        </w:rPr>
+        <w:t>н</w:t>
+      </w:r>
+      <w:r>
+        <w:rPr>
+          <w:color w:val="EE0000"/>
+          <w:lang w:val="bg-BG"/>
+        </w:rPr>
+        <w:t xml:space="preserve"> тип</w:t>
+      </w:r>
+    </w:p>
+    <w:p>
+      <w:pPr>
+        <w:rPr>
+          <w:lang w:val="bg-BG"/>
+        </w:rPr>
+      </w:pPr>
+      <w:r>
+        <w:rPr>
+          <w:lang w:val="bg-BG"/>
+        </w:rPr>
+        <w:t xml:space="preserve">53. </w:t>
+      </w:r>
+      <w:r>
+        <w:rPr>
+          <w:lang w:val="bg-BG"/>
+        </w:rPr>
+        <w:t>При наличие на Фактор V Лайден</w:t>
+      </w:r>
+      <w:r>
+        <w:rPr>
+          <w:lang w:val="bg-BG"/>
+        </w:rPr>
+        <w:t xml:space="preserve"> </w:t>
+      </w:r>
+      <w:r>
+        <w:rPr>
+          <w:lang w:val="bg-BG"/>
+        </w:rPr>
+        <w:t>мутация се наблюдава</w:t>
+      </w:r>
+      <w:r>
+        <w:rPr>
+          <w:lang w:val="bg-BG"/>
+        </w:rPr>
+        <w:t xml:space="preserve"> </w:t>
+      </w:r>
+      <w:r>
+        <w:rPr>
+          <w:lang w:val="bg-BG"/>
+        </w:rPr>
+        <w:t>предразположение към:</w:t>
       </w:r>
     </w:p>
     <w:p>
@@ -2078,6 +3190,7 @@
           <w:lang w:val="bg-BG"/>
         </w:rPr>
       </w:pPr>
+      <w:bookmarkStart w:id="0" w:name="_Hlk213257007"/>
       <w:r>
         <w:rPr>
           <w:color w:val="EE0000"/>
@@ -2104,302 +3217,334 @@
           <w:color w:val="EE0000"/>
           <w:lang w:val="bg-BG"/>
         </w:rPr>
-        <w:t xml:space="preserve"> Автозомно-рецесивно</w:t>
-      </w:r>
-    </w:p>
-    <w:p>
-      <w:r>
-        <w:t xml:space="preserve">41. </w:t>
+        <w:t xml:space="preserve"> </w:t>
+      </w:r>
+      <w:bookmarkEnd w:id="0"/>
+      <w:r>
+        <w:rPr>
+          <w:color w:val="EE0000"/>
+          <w:lang w:val="bg-BG"/>
+        </w:rPr>
+        <w:t>Повтарящи се спонтанни аборти</w:t>
+      </w:r>
+    </w:p>
+    <w:p>
+      <w:pPr>
+        <w:rPr>
+          <w:lang w:val="bg-BG"/>
+        </w:rPr>
+      </w:pPr>
+      <w:r>
+        <w:rPr>
+          <w:lang w:val="bg-BG"/>
+        </w:rPr>
+        <w:t xml:space="preserve">54. </w:t>
+      </w:r>
+      <w:r>
+        <w:rPr>
+          <w:lang w:val="bg-BG"/>
+        </w:rPr>
+        <w:t>Каква е мутацията, водеща до</w:t>
+      </w:r>
+      <w:r>
+        <w:rPr>
+          <w:lang w:val="bg-BG"/>
+        </w:rPr>
+        <w:t xml:space="preserve"> </w:t>
+      </w:r>
+      <w:r>
+        <w:rPr>
+          <w:lang w:val="bg-BG"/>
+        </w:rPr>
+        <w:t>проявата на</w:t>
+      </w:r>
+      <w:r>
+        <w:rPr>
+          <w:lang w:val="bg-BG"/>
+        </w:rPr>
+        <w:t xml:space="preserve"> </w:t>
+      </w:r>
+      <w:r>
+        <w:rPr>
+          <w:lang w:val="bg-BG"/>
+        </w:rPr>
+        <w:t>Трихоринофалангиалния</w:t>
+      </w:r>
+      <w:r>
+        <w:rPr>
+          <w:lang w:val="bg-BG"/>
+        </w:rPr>
+        <w:t xml:space="preserve"> </w:t>
+      </w:r>
+      <w:r>
+        <w:rPr>
+          <w:lang w:val="bg-BG"/>
+        </w:rPr>
+        <w:t>синдром тип 2?</w:t>
+      </w:r>
+    </w:p>
+    <w:p>
+      <w:pPr>
+        <w:pStyle w:val="ListParagraph"/>
+        <w:numPr>
+          <w:ilvl w:val="0"/>
+          <w:numId w:val="3"/>
+        </w:numPr>
+        <w:rPr>
+          <w:color w:val="EE0000"/>
+          <w:lang w:val="bg-BG"/>
+        </w:rPr>
+      </w:pPr>
+      <w:r>
+        <w:rPr>
+          <w:color w:val="EE0000"/>
+          <w:lang w:val="bg-BG"/>
+        </w:rPr>
+        <w:t xml:space="preserve">Верен </w:t>
       </w:r>
       <w:proofErr w:type="spellStart"/>
       <w:r>
-        <w:t>Методът</w:t>
+        <w:rPr>
+          <w:color w:val="EE0000"/>
+        </w:rPr>
+        <w:t>SeIected</w:t>
       </w:r>
       <w:proofErr w:type="spellEnd"/>
       <w:r>
-        <w:t xml:space="preserve"> </w:t>
+        <w:rPr>
+          <w:color w:val="EE0000"/>
+        </w:rPr>
+        <w:t xml:space="preserve"> Answer:</w:t>
+      </w:r>
+      <w:r>
+        <w:rPr>
+          <w:color w:val="EE0000"/>
+          <w:lang w:val="bg-BG"/>
+        </w:rPr>
+        <w:t xml:space="preserve"> Микроделеция</w:t>
+      </w:r>
+    </w:p>
+    <w:p>
+      <w:pPr>
+        <w:rPr>
+          <w:lang w:val="bg-BG"/>
+        </w:rPr>
+      </w:pPr>
+      <w:r>
+        <w:rPr>
+          <w:lang w:val="bg-BG"/>
+        </w:rPr>
+        <w:t xml:space="preserve">55. </w:t>
+      </w:r>
+      <w:r>
+        <w:rPr>
+          <w:lang w:val="bg-BG"/>
+        </w:rPr>
+        <w:t>Мутация, която води до</w:t>
+      </w:r>
+      <w:r>
+        <w:rPr>
+          <w:lang w:val="bg-BG"/>
+        </w:rPr>
+        <w:t xml:space="preserve"> </w:t>
+      </w:r>
+      <w:r>
+        <w:rPr>
+          <w:lang w:val="bg-BG"/>
+        </w:rPr>
+        <w:t>заместване на една</w:t>
+      </w:r>
+      <w:r>
+        <w:rPr>
+          <w:lang w:val="bg-BG"/>
+        </w:rPr>
+        <w:t xml:space="preserve"> </w:t>
+      </w:r>
+      <w:r>
+        <w:rPr>
+          <w:lang w:val="bg-BG"/>
+        </w:rPr>
+        <w:t>аминокиселина с друга в</w:t>
+      </w:r>
+      <w:r>
+        <w:rPr>
+          <w:lang w:val="bg-BG"/>
+        </w:rPr>
+        <w:t xml:space="preserve"> </w:t>
+      </w:r>
+      <w:r>
+        <w:rPr>
+          <w:lang w:val="bg-BG"/>
+        </w:rPr>
+        <w:t>протеина, се нарича:</w:t>
+      </w:r>
+    </w:p>
+    <w:p>
+      <w:pPr>
+        <w:pStyle w:val="ListParagraph"/>
+        <w:numPr>
+          <w:ilvl w:val="0"/>
+          <w:numId w:val="3"/>
+        </w:numPr>
+        <w:rPr>
+          <w:color w:val="EE0000"/>
+          <w:lang w:val="bg-BG"/>
+        </w:rPr>
+      </w:pPr>
+      <w:r>
+        <w:rPr>
+          <w:color w:val="EE0000"/>
+          <w:lang w:val="bg-BG"/>
+        </w:rPr>
+        <w:t xml:space="preserve">Верен </w:t>
       </w:r>
       <w:proofErr w:type="spellStart"/>
       <w:r>
-        <w:t>FlSH</w:t>
+        <w:rPr>
+          <w:color w:val="EE0000"/>
+        </w:rPr>
+        <w:t>SeIected</w:t>
       </w:r>
       <w:proofErr w:type="spellEnd"/>
       <w:r>
-        <w:t xml:space="preserve"> в </w:t>
+        <w:rPr>
+          <w:color w:val="EE0000"/>
+        </w:rPr>
+        <w:t xml:space="preserve"> Answer:</w:t>
+      </w:r>
+      <w:r>
+        <w:rPr>
+          <w:color w:val="EE0000"/>
+          <w:lang w:val="bg-BG"/>
+        </w:rPr>
+        <w:t xml:space="preserve"> Миссенс мутация</w:t>
+      </w:r>
+    </w:p>
+    <w:p>
+      <w:pPr>
+        <w:rPr>
+          <w:lang w:val="bg-BG"/>
+        </w:rPr>
+      </w:pPr>
+      <w:r>
+        <w:rPr>
+          <w:lang w:val="bg-BG"/>
+        </w:rPr>
+        <w:t xml:space="preserve">56. </w:t>
+      </w:r>
+      <w:r>
+        <w:rPr>
+          <w:lang w:val="bg-BG"/>
+        </w:rPr>
+        <w:t>Кое от следните вродени</w:t>
+      </w:r>
+      <w:r>
+        <w:rPr>
+          <w:lang w:val="bg-BG"/>
+        </w:rPr>
+        <w:t xml:space="preserve"> </w:t>
+      </w:r>
+      <w:r>
+        <w:rPr>
+          <w:lang w:val="bg-BG"/>
+        </w:rPr>
+        <w:t>заболявания се характеризира с</w:t>
+      </w:r>
+      <w:r>
+        <w:rPr>
+          <w:lang w:val="bg-BG"/>
+        </w:rPr>
+        <w:t xml:space="preserve"> </w:t>
+      </w:r>
+      <w:r>
+        <w:rPr>
+          <w:lang w:val="bg-BG"/>
+        </w:rPr>
+        <w:t>висок ръст, хипогонадизъм и</w:t>
+      </w:r>
+      <w:r>
+        <w:rPr>
+          <w:lang w:val="bg-BG"/>
+        </w:rPr>
+        <w:t xml:space="preserve"> </w:t>
+      </w:r>
+      <w:r>
+        <w:rPr>
+          <w:lang w:val="bg-BG"/>
+        </w:rPr>
+        <w:t>азооспермия?</w:t>
+      </w:r>
+    </w:p>
+    <w:p>
+      <w:pPr>
+        <w:pStyle w:val="ListParagraph"/>
+        <w:numPr>
+          <w:ilvl w:val="0"/>
+          <w:numId w:val="3"/>
+        </w:numPr>
+        <w:rPr>
+          <w:color w:val="EE0000"/>
+          <w:lang w:val="bg-BG"/>
+        </w:rPr>
+      </w:pPr>
+      <w:r>
+        <w:rPr>
+          <w:color w:val="EE0000"/>
+          <w:lang w:val="bg-BG"/>
+        </w:rPr>
+        <w:t xml:space="preserve">Верен </w:t>
       </w:r>
       <w:proofErr w:type="spellStart"/>
       <w:r>
-        <w:t>класическата</w:t>
+        <w:rPr>
+          <w:color w:val="EE0000"/>
+        </w:rPr>
+        <w:t>SeIected</w:t>
       </w:r>
       <w:proofErr w:type="spellEnd"/>
       <w:r>
-        <w:t xml:space="preserve"> </w:t>
-      </w:r>
-      <w:proofErr w:type="spellStart"/>
-      <w:r>
-        <w:t>си</w:t>
-      </w:r>
-      <w:proofErr w:type="spellEnd"/>
-      <w:r>
-        <w:t xml:space="preserve"> </w:t>
-      </w:r>
-      <w:proofErr w:type="spellStart"/>
-      <w:r>
-        <w:t>форма</w:t>
-      </w:r>
-      <w:proofErr w:type="spellEnd"/>
-      <w:r>
-        <w:t xml:space="preserve"> </w:t>
-      </w:r>
-      <w:proofErr w:type="spellStart"/>
-      <w:r>
-        <w:t>позволява</w:t>
-      </w:r>
-      <w:proofErr w:type="spellEnd"/>
-      <w:r>
-        <w:t>:</w:t>
-      </w:r>
-    </w:p>
-    <w:p>
-      <w:pPr>
-        <w:pStyle w:val="ListParagraph"/>
-        <w:numPr>
-          <w:ilvl w:val="0"/>
-          <w:numId w:val="3"/>
-        </w:numPr>
-        <w:rPr>
-          <w:color w:val="EE0000"/>
-        </w:rPr>
-      </w:pPr>
-      <w:r>
-        <w:rPr>
-          <w:color w:val="EE0000"/>
-          <w:lang w:val="bg-BG"/>
-        </w:rPr>
-        <w:t>Верен Selected Answer</w:t>
-      </w:r>
-      <w:r>
-        <w:rPr>
-          <w:color w:val="EE0000"/>
-        </w:rPr>
-        <w:t xml:space="preserve">: </w:t>
-      </w:r>
-      <w:proofErr w:type="spellStart"/>
-      <w:r>
-        <w:rPr>
-          <w:color w:val="EE0000"/>
-        </w:rPr>
-        <w:t>Установяването</w:t>
-      </w:r>
-      <w:proofErr w:type="spellEnd"/>
-      <w:r>
-        <w:rPr>
-          <w:color w:val="EE0000"/>
-        </w:rPr>
-        <w:t xml:space="preserve"> на </w:t>
-      </w:r>
-      <w:proofErr w:type="spellStart"/>
-      <w:r>
-        <w:rPr>
-          <w:color w:val="EE0000"/>
-        </w:rPr>
-        <w:t>микроделеции</w:t>
-      </w:r>
-      <w:proofErr w:type="spellEnd"/>
-    </w:p>
-    <w:p>
-      <w:r>
-        <w:t xml:space="preserve">42. </w:t>
-      </w:r>
-      <w:proofErr w:type="spellStart"/>
-      <w:r>
-        <w:t>Таласемия</w:t>
-      </w:r>
-      <w:proofErr w:type="spellEnd"/>
-      <w:r>
-        <w:t xml:space="preserve"> </w:t>
-      </w:r>
-      <w:proofErr w:type="spellStart"/>
-      <w:r>
-        <w:t>майор</w:t>
-      </w:r>
-      <w:proofErr w:type="spellEnd"/>
-      <w:r>
-        <w:t xml:space="preserve"> (</w:t>
-      </w:r>
-      <w:proofErr w:type="spellStart"/>
-      <w:r>
-        <w:t>Анемия</w:t>
-      </w:r>
-      <w:proofErr w:type="spellEnd"/>
-      <w:r>
-        <w:t xml:space="preserve"> на Куули) се </w:t>
-      </w:r>
-      <w:proofErr w:type="spellStart"/>
-      <w:r>
-        <w:t>унаследява</w:t>
-      </w:r>
-      <w:proofErr w:type="spellEnd"/>
-      <w:r>
-        <w:t>:</w:t>
-      </w:r>
-    </w:p>
-    <w:p>
-      <w:pPr>
-        <w:pStyle w:val="ListParagraph"/>
-        <w:numPr>
-          <w:ilvl w:val="0"/>
-          <w:numId w:val="3"/>
-        </w:numPr>
-        <w:rPr>
-          <w:color w:val="EE0000"/>
-        </w:rPr>
-      </w:pPr>
-      <w:r>
-        <w:rPr>
-          <w:color w:val="EE0000"/>
-          <w:lang w:val="bg-BG"/>
-        </w:rPr>
-        <w:t xml:space="preserve">Верен </w:t>
-      </w:r>
-      <w:proofErr w:type="spellStart"/>
-      <w:r>
-        <w:rPr>
-          <w:color w:val="EE0000"/>
-        </w:rPr>
-        <w:t>SeIected</w:t>
-      </w:r>
-      <w:proofErr w:type="spellEnd"/>
-      <w:r>
-        <w:rPr>
-          <w:color w:val="EE0000"/>
-        </w:rPr>
-        <w:t xml:space="preserve"> Answer: </w:t>
-      </w:r>
-      <w:proofErr w:type="spellStart"/>
-      <w:r>
-        <w:rPr>
-          <w:color w:val="EE0000"/>
-        </w:rPr>
-        <w:t>Автозомно-рецесивно</w:t>
-      </w:r>
-      <w:proofErr w:type="spellEnd"/>
-    </w:p>
-    <w:p>
-      <w:pPr>
-        <w:rPr>
-          <w:lang w:val="bg-BG"/>
-        </w:rPr>
-      </w:pPr>
-      <w:r>
-        <w:rPr>
-          <w:lang w:val="bg-BG"/>
-        </w:rPr>
-        <w:t xml:space="preserve">43. </w:t>
-      </w:r>
-      <w:r>
-        <w:rPr>
-          <w:lang w:val="bg-BG"/>
-        </w:rPr>
-        <w:t>За митохондриалните</w:t>
-      </w:r>
-      <w:r>
-        <w:rPr>
-          <w:lang w:val="bg-BG"/>
-        </w:rPr>
-        <w:t xml:space="preserve"> </w:t>
-      </w:r>
-      <w:r>
-        <w:rPr>
-          <w:lang w:val="bg-BG"/>
-        </w:rPr>
-        <w:t>заболявания НЕ е вярно че:</w:t>
-      </w:r>
-    </w:p>
-    <w:p>
-      <w:pPr>
-        <w:pStyle w:val="ListParagraph"/>
-        <w:numPr>
-          <w:ilvl w:val="0"/>
-          <w:numId w:val="3"/>
-        </w:numPr>
-        <w:rPr>
-          <w:color w:val="EE0000"/>
-          <w:lang w:val="bg-BG"/>
-        </w:rPr>
-      </w:pPr>
-      <w:r>
-        <w:rPr>
-          <w:color w:val="EE0000"/>
-          <w:lang w:val="bg-BG"/>
-        </w:rPr>
-        <w:t xml:space="preserve">Верен </w:t>
-      </w:r>
-      <w:proofErr w:type="spellStart"/>
-      <w:r>
-        <w:rPr>
-          <w:color w:val="EE0000"/>
-        </w:rPr>
-        <w:t>SeIected</w:t>
-      </w:r>
-      <w:proofErr w:type="spellEnd"/>
-      <w:r>
-        <w:rPr>
-          <w:color w:val="EE0000"/>
-        </w:rPr>
-        <w:t xml:space="preserve"> Answer: </w:t>
-      </w:r>
-      <w:r>
-        <w:rPr>
-          <w:color w:val="EE0000"/>
-          <w:lang w:val="bg-BG"/>
-        </w:rPr>
-        <w:t xml:space="preserve">следват менделов тип </w:t>
-      </w:r>
-      <w:r>
-        <w:rPr>
-          <w:color w:val="EE0000"/>
-          <w:lang w:val="bg-BG"/>
-        </w:rPr>
-        <w:t>на</w:t>
-      </w:r>
-      <w:r>
-        <w:rPr>
-          <w:color w:val="EE0000"/>
-          <w:lang w:val="bg-BG"/>
-        </w:rPr>
-        <w:t xml:space="preserve"> унаследяване</w:t>
-      </w:r>
-    </w:p>
-    <w:p>
-      <w:pPr>
-        <w:rPr>
-          <w:lang w:val="bg-BG"/>
-        </w:rPr>
-      </w:pPr>
-      <w:r>
-        <w:rPr>
-          <w:lang w:val="bg-BG"/>
-        </w:rPr>
-        <w:t xml:space="preserve">44. </w:t>
-      </w:r>
-      <w:r>
-        <w:rPr>
-          <w:lang w:val="bg-BG"/>
-        </w:rPr>
-        <w:t>Каква е причината за синдрома на Li-</w:t>
-      </w:r>
-      <w:r>
-        <w:rPr>
-          <w:lang w:val="bg-BG"/>
-        </w:rPr>
-        <w:t xml:space="preserve"> </w:t>
-      </w:r>
-      <w:r>
-        <w:rPr>
-          <w:lang w:val="bg-BG"/>
-        </w:rPr>
-        <w:t>Fraumeni?</w:t>
+        <w:rPr>
+          <w:color w:val="EE0000"/>
+        </w:rPr>
+        <w:t xml:space="preserve"> Answer:</w:t>
+      </w:r>
+      <w:r>
+        <w:rPr>
+          <w:color w:val="EE0000"/>
+          <w:lang w:val="bg-BG"/>
+        </w:rPr>
+        <w:t xml:space="preserve"> ХХУ синдром</w:t>
+      </w:r>
+    </w:p>
+    <w:p>
+      <w:pPr>
+        <w:rPr>
+          <w:lang w:val="bg-BG"/>
+        </w:rPr>
+      </w:pPr>
+      <w:r>
+        <w:rPr>
+          <w:lang w:val="bg-BG"/>
+        </w:rPr>
+        <w:t xml:space="preserve">57. </w:t>
+      </w:r>
+      <w:r>
+        <w:rPr>
+          <w:lang w:val="bg-BG"/>
+        </w:rPr>
+        <w:t>От приблизително колко гена се</w:t>
+      </w:r>
+      <w:r>
+        <w:rPr>
+          <w:lang w:val="bg-BG"/>
+        </w:rPr>
+        <w:t xml:space="preserve"> </w:t>
+      </w:r>
+      <w:r>
+        <w:rPr>
+          <w:lang w:val="bg-BG"/>
+        </w:rPr>
+        <w:t>състои човешкият геном?</w:t>
       </w:r>
     </w:p>
     <w:p>
@@ -2441,56 +3586,50 @@
           <w:color w:val="EE0000"/>
           <w:lang w:val="bg-BG"/>
         </w:rPr>
-        <w:t xml:space="preserve"> унаследена мутация в ТР5З гена</w:t>
-      </w:r>
-    </w:p>
-    <w:p>
-      <w:pPr>
-        <w:rPr>
-          <w:lang w:val="bg-BG"/>
-        </w:rPr>
-      </w:pPr>
-      <w:r>
-        <w:rPr>
-          <w:lang w:val="bg-BG"/>
-        </w:rPr>
-        <w:t xml:space="preserve">45. </w:t>
-      </w:r>
-      <w:r>
-        <w:rPr>
-          <w:lang w:val="bg-BG"/>
-        </w:rPr>
-        <w:t>Кое от следните НЕ е типична</w:t>
-      </w:r>
-      <w:r>
-        <w:rPr>
-          <w:lang w:val="bg-BG"/>
-        </w:rPr>
-        <w:t xml:space="preserve"> </w:t>
-      </w:r>
-      <w:r>
-        <w:rPr>
-          <w:lang w:val="bg-BG"/>
-        </w:rPr>
-        <w:t>характеристика на наследствения рак</w:t>
-      </w:r>
-      <w:r>
-        <w:rPr>
-          <w:lang w:val="bg-BG"/>
-        </w:rPr>
-        <w:t xml:space="preserve"> </w:t>
-      </w:r>
-      <w:r>
-        <w:rPr>
-          <w:lang w:val="bg-BG"/>
-        </w:rPr>
-        <w:t>на гърдата?</w:t>
-      </w:r>
-      <w:r>
-        <w:rPr>
-          <w:lang w:val="bg-BG"/>
-        </w:rPr>
-        <w:t xml:space="preserve"> </w:t>
+        <w:t>около 20 000 гена</w:t>
+      </w:r>
+    </w:p>
+    <w:p>
+      <w:pPr>
+        <w:rPr>
+          <w:lang w:val="bg-BG"/>
+        </w:rPr>
+      </w:pPr>
+      <w:r>
+        <w:rPr>
+          <w:lang w:val="bg-BG"/>
+        </w:rPr>
+        <w:t xml:space="preserve">58. </w:t>
+      </w:r>
+      <w:r>
+        <w:rPr>
+          <w:lang w:val="bg-BG"/>
+        </w:rPr>
+        <w:t>Фенотипната изява при</w:t>
+      </w:r>
+      <w:r>
+        <w:rPr>
+          <w:lang w:val="bg-BG"/>
+        </w:rPr>
+        <w:t xml:space="preserve"> </w:t>
+      </w:r>
+      <w:r>
+        <w:rPr>
+          <w:lang w:val="bg-BG"/>
+        </w:rPr>
+        <w:t>синдром на Марфан се</w:t>
+      </w:r>
+      <w:r>
+        <w:rPr>
+          <w:lang w:val="bg-BG"/>
+        </w:rPr>
+        <w:t xml:space="preserve"> </w:t>
+      </w:r>
+      <w:r>
+        <w:rPr>
+          <w:lang w:val="bg-BG"/>
+        </w:rPr>
+        <w:t>характеризира с:</w:t>
       </w:r>
     </w:p>
     <w:p>
@@ -2531,26 +3670,50 @@
           <w:color w:val="EE0000"/>
           <w:lang w:val="bg-BG"/>
         </w:rPr>
-        <w:t>Рискът за следващото поколение е равен на риска за общата популация.</w:t>
-      </w:r>
-    </w:p>
-    <w:p>
-      <w:pPr>
-        <w:rPr>
-          <w:lang w:val="bg-BG"/>
-        </w:rPr>
-      </w:pPr>
-      <w:r>
-        <w:rPr>
-          <w:lang w:val="bg-BG"/>
-        </w:rPr>
-        <w:t xml:space="preserve">46. </w:t>
-      </w:r>
-      <w:r>
-        <w:rPr>
-          <w:lang w:val="bg-BG"/>
-        </w:rPr>
-        <w:t>Алелна хетерогенност е:</w:t>
+        <w:t>Трудно прогнозиране поради вариабилната експресивност</w:t>
+      </w:r>
+    </w:p>
+    <w:p>
+      <w:pPr>
+        <w:rPr>
+          <w:lang w:val="bg-BG"/>
+        </w:rPr>
+      </w:pPr>
+      <w:r>
+        <w:rPr>
+          <w:lang w:val="bg-BG"/>
+        </w:rPr>
+        <w:t xml:space="preserve">59. </w:t>
+      </w:r>
+      <w:r>
+        <w:rPr>
+          <w:lang w:val="bg-BG"/>
+        </w:rPr>
+        <w:t>Кое от изброените може да е</w:t>
+      </w:r>
+      <w:r>
+        <w:rPr>
+          <w:lang w:val="bg-BG"/>
+        </w:rPr>
+        <w:t xml:space="preserve"> </w:t>
+      </w:r>
+      <w:r>
+        <w:rPr>
+          <w:lang w:val="bg-BG"/>
+        </w:rPr>
+        <w:t>причина за възникване на</w:t>
+      </w:r>
+      <w:r>
+        <w:rPr>
+          <w:lang w:val="bg-BG"/>
+        </w:rPr>
+        <w:t xml:space="preserve"> </w:t>
+      </w:r>
+      <w:r>
+        <w:rPr>
+          <w:lang w:val="bg-BG"/>
+        </w:rPr>
+        <w:t>синдрома на Прадер-Вили?</w:t>
       </w:r>
     </w:p>
     <w:p>
@@ -2591,62 +3754,50 @@
           <w:color w:val="EE0000"/>
           <w:lang w:val="bg-BG"/>
         </w:rPr>
-        <w:t>различни мутации в даден ген са причина за появата на дадено състояние или заболяване</w:t>
-      </w:r>
-    </w:p>
-    <w:p>
-      <w:pPr>
-        <w:rPr>
-          <w:lang w:val="bg-BG"/>
-        </w:rPr>
-      </w:pPr>
-      <w:r>
-        <w:rPr>
-          <w:lang w:val="bg-BG"/>
-        </w:rPr>
-        <w:t xml:space="preserve">47. </w:t>
-      </w:r>
-      <w:r>
-        <w:rPr>
-          <w:lang w:val="bg-BG"/>
-        </w:rPr>
-        <w:t>Кое от следните</w:t>
-      </w:r>
-      <w:r>
-        <w:rPr>
-          <w:lang w:val="bg-BG"/>
-        </w:rPr>
-        <w:t xml:space="preserve"> </w:t>
-      </w:r>
-      <w:r>
-        <w:rPr>
-          <w:lang w:val="bg-BG"/>
-        </w:rPr>
-        <w:t>твърдения не е вярно по</w:t>
-      </w:r>
-      <w:r>
-        <w:rPr>
-          <w:lang w:val="bg-BG"/>
-        </w:rPr>
-        <w:t xml:space="preserve"> </w:t>
-      </w:r>
-      <w:r>
-        <w:rPr>
-          <w:lang w:val="bg-BG"/>
-        </w:rPr>
-        <w:t>отношение на</w:t>
-      </w:r>
-      <w:r>
-        <w:rPr>
-          <w:lang w:val="bg-BG"/>
-        </w:rPr>
-        <w:t xml:space="preserve"> </w:t>
-      </w:r>
-      <w:r>
-        <w:rPr>
-          <w:lang w:val="bg-BG"/>
-        </w:rPr>
-        <w:t>фенилкетонурията?</w:t>
+        <w:t>унипарентална дизомия</w:t>
+      </w:r>
+    </w:p>
+    <w:p>
+      <w:pPr>
+        <w:rPr>
+          <w:lang w:val="bg-BG"/>
+        </w:rPr>
+      </w:pPr>
+      <w:r>
+        <w:rPr>
+          <w:lang w:val="bg-BG"/>
+        </w:rPr>
+        <w:t xml:space="preserve">60. </w:t>
+      </w:r>
+      <w:r>
+        <w:rPr>
+          <w:lang w:val="bg-BG"/>
+        </w:rPr>
+        <w:t>За кой тип онкологично заболяване е</w:t>
+      </w:r>
+      <w:r>
+        <w:rPr>
+          <w:lang w:val="bg-BG"/>
+        </w:rPr>
+        <w:t xml:space="preserve"> </w:t>
+      </w:r>
+      <w:r>
+        <w:rPr>
+          <w:lang w:val="bg-BG"/>
+        </w:rPr>
+        <w:t>характерна Филаделфийската</w:t>
+      </w:r>
+      <w:r>
+        <w:rPr>
+          <w:lang w:val="bg-BG"/>
+        </w:rPr>
+        <w:t xml:space="preserve"> </w:t>
+      </w:r>
+      <w:r>
+        <w:rPr>
+          <w:lang w:val="bg-BG"/>
+        </w:rPr>
+        <w:t>хромозома?</w:t>
       </w:r>
     </w:p>
     <w:p>
@@ -2687,38 +3838,64 @@
           <w:color w:val="EE0000"/>
           <w:lang w:val="bg-BG"/>
         </w:rPr>
-        <w:t>То е автозомно доминантно заболяване</w:t>
-      </w:r>
-    </w:p>
-    <w:p>
-      <w:pPr>
-        <w:rPr>
-          <w:lang w:val="bg-BG"/>
-        </w:rPr>
-      </w:pPr>
-      <w:r>
-        <w:rPr>
-          <w:lang w:val="bg-BG"/>
-        </w:rPr>
-        <w:t xml:space="preserve">48. </w:t>
-      </w:r>
-      <w:r>
-        <w:rPr>
-          <w:lang w:val="bg-BG"/>
-        </w:rPr>
-        <w:t>FlSH е метод,</w:t>
-      </w:r>
-      <w:r>
-        <w:rPr>
-          <w:lang w:val="bg-BG"/>
-        </w:rPr>
-        <w:t xml:space="preserve"> </w:t>
-      </w:r>
-      <w:r>
-        <w:rPr>
-          <w:lang w:val="bg-BG"/>
-        </w:rPr>
-        <w:t>представляващ:</w:t>
+        <w:t>Хронична миелоидна</w:t>
+      </w:r>
+      <w:r>
+        <w:rPr>
+          <w:color w:val="EE0000"/>
+          <w:lang w:val="bg-BG"/>
+        </w:rPr>
+        <w:t xml:space="preserve"> </w:t>
+      </w:r>
+      <w:r>
+        <w:rPr>
+          <w:color w:val="EE0000"/>
+          <w:lang w:val="bg-BG"/>
+        </w:rPr>
+        <w:t>левкемия</w:t>
+      </w:r>
+    </w:p>
+    <w:p>
+      <w:pPr>
+        <w:rPr>
+          <w:lang w:val="bg-BG"/>
+        </w:rPr>
+      </w:pPr>
+      <w:r>
+        <w:rPr>
+          <w:lang w:val="bg-BG"/>
+        </w:rPr>
+        <w:t>61. К</w:t>
+      </w:r>
+      <w:r>
+        <w:rPr>
+          <w:lang w:val="bg-BG"/>
+        </w:rPr>
+        <w:t>ое от следните</w:t>
+      </w:r>
+      <w:r>
+        <w:rPr>
+          <w:lang w:val="bg-BG"/>
+        </w:rPr>
+        <w:t xml:space="preserve"> </w:t>
+      </w:r>
+      <w:r>
+        <w:rPr>
+          <w:lang w:val="bg-BG"/>
+        </w:rPr>
+        <w:t>разстройства НЕ се</w:t>
+      </w:r>
+      <w:r>
+        <w:rPr>
+          <w:lang w:val="bg-BG"/>
+        </w:rPr>
+        <w:t xml:space="preserve"> </w:t>
+      </w:r>
+      <w:r>
+        <w:rPr>
+          <w:lang w:val="bg-BG"/>
+        </w:rPr>
+        <w:t>предава по Х-свързан тип?</w:t>
       </w:r>
     </w:p>
     <w:p>
@@ -2752,45 +3929,372 @@
         <w:rPr>
           <w:color w:val="EE0000"/>
         </w:rPr>
+        <w:t xml:space="preserve"> Answer:</w:t>
+      </w:r>
+      <w:r>
+        <w:rPr>
+          <w:color w:val="EE0000"/>
+          <w:lang w:val="bg-BG"/>
+        </w:rPr>
+        <w:t xml:space="preserve"> Болест на Уилсън</w:t>
+      </w:r>
+    </w:p>
+    <w:p>
+      <w:pPr>
+        <w:rPr>
+          <w:lang w:val="bg-BG"/>
+        </w:rPr>
+      </w:pPr>
+      <w:r>
+        <w:t xml:space="preserve">62. </w:t>
+      </w:r>
+      <w:r>
+        <w:rPr>
+          <w:lang w:val="bg-BG"/>
+        </w:rPr>
+        <w:t>Коя физикална находка е особено</w:t>
+      </w:r>
+      <w:r>
+        <w:t xml:space="preserve"> </w:t>
+      </w:r>
+      <w:r>
+        <w:rPr>
+          <w:lang w:val="bg-BG"/>
+        </w:rPr>
+        <w:t>характерна за болестта на Charcot-Marie-Tooth?</w:t>
+      </w:r>
+    </w:p>
+    <w:p>
+      <w:pPr>
+        <w:pStyle w:val="ListParagraph"/>
+        <w:numPr>
+          <w:ilvl w:val="0"/>
+          <w:numId w:val="3"/>
+        </w:numPr>
+        <w:rPr>
+          <w:color w:val="EE0000"/>
+          <w:lang w:val="bg-BG"/>
+        </w:rPr>
+      </w:pPr>
+      <w:r>
+        <w:rPr>
+          <w:color w:val="EE0000"/>
+          <w:lang w:val="bg-BG"/>
+        </w:rPr>
+        <w:t xml:space="preserve">Верен </w:t>
+      </w:r>
+      <w:proofErr w:type="spellStart"/>
+      <w:r>
+        <w:rPr>
+          <w:color w:val="EE0000"/>
+        </w:rPr>
+        <w:t>SeIected</w:t>
+      </w:r>
+      <w:proofErr w:type="spellEnd"/>
+      <w:r>
+        <w:rPr>
+          <w:color w:val="EE0000"/>
+        </w:rPr>
+        <w:t xml:space="preserve"> Answer:</w:t>
+      </w:r>
+      <w:r>
+        <w:rPr>
+          <w:color w:val="EE0000"/>
+          <w:lang w:val="bg-BG"/>
+        </w:rPr>
+        <w:t xml:space="preserve"> pes cavus</w:t>
+      </w:r>
+    </w:p>
+    <w:p>
+      <w:pPr>
+        <w:rPr>
+          <w:lang w:val="bg-BG"/>
+        </w:rPr>
+      </w:pPr>
+      <w:r>
+        <w:t xml:space="preserve">63. </w:t>
+      </w:r>
+      <w:r>
+        <w:rPr>
+          <w:lang w:val="bg-BG"/>
+        </w:rPr>
+        <w:t>За неинвазивните пренатални</w:t>
+      </w:r>
+      <w:r>
+        <w:t xml:space="preserve"> </w:t>
+      </w:r>
+      <w:r>
+        <w:rPr>
+          <w:lang w:val="bg-BG"/>
+        </w:rPr>
+        <w:t>тестове (NlPT) е вярно, че:</w:t>
+      </w:r>
+    </w:p>
+    <w:p>
+      <w:pPr>
+        <w:pStyle w:val="ListParagraph"/>
+        <w:numPr>
+          <w:ilvl w:val="0"/>
+          <w:numId w:val="3"/>
+        </w:numPr>
+        <w:rPr>
+          <w:color w:val="EE0000"/>
+          <w:lang w:val="bg-BG"/>
+        </w:rPr>
+      </w:pPr>
+      <w:r>
+        <w:rPr>
+          <w:color w:val="EE0000"/>
+          <w:lang w:val="bg-BG"/>
+        </w:rPr>
+        <w:t xml:space="preserve">Верен </w:t>
+      </w:r>
+      <w:proofErr w:type="spellStart"/>
+      <w:r>
+        <w:rPr>
+          <w:color w:val="EE0000"/>
+        </w:rPr>
+        <w:t>SeIected</w:t>
+      </w:r>
+      <w:proofErr w:type="spellEnd"/>
+      <w:r>
+        <w:rPr>
+          <w:color w:val="EE0000"/>
+        </w:rPr>
+        <w:t xml:space="preserve"> Answer:</w:t>
+      </w:r>
+      <w:r>
+        <w:rPr>
+          <w:color w:val="EE0000"/>
+          <w:lang w:val="bg-BG"/>
+        </w:rPr>
+        <w:t xml:space="preserve"> се изследва кръвна проба</w:t>
+      </w:r>
+      <w:r>
+        <w:rPr>
+          <w:color w:val="EE0000"/>
+        </w:rPr>
+        <w:t xml:space="preserve"> </w:t>
+      </w:r>
+      <w:r>
+        <w:rPr>
+          <w:color w:val="EE0000"/>
+          <w:lang w:val="bg-BG"/>
+        </w:rPr>
+        <w:t>от майката</w:t>
+      </w:r>
+    </w:p>
+    <w:p>
+      <w:pPr>
+        <w:rPr>
+          <w:lang w:val="bg-BG"/>
+        </w:rPr>
+      </w:pPr>
+      <w:r>
+        <w:rPr>
+          <w:lang w:val="bg-BG"/>
+        </w:rPr>
+        <w:t>64. К</w:t>
+      </w:r>
+      <w:r>
+        <w:rPr>
+          <w:lang w:val="bg-BG"/>
+        </w:rPr>
+        <w:t>оя от следните генетични мутации причинява</w:t>
+      </w:r>
+      <w:r>
+        <w:rPr>
+          <w:lang w:val="bg-BG"/>
+        </w:rPr>
+        <w:t xml:space="preserve"> </w:t>
+      </w:r>
+      <w:r>
+        <w:rPr>
+          <w:lang w:val="bg-BG"/>
+        </w:rPr>
+        <w:t>болестта на Хънтингтън?</w:t>
+      </w:r>
+    </w:p>
+    <w:p>
+      <w:pPr>
+        <w:pStyle w:val="ListParagraph"/>
+        <w:numPr>
+          <w:ilvl w:val="0"/>
+          <w:numId w:val="3"/>
+        </w:numPr>
+        <w:rPr>
+          <w:color w:val="EE0000"/>
+          <w:lang w:val="bg-BG"/>
+        </w:rPr>
+      </w:pPr>
+      <w:r>
+        <w:rPr>
+          <w:color w:val="EE0000"/>
+          <w:lang w:val="bg-BG"/>
+        </w:rPr>
+        <w:t xml:space="preserve">Верен </w:t>
+      </w:r>
+      <w:proofErr w:type="spellStart"/>
+      <w:r>
+        <w:rPr>
+          <w:color w:val="EE0000"/>
+        </w:rPr>
+        <w:t>SeIected</w:t>
+      </w:r>
+      <w:proofErr w:type="spellEnd"/>
+      <w:r>
+        <w:rPr>
+          <w:color w:val="EE0000"/>
+        </w:rPr>
+        <w:t xml:space="preserve"> Answer</w:t>
+      </w:r>
+      <w:r>
+        <w:rPr>
+          <w:color w:val="EE0000"/>
+          <w:lang w:val="bg-BG"/>
+        </w:rPr>
+        <w:t>: Динамична мутация</w:t>
+      </w:r>
+    </w:p>
+    <w:p>
+      <w:r>
+        <w:t xml:space="preserve">65. </w:t>
+      </w:r>
+      <w:proofErr w:type="spellStart"/>
+      <w:r>
+        <w:t>Мултифакторните</w:t>
+      </w:r>
+      <w:proofErr w:type="spellEnd"/>
+      <w:r>
+        <w:t xml:space="preserve"> </w:t>
+      </w:r>
+      <w:proofErr w:type="spellStart"/>
+      <w:r>
+        <w:t>заболявания</w:t>
+      </w:r>
+      <w:proofErr w:type="spellEnd"/>
+      <w:r>
+        <w:t xml:space="preserve"> НЕ се </w:t>
+      </w:r>
+      <w:proofErr w:type="spellStart"/>
+      <w:r>
+        <w:t>характеризират</w:t>
+      </w:r>
+      <w:proofErr w:type="spellEnd"/>
+      <w:r>
+        <w:t xml:space="preserve"> с:</w:t>
+      </w:r>
+    </w:p>
+    <w:p>
+      <w:pPr>
+        <w:pStyle w:val="ListParagraph"/>
+        <w:numPr>
+          <w:ilvl w:val="0"/>
+          <w:numId w:val="3"/>
+        </w:numPr>
+        <w:rPr>
+          <w:color w:val="EE0000"/>
+        </w:rPr>
+      </w:pPr>
+      <w:r>
+        <w:rPr>
+          <w:color w:val="EE0000"/>
+          <w:lang w:val="bg-BG"/>
+        </w:rPr>
+        <w:t xml:space="preserve">Верен </w:t>
+      </w:r>
+      <w:proofErr w:type="spellStart"/>
+      <w:r>
+        <w:rPr>
+          <w:color w:val="EE0000"/>
+        </w:rPr>
+        <w:t>SeIected</w:t>
+      </w:r>
+      <w:proofErr w:type="spellEnd"/>
+      <w:r>
+        <w:rPr>
+          <w:color w:val="EE0000"/>
+        </w:rPr>
         <w:t xml:space="preserve"> Answer: </w:t>
       </w:r>
-      <w:r>
-        <w:rPr>
-          <w:color w:val="EE0000"/>
-          <w:lang w:val="bg-BG"/>
-        </w:rPr>
-        <w:t>хибридизация с комплементарна маркирана сонда и визуализация</w:t>
-      </w:r>
-    </w:p>
-    <w:p>
-      <w:pPr>
-        <w:rPr>
-          <w:lang w:val="bg-BG"/>
-        </w:rPr>
-      </w:pPr>
-      <w:r>
-        <w:rPr>
-          <w:lang w:val="bg-BG"/>
-        </w:rPr>
-        <w:t xml:space="preserve">49. </w:t>
-      </w:r>
-      <w:r>
-        <w:rPr>
-          <w:lang w:val="bg-BG"/>
-        </w:rPr>
-        <w:t>Посочете кое от изброените</w:t>
-      </w:r>
-      <w:r>
-        <w:rPr>
-          <w:lang w:val="bg-BG"/>
-        </w:rPr>
-        <w:t xml:space="preserve"> </w:t>
-      </w:r>
-      <w:r>
-        <w:rPr>
-          <w:lang w:val="bg-BG"/>
-        </w:rPr>
-        <w:t>заболявания се унаследява Х-свързано:</w:t>
+      <w:proofErr w:type="spellStart"/>
+      <w:r>
+        <w:rPr>
+          <w:color w:val="EE0000"/>
+        </w:rPr>
+        <w:t>Конкретен</w:t>
+      </w:r>
+      <w:proofErr w:type="spellEnd"/>
+      <w:r>
+        <w:rPr>
+          <w:color w:val="EE0000"/>
+        </w:rPr>
+        <w:t xml:space="preserve"> </w:t>
+      </w:r>
+      <w:proofErr w:type="spellStart"/>
+      <w:r>
+        <w:rPr>
+          <w:color w:val="EE0000"/>
+        </w:rPr>
+        <w:t>тип</w:t>
+      </w:r>
+      <w:proofErr w:type="spellEnd"/>
+      <w:r>
+        <w:rPr>
+          <w:color w:val="EE0000"/>
+        </w:rPr>
+        <w:t xml:space="preserve"> на </w:t>
+      </w:r>
+      <w:proofErr w:type="spellStart"/>
+      <w:r>
+        <w:rPr>
+          <w:color w:val="EE0000"/>
+        </w:rPr>
+        <w:t>унаследяване</w:t>
+      </w:r>
+      <w:proofErr w:type="spellEnd"/>
+    </w:p>
+    <w:p>
+      <w:pPr>
+        <w:rPr>
+          <w:lang w:val="bg-BG"/>
+        </w:rPr>
+      </w:pPr>
+      <w:r>
+        <w:t xml:space="preserve">66. </w:t>
+      </w:r>
+      <w:r>
+        <w:rPr>
+          <w:lang w:val="bg-BG"/>
+        </w:rPr>
+        <w:t>При кой от следните случаи се</w:t>
+      </w:r>
+      <w:r>
+        <w:t xml:space="preserve"> </w:t>
+      </w:r>
+      <w:r>
+        <w:rPr>
+          <w:lang w:val="bg-BG"/>
+        </w:rPr>
+        <w:t>увеличава вероятността за</w:t>
+      </w:r>
+      <w:r>
+        <w:t xml:space="preserve"> </w:t>
+      </w:r>
+      <w:r>
+        <w:rPr>
+          <w:lang w:val="bg-BG"/>
+        </w:rPr>
+        <w:t>раждане на дете със синдром на</w:t>
+      </w:r>
+      <w:r>
+        <w:t xml:space="preserve"> </w:t>
+      </w:r>
+      <w:r>
+        <w:rPr>
+          <w:lang w:val="bg-BG"/>
+        </w:rPr>
+        <w:t>Down?</w:t>
       </w:r>
     </w:p>
     <w:p>
@@ -2831,39 +4335,353 @@
           <w:color w:val="EE0000"/>
           <w:lang w:val="bg-BG"/>
         </w:rPr>
-        <w:t>Мускулна дистрофия тип Дюшен/Бекер</w:t>
-      </w:r>
-    </w:p>
-    <w:p>
-      <w:r>
-        <w:rPr>
-          <w:lang w:val="bg-BG"/>
-        </w:rPr>
-        <w:t xml:space="preserve">50. </w:t>
+        <w:t xml:space="preserve">майка на 20 години </w:t>
+      </w:r>
+      <w:r>
+        <w:rPr>
+          <w:color w:val="EE0000"/>
+          <w:lang w:val="bg-BG"/>
+        </w:rPr>
+        <w:t xml:space="preserve">носител </w:t>
+      </w:r>
+      <w:r>
+        <w:rPr>
+          <w:color w:val="EE0000"/>
+          <w:lang w:val="bg-BG"/>
+        </w:rPr>
+        <w:t>на 21/14 Робертсонова</w:t>
+      </w:r>
+      <w:r>
+        <w:rPr>
+          <w:color w:val="EE0000"/>
+        </w:rPr>
+        <w:t xml:space="preserve"> </w:t>
+      </w:r>
+      <w:r>
+        <w:rPr>
+          <w:color w:val="EE0000"/>
+          <w:lang w:val="bg-BG"/>
+        </w:rPr>
+        <w:t>транслокация</w:t>
+      </w:r>
+    </w:p>
+    <w:p>
+      <w:pPr>
+        <w:rPr>
+          <w:lang w:val="bg-BG"/>
+        </w:rPr>
+      </w:pPr>
+      <w:r>
+        <w:rPr>
+          <w:lang w:val="bg-BG"/>
+        </w:rPr>
+        <w:t xml:space="preserve">67. </w:t>
+      </w:r>
+      <w:r>
+        <w:rPr>
+          <w:lang w:val="bg-BG"/>
+        </w:rPr>
+        <w:t>Патогенни варианти в</w:t>
+      </w:r>
+      <w:r>
+        <w:rPr>
+          <w:lang w:val="bg-BG"/>
+        </w:rPr>
+        <w:t xml:space="preserve"> </w:t>
+      </w:r>
+      <w:r>
+        <w:rPr>
+          <w:lang w:val="bg-BG"/>
+        </w:rPr>
+        <w:t>BRCA2 гена са рисков</w:t>
+      </w:r>
+      <w:r>
+        <w:rPr>
+          <w:lang w:val="bg-BG"/>
+        </w:rPr>
+        <w:t xml:space="preserve"> </w:t>
+      </w:r>
+      <w:r>
+        <w:rPr>
+          <w:lang w:val="bg-BG"/>
+        </w:rPr>
+        <w:t>фактор за рак на гърдата</w:t>
+      </w:r>
+      <w:r>
+        <w:rPr>
+          <w:lang w:val="bg-BG"/>
+        </w:rPr>
+        <w:t xml:space="preserve"> </w:t>
+      </w:r>
+      <w:r>
+        <w:rPr>
+          <w:lang w:val="bg-BG"/>
+        </w:rPr>
+        <w:t>и за:</w:t>
+      </w:r>
+    </w:p>
+    <w:p>
+      <w:pPr>
+        <w:pStyle w:val="ListParagraph"/>
+        <w:numPr>
+          <w:ilvl w:val="0"/>
+          <w:numId w:val="3"/>
+        </w:numPr>
+        <w:rPr>
+          <w:color w:val="EE0000"/>
+          <w:lang w:val="bg-BG"/>
+        </w:rPr>
+      </w:pPr>
+      <w:r>
+        <w:rPr>
+          <w:color w:val="EE0000"/>
+          <w:lang w:val="bg-BG"/>
+        </w:rPr>
+        <w:t xml:space="preserve">Верен </w:t>
       </w:r>
       <w:proofErr w:type="spellStart"/>
       <w:r>
-        <w:t>Синдромът</w:t>
+        <w:rPr>
+          <w:color w:val="EE0000"/>
+        </w:rPr>
+        <w:t>SeIected</w:t>
       </w:r>
       <w:proofErr w:type="spellEnd"/>
       <w:r>
-        <w:t xml:space="preserve"> на Прадер-</w:t>
+        <w:rPr>
+          <w:color w:val="EE0000"/>
+        </w:rPr>
+        <w:t xml:space="preserve"> Answer: </w:t>
+      </w:r>
+      <w:r>
+        <w:rPr>
+          <w:color w:val="EE0000"/>
+          <w:lang w:val="bg-BG"/>
+        </w:rPr>
+        <w:t>Овариален карцином</w:t>
+      </w:r>
+    </w:p>
+    <w:p>
+      <w:pPr>
+        <w:rPr>
+          <w:lang w:val="bg-BG"/>
+        </w:rPr>
+      </w:pPr>
+      <w:r>
+        <w:rPr>
+          <w:lang w:val="bg-BG"/>
+        </w:rPr>
+        <w:t xml:space="preserve">68. </w:t>
+      </w:r>
+      <w:r>
+        <w:rPr>
+          <w:lang w:val="bg-BG"/>
+        </w:rPr>
+        <w:t>Кое от следните твърдения за</w:t>
+      </w:r>
+      <w:r>
+        <w:rPr>
+          <w:lang w:val="bg-BG"/>
+        </w:rPr>
+        <w:t xml:space="preserve"> </w:t>
+      </w:r>
+      <w:r>
+        <w:rPr>
+          <w:lang w:val="bg-BG"/>
+        </w:rPr>
+        <w:t>муковисцидоза е ГРЕШНО?</w:t>
+      </w:r>
+    </w:p>
+    <w:p>
+      <w:pPr>
+        <w:pStyle w:val="ListParagraph"/>
+        <w:numPr>
+          <w:ilvl w:val="0"/>
+          <w:numId w:val="3"/>
+        </w:numPr>
+        <w:rPr>
+          <w:color w:val="EE0000"/>
+          <w:lang w:val="bg-BG"/>
+        </w:rPr>
+      </w:pPr>
+      <w:r>
+        <w:rPr>
+          <w:color w:val="EE0000"/>
+          <w:lang w:val="bg-BG"/>
+        </w:rPr>
+        <w:t xml:space="preserve">Верен </w:t>
       </w:r>
       <w:proofErr w:type="spellStart"/>
       <w:r>
-        <w:t>Вили</w:t>
+        <w:rPr>
+          <w:color w:val="EE0000"/>
+        </w:rPr>
+        <w:t>SeIected</w:t>
       </w:r>
       <w:proofErr w:type="spellEnd"/>
       <w:r>
-        <w:t xml:space="preserve"> е в </w:t>
+        <w:rPr>
+          <w:color w:val="EE0000"/>
+        </w:rPr>
+        <w:t xml:space="preserve"> Answer: </w:t>
+      </w:r>
+      <w:r>
+        <w:rPr>
+          <w:color w:val="EE0000"/>
+          <w:lang w:val="bg-BG"/>
+        </w:rPr>
+        <w:t>Окончателна диагноза се поставя чрез цитогенетичен метод</w:t>
+      </w:r>
+    </w:p>
+    <w:p>
+      <w:pPr>
+        <w:rPr>
+          <w:lang w:val="bg-BG"/>
+        </w:rPr>
+      </w:pPr>
+      <w:r>
+        <w:rPr>
+          <w:lang w:val="bg-BG"/>
+        </w:rPr>
+        <w:t xml:space="preserve">69.  </w:t>
+      </w:r>
+      <w:r>
+        <w:rPr>
+          <w:lang w:val="bg-BG"/>
+        </w:rPr>
+        <w:t>Метод на избор за потвърждаване на</w:t>
+      </w:r>
+      <w:r>
+        <w:rPr>
+          <w:lang w:val="bg-BG"/>
+        </w:rPr>
+        <w:t xml:space="preserve"> </w:t>
+      </w:r>
+      <w:r>
+        <w:rPr>
+          <w:lang w:val="bg-BG"/>
+        </w:rPr>
+        <w:t>неизвестна точкова мутация е:</w:t>
+      </w:r>
+    </w:p>
+    <w:p>
+      <w:pPr>
+        <w:pStyle w:val="ListParagraph"/>
+        <w:numPr>
+          <w:ilvl w:val="0"/>
+          <w:numId w:val="3"/>
+        </w:numPr>
+        <w:rPr>
+          <w:color w:val="EE0000"/>
+          <w:lang w:val="bg-BG"/>
+        </w:rPr>
+      </w:pPr>
+      <w:r>
+        <w:rPr>
+          <w:color w:val="EE0000"/>
+          <w:lang w:val="bg-BG"/>
+        </w:rPr>
+        <w:t xml:space="preserve">Верен </w:t>
       </w:r>
       <w:proofErr w:type="spellStart"/>
       <w:r>
-        <w:t>резултат</w:t>
+        <w:rPr>
+          <w:color w:val="EE0000"/>
+        </w:rPr>
+        <w:t>SeIected</w:t>
       </w:r>
       <w:proofErr w:type="spellEnd"/>
       <w:r>
-        <w:t xml:space="preserve"> на:</w:t>
+        <w:rPr>
+          <w:color w:val="EE0000"/>
+        </w:rPr>
+        <w:t xml:space="preserve"> Answer: </w:t>
+      </w:r>
+      <w:r>
+        <w:rPr>
+          <w:color w:val="EE0000"/>
+          <w:lang w:val="bg-BG"/>
+        </w:rPr>
+        <w:t>секвениране по Sanger</w:t>
+      </w:r>
+    </w:p>
+    <w:p>
+      <w:pPr>
+        <w:rPr>
+          <w:lang w:val="bg-BG"/>
+        </w:rPr>
+      </w:pPr>
+      <w:r>
+        <w:rPr>
+          <w:lang w:val="bg-BG"/>
+        </w:rPr>
+        <w:t xml:space="preserve">70. </w:t>
+      </w:r>
+      <w:r>
+        <w:rPr>
+          <w:lang w:val="bg-BG"/>
+        </w:rPr>
+        <w:t>Повтаряща се комбинация от</w:t>
+      </w:r>
+      <w:r>
+        <w:rPr>
+          <w:lang w:val="bg-BG"/>
+        </w:rPr>
+        <w:t xml:space="preserve"> </w:t>
+      </w:r>
+      <w:r>
+        <w:rPr>
+          <w:lang w:val="bg-BG"/>
+        </w:rPr>
+        <w:t>множествени вродени аномалии,</w:t>
+      </w:r>
+      <w:r>
+        <w:rPr>
+          <w:lang w:val="bg-BG"/>
+        </w:rPr>
+        <w:t xml:space="preserve"> </w:t>
+      </w:r>
+      <w:r>
+        <w:rPr>
+          <w:lang w:val="bg-BG"/>
+        </w:rPr>
+        <w:t>засягащи две или повече</w:t>
+      </w:r>
+      <w:r>
+        <w:rPr>
+          <w:lang w:val="bg-BG"/>
+        </w:rPr>
+        <w:t xml:space="preserve"> </w:t>
+      </w:r>
+      <w:r>
+        <w:rPr>
+          <w:lang w:val="bg-BG"/>
+        </w:rPr>
+        <w:t>ембриологично различни части</w:t>
+      </w:r>
+      <w:r>
+        <w:rPr>
+          <w:lang w:val="bg-BG"/>
+        </w:rPr>
+        <w:t xml:space="preserve"> </w:t>
+      </w:r>
+      <w:r>
+        <w:rPr>
+          <w:lang w:val="bg-BG"/>
+        </w:rPr>
+        <w:t>на тялото, които са отделна</w:t>
+      </w:r>
+      <w:r>
+        <w:rPr>
+          <w:lang w:val="bg-BG"/>
+        </w:rPr>
+        <w:t xml:space="preserve"> </w:t>
+      </w:r>
+      <w:r>
+        <w:rPr>
+          <w:lang w:val="bg-BG"/>
+        </w:rPr>
+        <w:t>нозологична единица, се нарича:</w:t>
       </w:r>
     </w:p>
     <w:p>
@@ -2875,6 +4693,7 @@
         </w:numPr>
         <w:rPr>
           <w:color w:val="EE0000"/>
+          <w:lang w:val="bg-BG"/>
         </w:rPr>
       </w:pPr>
       <w:r>
@@ -2896,117 +4715,1107 @@
         <w:rPr>
           <w:color w:val="EE0000"/>
         </w:rPr>
+        <w:t xml:space="preserve"> Answer</w:t>
+      </w:r>
+      <w:r>
+        <w:rPr>
+          <w:color w:val="EE0000"/>
+          <w:lang w:val="bg-BG"/>
+        </w:rPr>
+        <w:t>:</w:t>
+      </w:r>
+      <w:r>
+        <w:rPr>
+          <w:color w:val="EE0000"/>
+          <w:lang w:val="bg-BG"/>
+        </w:rPr>
+        <w:t xml:space="preserve"> Синдром</w:t>
+      </w:r>
+    </w:p>
+    <w:p>
+      <w:pPr>
+        <w:rPr>
+          <w:lang w:val="bg-BG"/>
+        </w:rPr>
+      </w:pPr>
+      <w:r>
+        <w:rPr>
+          <w:lang w:val="bg-BG"/>
+        </w:rPr>
+        <w:lastRenderedPageBreak/>
+        <w:t>71. К</w:t>
+      </w:r>
+      <w:r>
+        <w:rPr>
+          <w:lang w:val="bg-BG"/>
+        </w:rPr>
+        <w:t>ой от следните тумор-супресорни гени е</w:t>
+      </w:r>
+      <w:r>
+        <w:rPr>
+          <w:lang w:val="bg-BG"/>
+        </w:rPr>
+        <w:t xml:space="preserve"> </w:t>
+      </w:r>
+      <w:r>
+        <w:rPr>
+          <w:lang w:val="bg-BG"/>
+        </w:rPr>
+        <w:t>мутирал при повече от 50% от раковите</w:t>
+      </w:r>
+      <w:r>
+        <w:rPr>
+          <w:lang w:val="bg-BG"/>
+        </w:rPr>
+        <w:t xml:space="preserve"> </w:t>
+      </w:r>
+      <w:r>
+        <w:rPr>
+          <w:lang w:val="bg-BG"/>
+        </w:rPr>
+        <w:t>заболявания?</w:t>
+      </w:r>
+    </w:p>
+    <w:p>
+      <w:pPr>
+        <w:pStyle w:val="ListParagraph"/>
+        <w:numPr>
+          <w:ilvl w:val="0"/>
+          <w:numId w:val="3"/>
+        </w:numPr>
+        <w:rPr>
+          <w:color w:val="EE0000"/>
+        </w:rPr>
+      </w:pPr>
+      <w:r>
+        <w:rPr>
+          <w:color w:val="EE0000"/>
+          <w:lang w:val="bg-BG"/>
+        </w:rPr>
+        <w:t xml:space="preserve">Верен </w:t>
+      </w:r>
+      <w:proofErr w:type="spellStart"/>
+      <w:r>
+        <w:rPr>
+          <w:color w:val="EE0000"/>
+        </w:rPr>
+        <w:t>SeIected</w:t>
+      </w:r>
+      <w:proofErr w:type="spellEnd"/>
+      <w:r>
+        <w:rPr>
+          <w:color w:val="EE0000"/>
+        </w:rPr>
+        <w:t xml:space="preserve"> Answer</w:t>
+      </w:r>
+      <w:r>
+        <w:rPr>
+          <w:color w:val="EE0000"/>
+          <w:lang w:val="bg-BG"/>
+        </w:rPr>
+        <w:t xml:space="preserve">: </w:t>
+      </w:r>
+      <w:r>
+        <w:rPr>
+          <w:color w:val="EE0000"/>
+        </w:rPr>
+        <w:t>TP53</w:t>
+      </w:r>
+    </w:p>
+    <w:p>
+      <w:r>
+        <w:t xml:space="preserve">72. </w:t>
+      </w:r>
+      <w:proofErr w:type="spellStart"/>
+      <w:r>
+        <w:t>Коя</w:t>
+      </w:r>
+      <w:proofErr w:type="spellEnd"/>
+      <w:r>
+        <w:t xml:space="preserve"> от </w:t>
+      </w:r>
+      <w:proofErr w:type="spellStart"/>
+      <w:r>
+        <w:t>следните</w:t>
+      </w:r>
+      <w:proofErr w:type="spellEnd"/>
+      <w:r>
+        <w:t xml:space="preserve"> </w:t>
+      </w:r>
+      <w:proofErr w:type="spellStart"/>
+      <w:r>
+        <w:t>прояви</w:t>
+      </w:r>
+      <w:proofErr w:type="spellEnd"/>
+      <w:r>
+        <w:t xml:space="preserve"> не е </w:t>
+      </w:r>
+      <w:proofErr w:type="spellStart"/>
+      <w:r>
+        <w:t>характерна</w:t>
+      </w:r>
+      <w:proofErr w:type="spellEnd"/>
+      <w:r>
+        <w:t xml:space="preserve"> </w:t>
+      </w:r>
+      <w:proofErr w:type="spellStart"/>
+      <w:r>
+        <w:t>за</w:t>
+      </w:r>
+      <w:proofErr w:type="spellEnd"/>
+      <w:r>
+        <w:t xml:space="preserve"> </w:t>
+      </w:r>
+      <w:proofErr w:type="spellStart"/>
+      <w:r>
+        <w:t>нелекувана</w:t>
+      </w:r>
+      <w:proofErr w:type="spellEnd"/>
+      <w:r>
+        <w:t xml:space="preserve"> </w:t>
+      </w:r>
+      <w:proofErr w:type="spellStart"/>
+      <w:r>
+        <w:t>фенилкетонурия</w:t>
+      </w:r>
+      <w:proofErr w:type="spellEnd"/>
+      <w:r>
+        <w:t>?</w:t>
+      </w:r>
+    </w:p>
+    <w:p>
+      <w:pPr>
+        <w:pStyle w:val="ListParagraph"/>
+        <w:numPr>
+          <w:ilvl w:val="0"/>
+          <w:numId w:val="3"/>
+        </w:numPr>
+        <w:rPr>
+          <w:color w:val="EE0000"/>
+        </w:rPr>
+      </w:pPr>
+      <w:r>
+        <w:rPr>
+          <w:color w:val="EE0000"/>
+          <w:lang w:val="bg-BG"/>
+        </w:rPr>
+        <w:t xml:space="preserve">Верен </w:t>
+      </w:r>
+      <w:proofErr w:type="spellStart"/>
+      <w:r>
+        <w:rPr>
+          <w:color w:val="EE0000"/>
+        </w:rPr>
+        <w:t>SeIected</w:t>
+      </w:r>
+      <w:proofErr w:type="spellEnd"/>
+      <w:r>
+        <w:rPr>
+          <w:color w:val="EE0000"/>
+        </w:rPr>
+        <w:t xml:space="preserve"> Answer</w:t>
+      </w:r>
+      <w:r>
+        <w:rPr>
+          <w:color w:val="EE0000"/>
+          <w:lang w:val="bg-BG"/>
+        </w:rPr>
+        <w:t>: висок ръст</w:t>
+      </w:r>
+    </w:p>
+    <w:p>
+      <w:pPr>
+        <w:rPr>
+          <w:lang w:val="bg-BG"/>
+        </w:rPr>
+      </w:pPr>
+      <w:r>
+        <w:rPr>
+          <w:lang w:val="bg-BG"/>
+        </w:rPr>
+        <w:t xml:space="preserve">73. </w:t>
+      </w:r>
+      <w:r>
+        <w:rPr>
+          <w:lang w:val="bg-BG"/>
+        </w:rPr>
+        <w:t>Болестта на Хънтингтън не се</w:t>
+      </w:r>
+      <w:r>
+        <w:rPr>
+          <w:lang w:val="bg-BG"/>
+        </w:rPr>
+        <w:t xml:space="preserve"> </w:t>
+      </w:r>
+      <w:r>
+        <w:rPr>
+          <w:lang w:val="bg-BG"/>
+        </w:rPr>
+        <w:t>характеризира с:</w:t>
+      </w:r>
+    </w:p>
+    <w:p>
+      <w:pPr>
+        <w:pStyle w:val="ListParagraph"/>
+        <w:numPr>
+          <w:ilvl w:val="0"/>
+          <w:numId w:val="3"/>
+        </w:numPr>
+        <w:rPr>
+          <w:color w:val="EE0000"/>
+        </w:rPr>
+      </w:pPr>
+      <w:r>
+        <w:rPr>
+          <w:color w:val="EE0000"/>
+          <w:lang w:val="bg-BG"/>
+        </w:rPr>
+        <w:t xml:space="preserve">Верен </w:t>
+      </w:r>
+      <w:proofErr w:type="spellStart"/>
+      <w:r>
+        <w:rPr>
+          <w:color w:val="EE0000"/>
+        </w:rPr>
+        <w:t>SeIected</w:t>
+      </w:r>
+      <w:proofErr w:type="spellEnd"/>
+      <w:r>
+        <w:rPr>
+          <w:color w:val="EE0000"/>
+        </w:rPr>
+        <w:t xml:space="preserve"> Answer</w:t>
+      </w:r>
+      <w:r>
+        <w:rPr>
+          <w:color w:val="EE0000"/>
+          <w:lang w:val="bg-BG"/>
+        </w:rPr>
+        <w:t>: локусна хетерогенност</w:t>
+      </w:r>
+    </w:p>
+    <w:p>
+      <w:pPr>
+        <w:rPr>
+          <w:lang w:val="bg-BG"/>
+        </w:rPr>
+      </w:pPr>
+      <w:r>
+        <w:rPr>
+          <w:lang w:val="bg-BG"/>
+        </w:rPr>
+        <w:t xml:space="preserve">74. </w:t>
+      </w:r>
+      <w:r>
+        <w:rPr>
+          <w:lang w:val="bg-BG"/>
+        </w:rPr>
+        <w:t>Ако майката е носител на патогенен</w:t>
+      </w:r>
+      <w:r>
+        <w:rPr>
+          <w:lang w:val="bg-BG"/>
+        </w:rPr>
+        <w:t xml:space="preserve"> </w:t>
+      </w:r>
+      <w:r>
+        <w:rPr>
+          <w:lang w:val="bg-BG"/>
+        </w:rPr>
+        <w:t>вариант в гена за фактор 8, какъв е</w:t>
+      </w:r>
+      <w:r>
+        <w:rPr>
+          <w:lang w:val="bg-BG"/>
+        </w:rPr>
+        <w:t xml:space="preserve"> </w:t>
+      </w:r>
+      <w:r>
+        <w:rPr>
+          <w:lang w:val="bg-BG"/>
+        </w:rPr>
+        <w:t>рискът тя да има болна дъщеря, ако</w:t>
+      </w:r>
+      <w:r>
+        <w:rPr>
+          <w:lang w:val="bg-BG"/>
+        </w:rPr>
+        <w:t xml:space="preserve"> </w:t>
+      </w:r>
+      <w:r>
+        <w:rPr>
+          <w:lang w:val="bg-BG"/>
+        </w:rPr>
+        <w:t>бащата е здрав?</w:t>
+      </w:r>
+    </w:p>
+    <w:p>
+      <w:pPr>
+        <w:pStyle w:val="ListParagraph"/>
+        <w:numPr>
+          <w:ilvl w:val="0"/>
+          <w:numId w:val="3"/>
+        </w:numPr>
+        <w:rPr>
+          <w:color w:val="EE0000"/>
+          <w:lang w:val="bg-BG"/>
+        </w:rPr>
+      </w:pPr>
+      <w:r>
+        <w:rPr>
+          <w:color w:val="EE0000"/>
+          <w:lang w:val="bg-BG"/>
+        </w:rPr>
+        <w:t xml:space="preserve">Верен </w:t>
+      </w:r>
+      <w:proofErr w:type="spellStart"/>
+      <w:r>
+        <w:rPr>
+          <w:color w:val="EE0000"/>
+        </w:rPr>
+        <w:t>SeIected</w:t>
+      </w:r>
+      <w:proofErr w:type="spellEnd"/>
+      <w:r>
+        <w:rPr>
+          <w:color w:val="EE0000"/>
+        </w:rPr>
         <w:t xml:space="preserve"> Answer: </w:t>
       </w:r>
+      <w:r>
+        <w:rPr>
+          <w:color w:val="EE0000"/>
+          <w:lang w:val="bg-BG"/>
+        </w:rPr>
+        <w:t>0%</w:t>
+      </w:r>
+    </w:p>
+    <w:p>
+      <w:pPr>
+        <w:rPr>
+          <w:lang w:val="bg-BG"/>
+        </w:rPr>
+      </w:pPr>
+      <w:r>
+        <w:rPr>
+          <w:lang w:val="bg-BG"/>
+        </w:rPr>
+        <w:t xml:space="preserve">75. </w:t>
+      </w:r>
+      <w:r>
+        <w:rPr>
+          <w:lang w:val="bg-BG"/>
+        </w:rPr>
+        <w:t>При дете с микроцефалия, изоставане във</w:t>
+      </w:r>
+      <w:r>
+        <w:rPr>
+          <w:lang w:val="bg-BG"/>
+        </w:rPr>
+        <w:t xml:space="preserve"> </w:t>
+      </w:r>
+      <w:r>
+        <w:rPr>
+          <w:lang w:val="bg-BG"/>
+        </w:rPr>
+        <w:t>физическото и интелектуалното развитие и</w:t>
+      </w:r>
+      <w:r>
+        <w:rPr>
+          <w:lang w:val="bg-BG"/>
+        </w:rPr>
+        <w:t xml:space="preserve"> </w:t>
+      </w:r>
+      <w:r>
+        <w:rPr>
+          <w:lang w:val="bg-BG"/>
+        </w:rPr>
+        <w:t>лицев дисморфизъм (къси очни цепки, гладък</w:t>
+      </w:r>
+      <w:r>
+        <w:rPr>
+          <w:lang w:val="bg-BG"/>
+        </w:rPr>
+        <w:t xml:space="preserve"> </w:t>
+      </w:r>
+      <w:r>
+        <w:rPr>
+          <w:lang w:val="bg-BG"/>
+        </w:rPr>
+        <w:t>филтрум, плоска основа на носа, хипоплазия</w:t>
+      </w:r>
+      <w:r>
+        <w:rPr>
+          <w:lang w:val="bg-BG"/>
+        </w:rPr>
+        <w:t xml:space="preserve"> </w:t>
+      </w:r>
+      <w:r>
+        <w:rPr>
+          <w:lang w:val="bg-BG"/>
+        </w:rPr>
+        <w:t>на средна част на лицето, тънка горна устна)</w:t>
+      </w:r>
+      <w:r>
+        <w:rPr>
+          <w:lang w:val="bg-BG"/>
+        </w:rPr>
+        <w:t xml:space="preserve"> </w:t>
+      </w:r>
+      <w:r>
+        <w:rPr>
+          <w:lang w:val="bg-BG"/>
+        </w:rPr>
+        <w:t>може да се касае за:</w:t>
+      </w:r>
+    </w:p>
+    <w:p>
+      <w:pPr>
+        <w:pStyle w:val="ListParagraph"/>
+        <w:numPr>
+          <w:ilvl w:val="0"/>
+          <w:numId w:val="3"/>
+        </w:numPr>
+        <w:rPr>
+          <w:color w:val="EE0000"/>
+          <w:lang w:val="bg-BG"/>
+        </w:rPr>
+      </w:pPr>
+      <w:r>
+        <w:rPr>
+          <w:color w:val="EE0000"/>
+          <w:lang w:val="bg-BG"/>
+        </w:rPr>
+        <w:t xml:space="preserve">Верен </w:t>
+      </w:r>
       <w:proofErr w:type="spellStart"/>
       <w:r>
         <w:rPr>
           <w:color w:val="EE0000"/>
         </w:rPr>
-        <w:t>делеция</w:t>
+        <w:t>SeIected</w:t>
       </w:r>
       <w:proofErr w:type="spellEnd"/>
       <w:r>
         <w:rPr>
           <w:color w:val="EE0000"/>
         </w:rPr>
+        <w:t xml:space="preserve"> Answer: </w:t>
+      </w:r>
+      <w:r>
+        <w:rPr>
+          <w:color w:val="EE0000"/>
+          <w:lang w:val="bg-BG"/>
+        </w:rPr>
+        <w:t>фетален алкохолен синдром</w:t>
+      </w:r>
+    </w:p>
+    <w:p>
+      <w:pPr>
+        <w:rPr>
+          <w:lang w:val="bg-BG"/>
+        </w:rPr>
+      </w:pPr>
+      <w:r>
+        <w:rPr>
+          <w:lang w:val="bg-BG"/>
+        </w:rPr>
+        <w:t xml:space="preserve">76. </w:t>
+      </w:r>
+      <w:r>
+        <w:rPr>
+          <w:lang w:val="bg-BG"/>
+        </w:rPr>
+        <w:t>Заболяване, възникващо в резултат на</w:t>
+      </w:r>
+      <w:r>
+        <w:rPr>
+          <w:lang w:val="bg-BG"/>
+        </w:rPr>
+        <w:t xml:space="preserve"> </w:t>
+      </w:r>
+      <w:r>
+        <w:rPr>
+          <w:lang w:val="bg-BG"/>
+        </w:rPr>
+        <w:t>дефицит или непълноценна функция</w:t>
+      </w:r>
+      <w:r>
+        <w:rPr>
+          <w:lang w:val="bg-BG"/>
+        </w:rPr>
+        <w:t xml:space="preserve"> </w:t>
+      </w:r>
+      <w:r>
+        <w:rPr>
+          <w:lang w:val="bg-BG"/>
+        </w:rPr>
+        <w:t>на коагулационен фактор VIII е</w:t>
+      </w:r>
+    </w:p>
+    <w:p>
+      <w:pPr>
+        <w:pStyle w:val="ListParagraph"/>
+        <w:numPr>
+          <w:ilvl w:val="0"/>
+          <w:numId w:val="3"/>
+        </w:numPr>
+        <w:rPr>
+          <w:color w:val="EE0000"/>
+          <w:lang w:val="bg-BG"/>
+        </w:rPr>
+      </w:pPr>
+      <w:r>
+        <w:rPr>
+          <w:color w:val="EE0000"/>
+          <w:lang w:val="bg-BG"/>
+        </w:rPr>
+        <w:t xml:space="preserve">Верен </w:t>
+      </w:r>
+      <w:proofErr w:type="spellStart"/>
+      <w:r>
+        <w:rPr>
+          <w:color w:val="EE0000"/>
+        </w:rPr>
+        <w:t>SeIected</w:t>
+      </w:r>
+      <w:proofErr w:type="spellEnd"/>
+      <w:r>
+        <w:rPr>
+          <w:color w:val="EE0000"/>
+        </w:rPr>
+        <w:t xml:space="preserve"> Answer:</w:t>
+      </w:r>
+      <w:r>
+        <w:rPr>
+          <w:color w:val="EE0000"/>
+          <w:lang w:val="bg-BG"/>
+        </w:rPr>
+        <w:t xml:space="preserve"> Хемофилия А</w:t>
+      </w:r>
+    </w:p>
+    <w:p>
+      <w:pPr>
+        <w:rPr>
+          <w:lang w:val="bg-BG"/>
+        </w:rPr>
+      </w:pPr>
+      <w:r>
+        <w:rPr>
+          <w:lang w:val="bg-BG"/>
+        </w:rPr>
+        <w:t xml:space="preserve">77. </w:t>
+      </w:r>
+      <w:r>
+        <w:rPr>
+          <w:lang w:val="bg-BG"/>
+        </w:rPr>
+        <w:t>При кой тил спинална мускулна атрофия се</w:t>
+      </w:r>
+      <w:r>
+        <w:rPr>
+          <w:lang w:val="bg-BG"/>
+        </w:rPr>
+        <w:t xml:space="preserve"> </w:t>
+      </w:r>
+      <w:r>
+        <w:rPr>
+          <w:lang w:val="bg-BG"/>
+        </w:rPr>
+        <w:t>очаква пациентите да имат нормална</w:t>
+      </w:r>
+      <w:r>
+        <w:rPr>
+          <w:lang w:val="bg-BG"/>
+        </w:rPr>
+        <w:t xml:space="preserve"> </w:t>
+      </w:r>
+      <w:r>
+        <w:rPr>
+          <w:lang w:val="bg-BG"/>
+        </w:rPr>
+        <w:t>продължителност на живот?</w:t>
+      </w:r>
+      <w:r>
+        <w:rPr>
+          <w:lang w:val="bg-BG"/>
+        </w:rPr>
+        <w:t xml:space="preserve"> </w:t>
+      </w:r>
+    </w:p>
+    <w:p>
+      <w:pPr>
+        <w:pStyle w:val="ListParagraph"/>
+        <w:numPr>
+          <w:ilvl w:val="0"/>
+          <w:numId w:val="3"/>
+        </w:numPr>
+        <w:rPr>
+          <w:lang w:val="bg-BG"/>
+        </w:rPr>
+      </w:pPr>
+      <w:r>
+        <w:rPr>
+          <w:lang w:val="bg-BG"/>
+        </w:rPr>
+        <w:t xml:space="preserve">Selected Answer: </w:t>
+      </w:r>
+    </w:p>
+    <w:p>
+      <w:pPr>
+        <w:rPr>
+          <w:lang w:val="bg-BG"/>
+        </w:rPr>
+      </w:pPr>
+      <w:r>
+        <w:rPr>
+          <w:lang w:val="bg-BG"/>
+        </w:rPr>
+        <w:t>78. К</w:t>
+      </w:r>
+      <w:r>
+        <w:rPr>
+          <w:lang w:val="bg-BG"/>
+        </w:rPr>
+        <w:t>ои от изброните се наблюдават при</w:t>
+      </w:r>
+      <w:r>
+        <w:rPr>
+          <w:lang w:val="bg-BG"/>
+        </w:rPr>
+        <w:t xml:space="preserve"> </w:t>
+      </w:r>
+      <w:r>
+        <w:rPr>
+          <w:lang w:val="bg-BG"/>
+        </w:rPr>
+        <w:t>Трихоринофалангеален синдром?</w:t>
+      </w:r>
+    </w:p>
+    <w:p>
+      <w:pPr>
+        <w:pStyle w:val="ListParagraph"/>
+        <w:numPr>
+          <w:ilvl w:val="0"/>
+          <w:numId w:val="3"/>
+        </w:numPr>
+        <w:rPr>
+          <w:color w:val="EE0000"/>
+          <w:lang w:val="bg-BG"/>
+        </w:rPr>
+      </w:pPr>
+      <w:r>
+        <w:rPr>
+          <w:color w:val="EE0000"/>
+          <w:lang w:val="bg-BG"/>
+        </w:rPr>
+        <w:t xml:space="preserve">Верен </w:t>
+      </w:r>
+      <w:proofErr w:type="spellStart"/>
+      <w:r>
+        <w:rPr>
+          <w:color w:val="EE0000"/>
+        </w:rPr>
+        <w:t>SeIected</w:t>
+      </w:r>
+      <w:proofErr w:type="spellEnd"/>
+      <w:r>
+        <w:rPr>
+          <w:color w:val="EE0000"/>
+        </w:rPr>
+        <w:t xml:space="preserve"> Answer:</w:t>
+      </w:r>
+      <w:r>
+        <w:rPr>
+          <w:color w:val="EE0000"/>
+          <w:lang w:val="bg-BG"/>
+        </w:rPr>
+        <w:t xml:space="preserve"> Нисък </w:t>
+      </w:r>
+      <w:r>
+        <w:rPr>
+          <w:color w:val="EE0000"/>
+          <w:lang w:val="bg-BG"/>
+        </w:rPr>
+        <w:t>ръст</w:t>
+      </w:r>
+      <w:r>
+        <w:rPr>
+          <w:color w:val="EE0000"/>
+          <w:lang w:val="bg-BG"/>
+        </w:rPr>
+        <w:t xml:space="preserve"> и рядка коса</w:t>
+      </w:r>
+    </w:p>
+    <w:p>
+      <w:pPr>
+        <w:rPr>
+          <w:lang w:val="bg-BG"/>
+        </w:rPr>
+      </w:pPr>
+      <w:r>
+        <w:rPr>
+          <w:lang w:val="bg-BG"/>
+        </w:rPr>
+        <w:t>79. Д</w:t>
+      </w:r>
+      <w:r>
+        <w:rPr>
+          <w:lang w:val="bg-BG"/>
+        </w:rPr>
+        <w:t>ете с дълги крайници, висок ръст,</w:t>
+      </w:r>
+      <w:r>
+        <w:rPr>
+          <w:lang w:val="bg-BG"/>
+        </w:rPr>
+        <w:t xml:space="preserve"> </w:t>
+      </w:r>
+      <w:r>
+        <w:rPr>
+          <w:lang w:val="bg-BG"/>
+        </w:rPr>
+        <w:t>деформации в гръдния кош и</w:t>
+      </w:r>
+      <w:r>
+        <w:rPr>
+          <w:lang w:val="bg-BG"/>
+        </w:rPr>
+        <w:t xml:space="preserve"> </w:t>
+      </w:r>
+      <w:r>
+        <w:rPr>
+          <w:lang w:val="bg-BG"/>
+        </w:rPr>
+        <w:t>дислокация на лещата е</w:t>
+      </w:r>
+      <w:r>
+        <w:rPr>
+          <w:lang w:val="bg-BG"/>
+        </w:rPr>
+        <w:t xml:space="preserve"> </w:t>
+      </w:r>
+      <w:r>
+        <w:rPr>
+          <w:lang w:val="bg-BG"/>
+        </w:rPr>
+        <w:t>удачно да се</w:t>
+      </w:r>
+      <w:r>
+        <w:rPr>
+          <w:lang w:val="bg-BG"/>
+        </w:rPr>
+        <w:t xml:space="preserve"> </w:t>
+      </w:r>
+      <w:r>
+        <w:rPr>
+          <w:lang w:val="bg-BG"/>
+        </w:rPr>
+        <w:t>изследва за:</w:t>
+      </w:r>
+    </w:p>
+    <w:p>
+      <w:pPr>
+        <w:pStyle w:val="ListParagraph"/>
+        <w:numPr>
+          <w:ilvl w:val="0"/>
+          <w:numId w:val="3"/>
+        </w:numPr>
+        <w:rPr>
+          <w:color w:val="EE0000"/>
+          <w:lang w:val="bg-BG"/>
+        </w:rPr>
+      </w:pPr>
+      <w:r>
+        <w:rPr>
+          <w:color w:val="EE0000"/>
+          <w:lang w:val="bg-BG"/>
+        </w:rPr>
+        <w:t xml:space="preserve">Верен </w:t>
+      </w:r>
+      <w:proofErr w:type="spellStart"/>
+      <w:r>
+        <w:rPr>
+          <w:color w:val="EE0000"/>
+        </w:rPr>
+        <w:t>SeIected</w:t>
+      </w:r>
+      <w:proofErr w:type="spellEnd"/>
+      <w:r>
+        <w:rPr>
+          <w:color w:val="EE0000"/>
+        </w:rPr>
+        <w:t xml:space="preserve"> Answer:</w:t>
+      </w:r>
+      <w:r>
+        <w:rPr>
+          <w:color w:val="EE0000"/>
+          <w:lang w:val="bg-BG"/>
+        </w:rPr>
+        <w:t xml:space="preserve"> патогенни варианти във фибрилиновия ген</w:t>
+      </w:r>
+      <w:r>
+        <w:rPr>
+          <w:color w:val="EE0000"/>
+          <w:lang w:val="bg-BG"/>
+        </w:rPr>
+        <w:t xml:space="preserve"> /Синдром на Марфан е това/</w:t>
+      </w:r>
+    </w:p>
+    <w:p>
+      <w:r>
+        <w:rPr>
+          <w:lang w:val="bg-BG"/>
+        </w:rPr>
+        <w:t xml:space="preserve">80. </w:t>
+      </w:r>
+      <w:r>
+        <w:rPr>
+          <w:lang w:val="bg-BG"/>
+        </w:rPr>
+        <w:t>При родители с нормален кариотип,</w:t>
+      </w:r>
+      <w:r>
+        <w:rPr>
+          <w:lang w:val="bg-BG"/>
+        </w:rPr>
+        <w:t xml:space="preserve"> </w:t>
+      </w:r>
+      <w:r>
+        <w:rPr>
+          <w:lang w:val="bg-BG"/>
+        </w:rPr>
+        <w:t xml:space="preserve">каква е формата на синдром на </w:t>
+      </w:r>
+      <w:r>
+        <w:rPr>
+          <w:lang w:val="bg-BG"/>
+        </w:rPr>
+        <w:t xml:space="preserve">Даун </w:t>
+      </w:r>
+      <w:r>
+        <w:rPr>
+          <w:lang w:val="bg-BG"/>
+        </w:rPr>
+        <w:t>при детето им,ако то е с кариотип</w:t>
+      </w:r>
+      <w:r>
+        <w:rPr>
+          <w:lang w:val="bg-BG"/>
+        </w:rPr>
+        <w:t xml:space="preserve"> </w:t>
+      </w:r>
+      <w:r>
+        <w:rPr>
+          <w:lang w:val="bg-BG"/>
+        </w:rPr>
+        <w:t>46,</w:t>
+      </w:r>
+      <w:r>
+        <w:t>XY, der (13:21)(q10;q10),+21?</w:t>
+      </w:r>
+    </w:p>
+    <w:p>
+      <w:pPr>
+        <w:pStyle w:val="ListParagraph"/>
+        <w:numPr>
+          <w:ilvl w:val="0"/>
+          <w:numId w:val="3"/>
+        </w:numPr>
+        <w:rPr>
+          <w:color w:val="EE0000"/>
+          <w:lang w:val="bg-BG"/>
+        </w:rPr>
+      </w:pPr>
+      <w:r>
+        <w:rPr>
+          <w:color w:val="EE0000"/>
+          <w:lang w:val="bg-BG"/>
+        </w:rPr>
+        <w:t xml:space="preserve">Верен </w:t>
+      </w:r>
+      <w:proofErr w:type="spellStart"/>
+      <w:r>
+        <w:rPr>
+          <w:color w:val="EE0000"/>
+        </w:rPr>
+        <w:t>SeIected</w:t>
+      </w:r>
+      <w:proofErr w:type="spellEnd"/>
+      <w:r>
+        <w:rPr>
+          <w:color w:val="EE0000"/>
+        </w:rPr>
+        <w:t xml:space="preserve"> Answer:</w:t>
+      </w:r>
+      <w:r>
+        <w:rPr>
+          <w:color w:val="EE0000"/>
+          <w:lang w:val="bg-BG"/>
+        </w:rPr>
+        <w:t xml:space="preserve"> спорадична,</w:t>
+      </w:r>
+      <w:r>
+        <w:rPr>
+          <w:color w:val="EE0000"/>
+        </w:rPr>
+        <w:t xml:space="preserve"> </w:t>
+      </w:r>
+      <w:r>
+        <w:rPr>
+          <w:color w:val="EE0000"/>
+          <w:lang w:val="bg-BG"/>
+        </w:rPr>
+        <w:t>транслокационна</w:t>
+      </w:r>
+    </w:p>
+    <w:p>
+      <w:r>
+        <w:t xml:space="preserve">81. </w:t>
+      </w:r>
+      <w:proofErr w:type="spellStart"/>
+      <w:r>
+        <w:t>Ваш</w:t>
+      </w:r>
+      <w:proofErr w:type="spellEnd"/>
+      <w:r>
+        <w:t xml:space="preserve"> </w:t>
+      </w:r>
+      <w:proofErr w:type="spellStart"/>
+      <w:r>
+        <w:t>пациент</w:t>
+      </w:r>
+      <w:proofErr w:type="spellEnd"/>
+      <w:r>
+        <w:t xml:space="preserve"> от </w:t>
+      </w:r>
+      <w:proofErr w:type="spellStart"/>
+      <w:r>
+        <w:t>мъжки</w:t>
+      </w:r>
+      <w:proofErr w:type="spellEnd"/>
+      <w:r>
+        <w:t xml:space="preserve"> </w:t>
+      </w:r>
+      <w:proofErr w:type="spellStart"/>
+      <w:r>
+        <w:t>пол</w:t>
+      </w:r>
+      <w:proofErr w:type="spellEnd"/>
+      <w:r>
+        <w:t xml:space="preserve"> се </w:t>
+      </w:r>
+      <w:proofErr w:type="spellStart"/>
+      <w:r>
+        <w:t>оплаква</w:t>
+      </w:r>
+      <w:proofErr w:type="spellEnd"/>
+      <w:r>
+        <w:t xml:space="preserve"> от </w:t>
+      </w:r>
+      <w:proofErr w:type="spellStart"/>
+      <w:r>
+        <w:t>мускулна</w:t>
+      </w:r>
+      <w:proofErr w:type="spellEnd"/>
+      <w:r>
+        <w:t xml:space="preserve"> </w:t>
+      </w:r>
+      <w:proofErr w:type="spellStart"/>
+      <w:r>
+        <w:t>слабост</w:t>
+      </w:r>
+      <w:proofErr w:type="spellEnd"/>
+      <w:r>
+        <w:t xml:space="preserve">. </w:t>
+      </w:r>
+      <w:proofErr w:type="spellStart"/>
+      <w:r>
+        <w:t>Също</w:t>
+      </w:r>
+      <w:proofErr w:type="spellEnd"/>
+      <w:r>
+        <w:t xml:space="preserve"> </w:t>
+      </w:r>
+      <w:proofErr w:type="spellStart"/>
+      <w:r>
+        <w:t>така</w:t>
+      </w:r>
+      <w:proofErr w:type="spellEnd"/>
+      <w:r>
+        <w:t xml:space="preserve"> </w:t>
+      </w:r>
+      <w:proofErr w:type="spellStart"/>
+      <w:r>
+        <w:t>има</w:t>
+      </w:r>
+      <w:proofErr w:type="spellEnd"/>
+      <w:r>
+        <w:t xml:space="preserve"> </w:t>
+      </w:r>
+      <w:proofErr w:type="spellStart"/>
+      <w:r>
+        <w:t>повишени</w:t>
+      </w:r>
+      <w:proofErr w:type="spellEnd"/>
+      <w:r>
+        <w:t xml:space="preserve"> </w:t>
+      </w:r>
+      <w:proofErr w:type="spellStart"/>
+      <w:r>
+        <w:t>нива</w:t>
+      </w:r>
+      <w:proofErr w:type="spellEnd"/>
+      <w:r>
+        <w:t xml:space="preserve"> на </w:t>
+      </w:r>
+      <w:proofErr w:type="spellStart"/>
+      <w:r>
+        <w:t>креатинин</w:t>
+      </w:r>
+      <w:proofErr w:type="spellEnd"/>
+      <w:r>
+        <w:t xml:space="preserve"> </w:t>
+      </w:r>
+      <w:proofErr w:type="spellStart"/>
+      <w:r>
+        <w:t>киназа</w:t>
+      </w:r>
+      <w:proofErr w:type="spellEnd"/>
+      <w:r>
         <w:t xml:space="preserve"> в </w:t>
       </w:r>
       <w:proofErr w:type="spellStart"/>
       <w:r>
-        <w:rPr>
-          <w:color w:val="EE0000"/>
-        </w:rPr>
-        <w:t>бащината</w:t>
+        <w:t>кръвта</w:t>
       </w:r>
       <w:proofErr w:type="spellEnd"/>
       <w:r>
-        <w:rPr>
-          <w:color w:val="EE0000"/>
-        </w:rPr>
-        <w:t xml:space="preserve"> 15-</w:t>
-      </w:r>
-      <w:r>
-        <w:rPr>
-          <w:color w:val="EE0000"/>
-          <w:lang w:val="bg-BG"/>
-        </w:rPr>
-        <w:t xml:space="preserve"> </w:t>
+        <w:t xml:space="preserve">. </w:t>
       </w:r>
       <w:proofErr w:type="spellStart"/>
       <w:r>
-        <w:rPr>
-          <w:color w:val="EE0000"/>
-        </w:rPr>
-        <w:t>хромозома</w:t>
+        <w:t>Каква</w:t>
       </w:r>
       <w:proofErr w:type="spellEnd"/>
-    </w:p>
-    <w:p>
-      <w:pPr>
-        <w:rPr>
-          <w:lang w:val="bg-BG"/>
-        </w:rPr>
-      </w:pPr>
-      <w:r>
-        <w:rPr>
-          <w:lang w:val="bg-BG"/>
-        </w:rPr>
-        <w:t xml:space="preserve">51. </w:t>
-      </w:r>
-      <w:r>
-        <w:rPr>
-          <w:lang w:val="bg-BG"/>
-        </w:rPr>
-        <w:t>Здрава жена, която има брат и</w:t>
-      </w:r>
-      <w:r>
-        <w:rPr>
-          <w:lang w:val="bg-BG"/>
-        </w:rPr>
-        <w:t xml:space="preserve"> </w:t>
-      </w:r>
-      <w:r>
-        <w:rPr>
-          <w:lang w:val="bg-BG"/>
-        </w:rPr>
-        <w:t>син със синдром на Чуплива Х</w:t>
-      </w:r>
-      <w:r>
-        <w:rPr>
-          <w:lang w:val="bg-BG"/>
-        </w:rPr>
-        <w:t xml:space="preserve"> </w:t>
-      </w:r>
-      <w:r>
-        <w:rPr>
-          <w:lang w:val="bg-BG"/>
-        </w:rPr>
-        <w:t>хромозома се интересува какъв е</w:t>
-      </w:r>
-      <w:r>
-        <w:rPr>
-          <w:lang w:val="bg-BG"/>
-        </w:rPr>
-        <w:t xml:space="preserve"> </w:t>
-      </w:r>
-      <w:r>
-        <w:rPr>
-          <w:lang w:val="bg-BG"/>
-        </w:rPr>
-        <w:t>рискът да има отново дете със</w:t>
-      </w:r>
-      <w:r>
-        <w:rPr>
-          <w:lang w:val="bg-BG"/>
-        </w:rPr>
-        <w:t xml:space="preserve"> </w:t>
-      </w:r>
-      <w:r>
-        <w:rPr>
-          <w:lang w:val="bg-BG"/>
-        </w:rPr>
-        <w:t>същото заболяване?</w:t>
+      <w:r>
+        <w:t xml:space="preserve"> е най-</w:t>
+      </w:r>
+      <w:proofErr w:type="spellStart"/>
+      <w:r>
+        <w:t>вероятната</w:t>
+      </w:r>
+      <w:proofErr w:type="spellEnd"/>
+      <w:r>
+        <w:t xml:space="preserve"> </w:t>
+      </w:r>
+      <w:proofErr w:type="spellStart"/>
+      <w:r>
+        <w:t>диагноза</w:t>
+      </w:r>
+      <w:proofErr w:type="spellEnd"/>
+      <w:r>
+        <w:t>?</w:t>
       </w:r>
     </w:p>
     <w:p>
@@ -3018,7 +5827,6 @@
         </w:numPr>
         <w:rPr>
           <w:color w:val="EE0000"/>
-          <w:lang w:val="bg-BG"/>
         </w:rPr>
       </w:pPr>
       <w:r>
@@ -3040,2892 +5848,46 @@
         <w:rPr>
           <w:color w:val="EE0000"/>
         </w:rPr>
-        <w:t xml:space="preserve"> Answer: </w:t>
-      </w:r>
-      <w:r>
-        <w:rPr>
-          <w:color w:val="EE0000"/>
-          <w:lang w:val="bg-BG"/>
-        </w:rPr>
-        <w:t>50% риск за болни момчета</w:t>
-      </w:r>
-    </w:p>
-    <w:p>
-      <w:pPr>
-        <w:rPr>
-          <w:lang w:val="bg-BG"/>
-        </w:rPr>
-      </w:pPr>
-      <w:r>
-        <w:rPr>
-          <w:lang w:val="bg-BG"/>
-        </w:rPr>
-        <w:t xml:space="preserve">52. </w:t>
-      </w:r>
-      <w:r>
-        <w:rPr>
-          <w:lang w:val="bg-BG"/>
-        </w:rPr>
-        <w:t>Кой от изброените типове на</w:t>
-      </w:r>
-      <w:r>
-        <w:rPr>
-          <w:lang w:val="bg-BG"/>
-        </w:rPr>
-        <w:t xml:space="preserve"> </w:t>
-      </w:r>
-      <w:r>
-        <w:rPr>
-          <w:lang w:val="bg-BG"/>
-        </w:rPr>
-        <w:t>унаследяване е предимно</w:t>
-      </w:r>
-      <w:r>
-        <w:rPr>
-          <w:lang w:val="bg-BG"/>
-        </w:rPr>
-        <w:t xml:space="preserve"> </w:t>
-      </w:r>
-      <w:r>
-        <w:rPr>
-          <w:lang w:val="bg-BG"/>
-        </w:rPr>
-        <w:t>характерен за лизозомните</w:t>
-      </w:r>
-    </w:p>
-    <w:p>
-      <w:pPr>
-        <w:rPr>
-          <w:lang w:val="bg-BG"/>
-        </w:rPr>
-      </w:pPr>
-      <w:r>
-        <w:rPr>
-          <w:lang w:val="bg-BG"/>
-        </w:rPr>
-        <w:t>болести?</w:t>
-      </w:r>
-      <w:r>
-        <w:rPr>
-          <w:lang w:val="bg-BG"/>
-        </w:rPr>
-        <w:t xml:space="preserve"> </w:t>
-      </w:r>
-    </w:p>
-    <w:p>
-      <w:pPr>
-        <w:pStyle w:val="ListParagraph"/>
-        <w:numPr>
-          <w:ilvl w:val="0"/>
-          <w:numId w:val="3"/>
-        </w:numPr>
-        <w:rPr>
-          <w:color w:val="EE0000"/>
-          <w:lang w:val="bg-BG"/>
-        </w:rPr>
-      </w:pPr>
-      <w:r>
-        <w:rPr>
-          <w:color w:val="EE0000"/>
-          <w:lang w:val="bg-BG"/>
-        </w:rPr>
-        <w:t xml:space="preserve">Верен </w:t>
+        <w:t xml:space="preserve"> Answer:</w:t>
+      </w:r>
+      <w:r>
+        <w:rPr>
+          <w:color w:val="EE0000"/>
+          <w:lang w:val="bg-BG"/>
+        </w:rPr>
+        <w:t xml:space="preserve"> </w:t>
       </w:r>
       <w:proofErr w:type="spellStart"/>
       <w:r>
         <w:rPr>
           <w:color w:val="EE0000"/>
         </w:rPr>
-        <w:t>SeIected</w:t>
+        <w:t>Дистрофия</w:t>
       </w:r>
       <w:proofErr w:type="spellEnd"/>
       <w:r>
         <w:rPr>
           <w:color w:val="EE0000"/>
         </w:rPr>
-        <w:t xml:space="preserve"> Answer: </w:t>
-      </w:r>
-      <w:r>
-        <w:rPr>
-          <w:color w:val="EE0000"/>
-          <w:lang w:val="bg-BG"/>
-        </w:rPr>
-        <w:t>автозомно-рецесиве</w:t>
-      </w:r>
-      <w:r>
-        <w:rPr>
-          <w:color w:val="EE0000"/>
-          <w:lang w:val="bg-BG"/>
-        </w:rPr>
-        <w:t>н</w:t>
-      </w:r>
-      <w:r>
-        <w:rPr>
-          <w:color w:val="EE0000"/>
-          <w:lang w:val="bg-BG"/>
-        </w:rPr>
-        <w:t xml:space="preserve"> тип</w:t>
-      </w:r>
-    </w:p>
-    <w:p>
-      <w:pPr>
-        <w:rPr>
-          <w:lang w:val="bg-BG"/>
-        </w:rPr>
-      </w:pPr>
-      <w:r>
-        <w:rPr>
-          <w:lang w:val="bg-BG"/>
-        </w:rPr>
-        <w:t xml:space="preserve">53. </w:t>
-      </w:r>
-      <w:r>
-        <w:rPr>
-          <w:lang w:val="bg-BG"/>
-        </w:rPr>
-        <w:t>При наличие на Фактор V Лайден</w:t>
-      </w:r>
-      <w:r>
-        <w:rPr>
-          <w:lang w:val="bg-BG"/>
-        </w:rPr>
-        <w:t xml:space="preserve"> </w:t>
-      </w:r>
-      <w:r>
-        <w:rPr>
-          <w:lang w:val="bg-BG"/>
-        </w:rPr>
-        <w:t>мутация се наблюдава</w:t>
-      </w:r>
-      <w:r>
-        <w:rPr>
-          <w:lang w:val="bg-BG"/>
-        </w:rPr>
-        <w:t xml:space="preserve"> </w:t>
-      </w:r>
-      <w:r>
-        <w:rPr>
-          <w:lang w:val="bg-BG"/>
-        </w:rPr>
-        <w:t>предразположение към:</w:t>
-      </w:r>
-    </w:p>
-    <w:p>
-      <w:pPr>
-        <w:pStyle w:val="ListParagraph"/>
-        <w:numPr>
-          <w:ilvl w:val="0"/>
-          <w:numId w:val="3"/>
-        </w:numPr>
-        <w:rPr>
-          <w:color w:val="EE0000"/>
-          <w:lang w:val="bg-BG"/>
-        </w:rPr>
-      </w:pPr>
-      <w:bookmarkStart w:id="0" w:name="_Hlk213257007"/>
-      <w:r>
-        <w:rPr>
-          <w:color w:val="EE0000"/>
-          <w:lang w:val="bg-BG"/>
-        </w:rPr>
-        <w:t xml:space="preserve">Верен </w:t>
+        <w:t xml:space="preserve"> на </w:t>
       </w:r>
       <w:proofErr w:type="spellStart"/>
       <w:r>
         <w:rPr>
           <w:color w:val="EE0000"/>
         </w:rPr>
-        <w:t>SeIected</w:t>
+        <w:t>Дюшен</w:t>
       </w:r>
       <w:proofErr w:type="spellEnd"/>
-      <w:r>
-        <w:rPr>
-          <w:color w:val="EE0000"/>
-        </w:rPr>
-        <w:t xml:space="preserve"> Answer:</w:t>
-      </w:r>
-      <w:r>
-        <w:rPr>
-          <w:color w:val="EE0000"/>
-          <w:lang w:val="bg-BG"/>
-        </w:rPr>
-        <w:t xml:space="preserve"> </w:t>
-      </w:r>
-      <w:bookmarkEnd w:id="0"/>
-      <w:r>
-        <w:rPr>
-          <w:color w:val="EE0000"/>
-          <w:lang w:val="bg-BG"/>
-        </w:rPr>
-        <w:t>Повтарящи се спонтанни аборти</w:t>
-      </w:r>
-    </w:p>
-    <w:p>
-      <w:pPr>
-        <w:rPr>
-          <w:lang w:val="bg-BG"/>
-        </w:rPr>
-      </w:pPr>
-      <w:r>
-        <w:rPr>
-          <w:lang w:val="bg-BG"/>
-        </w:rPr>
-        <w:t xml:space="preserve">54. </w:t>
-      </w:r>
-      <w:r>
-        <w:rPr>
-          <w:lang w:val="bg-BG"/>
-        </w:rPr>
-        <w:t>Каква е мутацията, водеща до</w:t>
-      </w:r>
-      <w:r>
-        <w:rPr>
-          <w:lang w:val="bg-BG"/>
-        </w:rPr>
-        <w:t xml:space="preserve"> </w:t>
-      </w:r>
-      <w:r>
-        <w:rPr>
-          <w:lang w:val="bg-BG"/>
-        </w:rPr>
-        <w:t>проявата на</w:t>
-      </w:r>
-      <w:r>
-        <w:rPr>
-          <w:lang w:val="bg-BG"/>
-        </w:rPr>
-        <w:t xml:space="preserve"> </w:t>
-      </w:r>
-      <w:r>
-        <w:rPr>
-          <w:lang w:val="bg-BG"/>
-        </w:rPr>
-        <w:t>Трихоринофалангиалния</w:t>
-      </w:r>
-      <w:r>
-        <w:rPr>
-          <w:lang w:val="bg-BG"/>
-        </w:rPr>
-        <w:t xml:space="preserve"> </w:t>
-      </w:r>
-      <w:r>
-        <w:rPr>
-          <w:lang w:val="bg-BG"/>
-        </w:rPr>
-        <w:t>синдром тип 2?</w:t>
-      </w:r>
-    </w:p>
-    <w:p>
-      <w:pPr>
-        <w:pStyle w:val="ListParagraph"/>
-        <w:numPr>
-          <w:ilvl w:val="0"/>
-          <w:numId w:val="3"/>
-        </w:numPr>
-        <w:rPr>
-          <w:color w:val="EE0000"/>
-          <w:lang w:val="bg-BG"/>
-        </w:rPr>
-      </w:pPr>
-      <w:r>
-        <w:rPr>
-          <w:color w:val="EE0000"/>
-          <w:lang w:val="bg-BG"/>
-        </w:rPr>
-        <w:t xml:space="preserve">Верен </w:t>
-      </w:r>
-      <w:proofErr w:type="spellStart"/>
-      <w:r>
-        <w:rPr>
-          <w:color w:val="EE0000"/>
-        </w:rPr>
-        <w:t>SeIected</w:t>
-      </w:r>
-      <w:proofErr w:type="spellEnd"/>
-      <w:r>
-        <w:rPr>
-          <w:color w:val="EE0000"/>
-        </w:rPr>
-        <w:t xml:space="preserve"> Answer:</w:t>
-      </w:r>
-      <w:r>
-        <w:rPr>
-          <w:color w:val="EE0000"/>
-          <w:lang w:val="bg-BG"/>
-        </w:rPr>
-        <w:t xml:space="preserve"> Микроделеция</w:t>
-      </w:r>
-    </w:p>
-    <w:p>
-      <w:pPr>
-        <w:rPr>
-          <w:lang w:val="bg-BG"/>
-        </w:rPr>
-      </w:pPr>
-      <w:r>
-        <w:rPr>
-          <w:lang w:val="bg-BG"/>
-        </w:rPr>
-        <w:t xml:space="preserve">55. </w:t>
-      </w:r>
-      <w:r>
-        <w:rPr>
-          <w:lang w:val="bg-BG"/>
-        </w:rPr>
-        <w:t>Мутация, която води до</w:t>
-      </w:r>
-      <w:r>
-        <w:rPr>
-          <w:lang w:val="bg-BG"/>
-        </w:rPr>
-        <w:t xml:space="preserve"> </w:t>
-      </w:r>
-      <w:r>
-        <w:rPr>
-          <w:lang w:val="bg-BG"/>
-        </w:rPr>
-        <w:t>заместване на една</w:t>
-      </w:r>
-      <w:r>
-        <w:rPr>
-          <w:lang w:val="bg-BG"/>
-        </w:rPr>
-        <w:t xml:space="preserve"> </w:t>
-      </w:r>
-      <w:r>
-        <w:rPr>
-          <w:lang w:val="bg-BG"/>
-        </w:rPr>
-        <w:t>аминокиселина с друга в</w:t>
-      </w:r>
-      <w:r>
-        <w:rPr>
-          <w:lang w:val="bg-BG"/>
-        </w:rPr>
-        <w:t xml:space="preserve"> </w:t>
-      </w:r>
-      <w:r>
-        <w:rPr>
-          <w:lang w:val="bg-BG"/>
-        </w:rPr>
-        <w:t>протеина, се нарича:</w:t>
-      </w:r>
-    </w:p>
-    <w:p>
-      <w:pPr>
-        <w:pStyle w:val="ListParagraph"/>
-        <w:numPr>
-          <w:ilvl w:val="0"/>
-          <w:numId w:val="3"/>
-        </w:numPr>
-        <w:rPr>
-          <w:color w:val="EE0000"/>
-          <w:lang w:val="bg-BG"/>
-        </w:rPr>
-      </w:pPr>
-      <w:r>
-        <w:rPr>
-          <w:color w:val="EE0000"/>
-          <w:lang w:val="bg-BG"/>
-        </w:rPr>
-        <w:t xml:space="preserve">Верен </w:t>
-      </w:r>
-      <w:proofErr w:type="spellStart"/>
-      <w:r>
-        <w:rPr>
-          <w:color w:val="EE0000"/>
-        </w:rPr>
-        <w:t>SeIected</w:t>
-      </w:r>
-      <w:proofErr w:type="spellEnd"/>
-      <w:r>
-        <w:rPr>
-          <w:color w:val="EE0000"/>
-        </w:rPr>
-        <w:t xml:space="preserve"> Answer:</w:t>
-      </w:r>
-      <w:r>
-        <w:rPr>
-          <w:color w:val="EE0000"/>
-          <w:lang w:val="bg-BG"/>
-        </w:rPr>
-        <w:t xml:space="preserve"> Миссенс мутация</w:t>
-      </w:r>
-    </w:p>
-    <w:p>
-      <w:pPr>
-        <w:rPr>
-          <w:lang w:val="bg-BG"/>
-        </w:rPr>
-      </w:pPr>
-      <w:r>
-        <w:rPr>
-          <w:lang w:val="bg-BG"/>
-        </w:rPr>
-        <w:t xml:space="preserve">56. </w:t>
-      </w:r>
-      <w:r>
-        <w:rPr>
-          <w:lang w:val="bg-BG"/>
-        </w:rPr>
-        <w:t>Кое от следните вродени</w:t>
-      </w:r>
-      <w:r>
-        <w:rPr>
-          <w:lang w:val="bg-BG"/>
-        </w:rPr>
-        <w:t xml:space="preserve"> </w:t>
-      </w:r>
-      <w:r>
-        <w:rPr>
-          <w:lang w:val="bg-BG"/>
-        </w:rPr>
-        <w:t>заболявания се характеризира с</w:t>
-      </w:r>
-      <w:r>
-        <w:rPr>
-          <w:lang w:val="bg-BG"/>
-        </w:rPr>
-        <w:t xml:space="preserve"> </w:t>
-      </w:r>
-      <w:r>
-        <w:rPr>
-          <w:lang w:val="bg-BG"/>
-        </w:rPr>
-        <w:t>висок ръст, хипогонадизъм и</w:t>
-      </w:r>
-      <w:r>
-        <w:rPr>
-          <w:lang w:val="bg-BG"/>
-        </w:rPr>
-        <w:t xml:space="preserve"> </w:t>
-      </w:r>
-      <w:r>
-        <w:rPr>
-          <w:lang w:val="bg-BG"/>
-        </w:rPr>
-        <w:t>азооспермия?</w:t>
-      </w:r>
-    </w:p>
-    <w:p>
-      <w:pPr>
-        <w:pStyle w:val="ListParagraph"/>
-        <w:numPr>
-          <w:ilvl w:val="0"/>
-          <w:numId w:val="3"/>
-        </w:numPr>
-        <w:rPr>
-          <w:color w:val="EE0000"/>
-          <w:lang w:val="bg-BG"/>
-        </w:rPr>
-      </w:pPr>
-      <w:r>
-        <w:rPr>
-          <w:color w:val="EE0000"/>
-          <w:lang w:val="bg-BG"/>
-        </w:rPr>
-        <w:t xml:space="preserve">Верен </w:t>
-      </w:r>
-      <w:proofErr w:type="spellStart"/>
-      <w:r>
-        <w:rPr>
-          <w:color w:val="EE0000"/>
-        </w:rPr>
-        <w:t>SeIected</w:t>
-      </w:r>
-      <w:proofErr w:type="spellEnd"/>
-      <w:r>
-        <w:rPr>
-          <w:color w:val="EE0000"/>
-        </w:rPr>
-        <w:t xml:space="preserve"> Answer:</w:t>
-      </w:r>
-      <w:r>
-        <w:rPr>
-          <w:color w:val="EE0000"/>
-          <w:lang w:val="bg-BG"/>
-        </w:rPr>
-        <w:t xml:space="preserve"> ХХУ синдром</w:t>
-      </w:r>
-    </w:p>
-    <w:p>
-      <w:pPr>
-        <w:rPr>
-          <w:lang w:val="bg-BG"/>
-        </w:rPr>
-      </w:pPr>
-      <w:r>
-        <w:rPr>
-          <w:lang w:val="bg-BG"/>
-        </w:rPr>
+    </w:p>
+    <w:p>
+      <w:pPr>
+        <w:rPr>
+          <w:lang w:val="bg-BG"/>
+        </w:rPr>
+      </w:pPr>
+      <w:r>
         <w:lastRenderedPageBreak/>
-        <w:t xml:space="preserve">57. </w:t>
-      </w:r>
-      <w:r>
-        <w:rPr>
-          <w:lang w:val="bg-BG"/>
-        </w:rPr>
-        <w:t>От приблизително колко гена се</w:t>
-      </w:r>
-      <w:r>
-        <w:rPr>
-          <w:lang w:val="bg-BG"/>
-        </w:rPr>
-        <w:t xml:space="preserve"> </w:t>
-      </w:r>
-      <w:r>
-        <w:rPr>
-          <w:lang w:val="bg-BG"/>
-        </w:rPr>
-        <w:t>състои човешкият геном?</w:t>
-      </w:r>
-    </w:p>
-    <w:p>
-      <w:pPr>
-        <w:pStyle w:val="ListParagraph"/>
-        <w:numPr>
-          <w:ilvl w:val="0"/>
-          <w:numId w:val="3"/>
-        </w:numPr>
-        <w:rPr>
-          <w:color w:val="EE0000"/>
-          <w:lang w:val="bg-BG"/>
-        </w:rPr>
-      </w:pPr>
-      <w:r>
-        <w:rPr>
-          <w:color w:val="EE0000"/>
-          <w:lang w:val="bg-BG"/>
-        </w:rPr>
-        <w:t xml:space="preserve">Верен </w:t>
-      </w:r>
-      <w:proofErr w:type="spellStart"/>
-      <w:r>
-        <w:rPr>
-          <w:color w:val="EE0000"/>
-        </w:rPr>
-        <w:t>SeIected</w:t>
-      </w:r>
-      <w:proofErr w:type="spellEnd"/>
-      <w:r>
-        <w:rPr>
-          <w:color w:val="EE0000"/>
-        </w:rPr>
-        <w:t xml:space="preserve"> Answer: </w:t>
-      </w:r>
-      <w:r>
-        <w:rPr>
-          <w:color w:val="EE0000"/>
-          <w:lang w:val="bg-BG"/>
-        </w:rPr>
-        <w:t>около 20 000 гена</w:t>
-      </w:r>
-    </w:p>
-    <w:p>
-      <w:pPr>
-        <w:rPr>
-          <w:lang w:val="bg-BG"/>
-        </w:rPr>
-      </w:pPr>
-      <w:r>
-        <w:rPr>
-          <w:lang w:val="bg-BG"/>
-        </w:rPr>
-        <w:t xml:space="preserve">58. </w:t>
-      </w:r>
-      <w:r>
-        <w:rPr>
-          <w:lang w:val="bg-BG"/>
-        </w:rPr>
-        <w:t>Фенотипната изява при</w:t>
-      </w:r>
-      <w:r>
-        <w:rPr>
-          <w:lang w:val="bg-BG"/>
-        </w:rPr>
-        <w:t xml:space="preserve"> </w:t>
-      </w:r>
-      <w:r>
-        <w:rPr>
-          <w:lang w:val="bg-BG"/>
-        </w:rPr>
-        <w:t>синдром на Марфан се</w:t>
-      </w:r>
-      <w:r>
-        <w:rPr>
-          <w:lang w:val="bg-BG"/>
-        </w:rPr>
-        <w:t xml:space="preserve"> </w:t>
-      </w:r>
-      <w:r>
-        <w:rPr>
-          <w:lang w:val="bg-BG"/>
-        </w:rPr>
-        <w:t>характеризира с:</w:t>
-      </w:r>
-    </w:p>
-    <w:p>
-      <w:pPr>
-        <w:pStyle w:val="ListParagraph"/>
-        <w:numPr>
-          <w:ilvl w:val="0"/>
-          <w:numId w:val="3"/>
-        </w:numPr>
-        <w:rPr>
-          <w:color w:val="EE0000"/>
-          <w:lang w:val="bg-BG"/>
-        </w:rPr>
-      </w:pPr>
-      <w:r>
-        <w:rPr>
-          <w:color w:val="EE0000"/>
-          <w:lang w:val="bg-BG"/>
-        </w:rPr>
-        <w:t xml:space="preserve">Верен </w:t>
-      </w:r>
-      <w:proofErr w:type="spellStart"/>
-      <w:r>
-        <w:rPr>
-          <w:color w:val="EE0000"/>
-        </w:rPr>
-        <w:t>SeIected</w:t>
-      </w:r>
-      <w:proofErr w:type="spellEnd"/>
-      <w:r>
-        <w:rPr>
-          <w:color w:val="EE0000"/>
-        </w:rPr>
-        <w:t xml:space="preserve"> Answer: </w:t>
-      </w:r>
-      <w:r>
-        <w:rPr>
-          <w:color w:val="EE0000"/>
-          <w:lang w:val="bg-BG"/>
-        </w:rPr>
-        <w:t>Трудно прогнозиране поради вариабилната експресивност</w:t>
-      </w:r>
-    </w:p>
-    <w:p>
-      <w:pPr>
-        <w:rPr>
-          <w:lang w:val="bg-BG"/>
-        </w:rPr>
-      </w:pPr>
-      <w:r>
-        <w:rPr>
-          <w:lang w:val="bg-BG"/>
-        </w:rPr>
-        <w:t xml:space="preserve">59. </w:t>
-      </w:r>
-      <w:r>
-        <w:rPr>
-          <w:lang w:val="bg-BG"/>
-        </w:rPr>
-        <w:t>Кое от изброените може да е</w:t>
-      </w:r>
-      <w:r>
-        <w:rPr>
-          <w:lang w:val="bg-BG"/>
-        </w:rPr>
-        <w:t xml:space="preserve"> </w:t>
-      </w:r>
-      <w:r>
-        <w:rPr>
-          <w:lang w:val="bg-BG"/>
-        </w:rPr>
-        <w:t>причина за възникване на</w:t>
-      </w:r>
-      <w:r>
-        <w:rPr>
-          <w:lang w:val="bg-BG"/>
-        </w:rPr>
-        <w:t xml:space="preserve"> </w:t>
-      </w:r>
-      <w:r>
-        <w:rPr>
-          <w:lang w:val="bg-BG"/>
-        </w:rPr>
-        <w:t>синдрома на Прадер-Вили?</w:t>
-      </w:r>
-    </w:p>
-    <w:p>
-      <w:pPr>
-        <w:pStyle w:val="ListParagraph"/>
-        <w:numPr>
-          <w:ilvl w:val="0"/>
-          <w:numId w:val="3"/>
-        </w:numPr>
-        <w:rPr>
-          <w:color w:val="EE0000"/>
-          <w:lang w:val="bg-BG"/>
-        </w:rPr>
-      </w:pPr>
-      <w:r>
-        <w:rPr>
-          <w:color w:val="EE0000"/>
-          <w:lang w:val="bg-BG"/>
-        </w:rPr>
-        <w:t xml:space="preserve">Верен </w:t>
-      </w:r>
-      <w:proofErr w:type="spellStart"/>
-      <w:r>
-        <w:rPr>
-          <w:color w:val="EE0000"/>
-        </w:rPr>
-        <w:t>SeIected</w:t>
-      </w:r>
-      <w:proofErr w:type="spellEnd"/>
-      <w:r>
-        <w:rPr>
-          <w:color w:val="EE0000"/>
-        </w:rPr>
-        <w:t xml:space="preserve"> Answer: </w:t>
-      </w:r>
-      <w:r>
-        <w:rPr>
-          <w:color w:val="EE0000"/>
-          <w:lang w:val="bg-BG"/>
-        </w:rPr>
-        <w:t>унипарентална дизомия</w:t>
-      </w:r>
-    </w:p>
-    <w:p>
-      <w:pPr>
-        <w:rPr>
-          <w:lang w:val="bg-BG"/>
-        </w:rPr>
-      </w:pPr>
-      <w:r>
-        <w:rPr>
-          <w:lang w:val="bg-BG"/>
-        </w:rPr>
-        <w:t xml:space="preserve">60. </w:t>
-      </w:r>
-      <w:r>
-        <w:rPr>
-          <w:lang w:val="bg-BG"/>
-        </w:rPr>
-        <w:t>За кой тип онкологично заболяване е</w:t>
-      </w:r>
-      <w:r>
-        <w:rPr>
-          <w:lang w:val="bg-BG"/>
-        </w:rPr>
-        <w:t xml:space="preserve"> </w:t>
-      </w:r>
-      <w:r>
-        <w:rPr>
-          <w:lang w:val="bg-BG"/>
-        </w:rPr>
-        <w:t>характерна Филаделфийската</w:t>
-      </w:r>
-      <w:r>
-        <w:rPr>
-          <w:lang w:val="bg-BG"/>
-        </w:rPr>
-        <w:t xml:space="preserve"> </w:t>
-      </w:r>
-      <w:r>
-        <w:rPr>
-          <w:lang w:val="bg-BG"/>
-        </w:rPr>
-        <w:t>хромозома?</w:t>
-      </w:r>
-    </w:p>
-    <w:p>
-      <w:pPr>
-        <w:pStyle w:val="ListParagraph"/>
-        <w:numPr>
-          <w:ilvl w:val="0"/>
-          <w:numId w:val="3"/>
-        </w:numPr>
-        <w:rPr>
-          <w:color w:val="EE0000"/>
-          <w:lang w:val="bg-BG"/>
-        </w:rPr>
-      </w:pPr>
-      <w:r>
-        <w:rPr>
-          <w:color w:val="EE0000"/>
-          <w:lang w:val="bg-BG"/>
-        </w:rPr>
-        <w:t xml:space="preserve">Верен </w:t>
-      </w:r>
-      <w:proofErr w:type="spellStart"/>
-      <w:r>
-        <w:rPr>
-          <w:color w:val="EE0000"/>
-        </w:rPr>
-        <w:t>SeIected</w:t>
-      </w:r>
-      <w:proofErr w:type="spellEnd"/>
-      <w:r>
-        <w:rPr>
-          <w:color w:val="EE0000"/>
-        </w:rPr>
-        <w:t xml:space="preserve"> Answer: </w:t>
-      </w:r>
-      <w:r>
-        <w:rPr>
-          <w:color w:val="EE0000"/>
-          <w:lang w:val="bg-BG"/>
-        </w:rPr>
-        <w:t>Хронична миелоидна</w:t>
-      </w:r>
-      <w:r>
-        <w:rPr>
-          <w:color w:val="EE0000"/>
-          <w:lang w:val="bg-BG"/>
-        </w:rPr>
-        <w:t xml:space="preserve"> </w:t>
-      </w:r>
-      <w:r>
-        <w:rPr>
-          <w:color w:val="EE0000"/>
-          <w:lang w:val="bg-BG"/>
-        </w:rPr>
-        <w:t>левкемия</w:t>
-      </w:r>
-    </w:p>
-    <w:p>
-      <w:pPr>
-        <w:rPr>
-          <w:lang w:val="bg-BG"/>
-        </w:rPr>
-      </w:pPr>
-      <w:r>
-        <w:rPr>
-          <w:lang w:val="bg-BG"/>
-        </w:rPr>
-        <w:t>61. К</w:t>
-      </w:r>
-      <w:r>
-        <w:rPr>
-          <w:lang w:val="bg-BG"/>
-        </w:rPr>
-        <w:t>ое от следните</w:t>
-      </w:r>
-      <w:r>
-        <w:rPr>
-          <w:lang w:val="bg-BG"/>
-        </w:rPr>
-        <w:t xml:space="preserve"> </w:t>
-      </w:r>
-      <w:r>
-        <w:rPr>
-          <w:lang w:val="bg-BG"/>
-        </w:rPr>
-        <w:t>разстройства НЕ се</w:t>
-      </w:r>
-      <w:r>
-        <w:rPr>
-          <w:lang w:val="bg-BG"/>
-        </w:rPr>
-        <w:t xml:space="preserve"> </w:t>
-      </w:r>
-      <w:r>
-        <w:rPr>
-          <w:lang w:val="bg-BG"/>
-        </w:rPr>
-        <w:t>предава по Х-свързан тип?</w:t>
-      </w:r>
-    </w:p>
-    <w:p>
-      <w:pPr>
-        <w:pStyle w:val="ListParagraph"/>
-        <w:numPr>
-          <w:ilvl w:val="0"/>
-          <w:numId w:val="3"/>
-        </w:numPr>
-        <w:rPr>
-          <w:color w:val="EE0000"/>
-          <w:lang w:val="bg-BG"/>
-        </w:rPr>
-      </w:pPr>
-      <w:r>
-        <w:rPr>
-          <w:color w:val="EE0000"/>
-          <w:lang w:val="bg-BG"/>
-        </w:rPr>
-        <w:t xml:space="preserve">Верен </w:t>
-      </w:r>
-      <w:proofErr w:type="spellStart"/>
-      <w:r>
-        <w:rPr>
-          <w:color w:val="EE0000"/>
-        </w:rPr>
-        <w:t>SeIected</w:t>
-      </w:r>
-      <w:proofErr w:type="spellEnd"/>
-      <w:r>
-        <w:rPr>
-          <w:color w:val="EE0000"/>
-        </w:rPr>
-        <w:t xml:space="preserve"> Answer:</w:t>
-      </w:r>
-      <w:r>
-        <w:rPr>
-          <w:color w:val="EE0000"/>
-          <w:lang w:val="bg-BG"/>
-        </w:rPr>
-        <w:t xml:space="preserve"> Болест на Уилсън</w:t>
-      </w:r>
-    </w:p>
-    <w:p>
-      <w:pPr>
-        <w:rPr>
-          <w:lang w:val="bg-BG"/>
-        </w:rPr>
-      </w:pPr>
-      <w:r>
-        <w:t xml:space="preserve">62. </w:t>
-      </w:r>
-      <w:r>
-        <w:rPr>
-          <w:lang w:val="bg-BG"/>
-        </w:rPr>
-        <w:t>Коя физикална находка е особено</w:t>
-      </w:r>
-      <w:r>
-        <w:t xml:space="preserve"> </w:t>
-      </w:r>
-      <w:r>
-        <w:rPr>
-          <w:lang w:val="bg-BG"/>
-        </w:rPr>
-        <w:t>характерна за болестта на Charcot-Marie-Tooth?</w:t>
-      </w:r>
-    </w:p>
-    <w:p>
-      <w:pPr>
-        <w:pStyle w:val="ListParagraph"/>
-        <w:numPr>
-          <w:ilvl w:val="0"/>
-          <w:numId w:val="3"/>
-        </w:numPr>
-        <w:rPr>
-          <w:color w:val="EE0000"/>
-          <w:lang w:val="bg-BG"/>
-        </w:rPr>
-      </w:pPr>
-      <w:r>
-        <w:rPr>
-          <w:color w:val="EE0000"/>
-          <w:lang w:val="bg-BG"/>
-        </w:rPr>
-        <w:t xml:space="preserve">Верен </w:t>
-      </w:r>
-      <w:proofErr w:type="spellStart"/>
-      <w:r>
-        <w:rPr>
-          <w:color w:val="EE0000"/>
-        </w:rPr>
-        <w:t>SeIected</w:t>
-      </w:r>
-      <w:proofErr w:type="spellEnd"/>
-      <w:r>
-        <w:rPr>
-          <w:color w:val="EE0000"/>
-        </w:rPr>
-        <w:t xml:space="preserve"> Answer:</w:t>
-      </w:r>
-      <w:r>
-        <w:rPr>
-          <w:color w:val="EE0000"/>
-          <w:lang w:val="bg-BG"/>
-        </w:rPr>
-        <w:t xml:space="preserve"> pes cavus</w:t>
-      </w:r>
-    </w:p>
-    <w:p>
-      <w:pPr>
-        <w:rPr>
-          <w:lang w:val="bg-BG"/>
-        </w:rPr>
-      </w:pPr>
-      <w:r>
-        <w:t xml:space="preserve">63. </w:t>
-      </w:r>
-      <w:r>
-        <w:rPr>
-          <w:lang w:val="bg-BG"/>
-        </w:rPr>
-        <w:t>За неинвазивните пренатални</w:t>
-      </w:r>
-      <w:r>
-        <w:t xml:space="preserve"> </w:t>
-      </w:r>
-      <w:r>
-        <w:rPr>
-          <w:lang w:val="bg-BG"/>
-        </w:rPr>
-        <w:t>тестове (NlPT) е вярно, че:</w:t>
-      </w:r>
-    </w:p>
-    <w:p>
-      <w:pPr>
-        <w:pStyle w:val="ListParagraph"/>
-        <w:numPr>
-          <w:ilvl w:val="0"/>
-          <w:numId w:val="3"/>
-        </w:numPr>
-        <w:rPr>
-          <w:color w:val="EE0000"/>
-          <w:lang w:val="bg-BG"/>
-        </w:rPr>
-      </w:pPr>
-      <w:r>
-        <w:rPr>
-          <w:color w:val="EE0000"/>
-          <w:lang w:val="bg-BG"/>
-        </w:rPr>
-        <w:t xml:space="preserve">Верен </w:t>
-      </w:r>
-      <w:proofErr w:type="spellStart"/>
-      <w:r>
-        <w:rPr>
-          <w:color w:val="EE0000"/>
-        </w:rPr>
-        <w:t>SeIected</w:t>
-      </w:r>
-      <w:proofErr w:type="spellEnd"/>
-      <w:r>
-        <w:rPr>
-          <w:color w:val="EE0000"/>
-        </w:rPr>
-        <w:t xml:space="preserve"> Answer:</w:t>
-      </w:r>
-      <w:r>
-        <w:rPr>
-          <w:color w:val="EE0000"/>
-          <w:lang w:val="bg-BG"/>
-        </w:rPr>
-        <w:t xml:space="preserve"> се изследва кръвна проба</w:t>
-      </w:r>
-      <w:r>
-        <w:rPr>
-          <w:color w:val="EE0000"/>
-        </w:rPr>
-        <w:t xml:space="preserve"> </w:t>
-      </w:r>
-      <w:r>
-        <w:rPr>
-          <w:color w:val="EE0000"/>
-          <w:lang w:val="bg-BG"/>
-        </w:rPr>
-        <w:t>от майката</w:t>
-      </w:r>
-    </w:p>
-    <w:p>
-      <w:pPr>
-        <w:rPr>
-          <w:lang w:val="bg-BG"/>
-        </w:rPr>
-      </w:pPr>
-      <w:r>
-        <w:rPr>
-          <w:lang w:val="bg-BG"/>
-        </w:rPr>
-        <w:t>6</w:t>
-      </w:r>
-      <w:r>
-        <w:rPr>
-          <w:lang w:val="bg-BG"/>
-        </w:rPr>
-        <w:t>4. К</w:t>
-      </w:r>
-      <w:r>
-        <w:rPr>
-          <w:lang w:val="bg-BG"/>
-        </w:rPr>
-        <w:t>оя от следните генетични мутации причинява</w:t>
-      </w:r>
-      <w:r>
-        <w:rPr>
-          <w:lang w:val="bg-BG"/>
-        </w:rPr>
-        <w:t xml:space="preserve"> </w:t>
-      </w:r>
-      <w:r>
-        <w:rPr>
-          <w:lang w:val="bg-BG"/>
-        </w:rPr>
-        <w:t>болестта на Хънтингтън?</w:t>
-      </w:r>
-    </w:p>
-    <w:p>
-      <w:pPr>
-        <w:pStyle w:val="ListParagraph"/>
-        <w:numPr>
-          <w:ilvl w:val="0"/>
-          <w:numId w:val="3"/>
-        </w:numPr>
-        <w:rPr>
-          <w:color w:val="EE0000"/>
-          <w:lang w:val="bg-BG"/>
-        </w:rPr>
-      </w:pPr>
-      <w:r>
-        <w:rPr>
-          <w:color w:val="EE0000"/>
-          <w:lang w:val="bg-BG"/>
-        </w:rPr>
-        <w:t xml:space="preserve">Верен </w:t>
-      </w:r>
-      <w:proofErr w:type="spellStart"/>
-      <w:r>
-        <w:rPr>
-          <w:color w:val="EE0000"/>
-        </w:rPr>
-        <w:t>SeIected</w:t>
-      </w:r>
-      <w:proofErr w:type="spellEnd"/>
-      <w:r>
-        <w:rPr>
-          <w:color w:val="EE0000"/>
-        </w:rPr>
-        <w:t xml:space="preserve"> Answer</w:t>
-      </w:r>
-      <w:r>
-        <w:rPr>
-          <w:color w:val="EE0000"/>
-          <w:lang w:val="bg-BG"/>
-        </w:rPr>
-        <w:t>: Динамична мутация</w:t>
-      </w:r>
-    </w:p>
-    <w:p>
-      <w:r>
-        <w:t xml:space="preserve">65. </w:t>
-      </w:r>
-      <w:proofErr w:type="spellStart"/>
-      <w:r>
-        <w:t>Мултифакторните</w:t>
-      </w:r>
-      <w:proofErr w:type="spellEnd"/>
-      <w:r>
-        <w:t xml:space="preserve"> </w:t>
-      </w:r>
-      <w:proofErr w:type="spellStart"/>
-      <w:r>
-        <w:t>заболявания</w:t>
-      </w:r>
-      <w:proofErr w:type="spellEnd"/>
-      <w:r>
-        <w:t xml:space="preserve"> НЕ се </w:t>
-      </w:r>
-      <w:proofErr w:type="spellStart"/>
-      <w:r>
-        <w:t>характеризират</w:t>
-      </w:r>
-      <w:proofErr w:type="spellEnd"/>
-      <w:r>
-        <w:t xml:space="preserve"> с:</w:t>
-      </w:r>
-    </w:p>
-    <w:p>
-      <w:pPr>
-        <w:pStyle w:val="ListParagraph"/>
-        <w:numPr>
-          <w:ilvl w:val="0"/>
-          <w:numId w:val="3"/>
-        </w:numPr>
-        <w:rPr>
-          <w:color w:val="EE0000"/>
-        </w:rPr>
-      </w:pPr>
-      <w:r>
-        <w:rPr>
-          <w:color w:val="EE0000"/>
-          <w:lang w:val="bg-BG"/>
-        </w:rPr>
-        <w:t xml:space="preserve">Верен </w:t>
-      </w:r>
-      <w:proofErr w:type="spellStart"/>
-      <w:r>
-        <w:rPr>
-          <w:color w:val="EE0000"/>
-        </w:rPr>
-        <w:t>SeIected</w:t>
-      </w:r>
-      <w:proofErr w:type="spellEnd"/>
-      <w:r>
-        <w:rPr>
-          <w:color w:val="EE0000"/>
-        </w:rPr>
-        <w:t xml:space="preserve"> Answer: </w:t>
-      </w:r>
-      <w:proofErr w:type="spellStart"/>
-      <w:r>
-        <w:rPr>
-          <w:color w:val="EE0000"/>
-        </w:rPr>
-        <w:t>Конкретен</w:t>
-      </w:r>
-      <w:proofErr w:type="spellEnd"/>
-      <w:r>
-        <w:rPr>
-          <w:color w:val="EE0000"/>
-        </w:rPr>
-        <w:t xml:space="preserve"> </w:t>
-      </w:r>
-      <w:proofErr w:type="spellStart"/>
-      <w:r>
-        <w:rPr>
-          <w:color w:val="EE0000"/>
-        </w:rPr>
-        <w:t>тип</w:t>
-      </w:r>
-      <w:proofErr w:type="spellEnd"/>
-      <w:r>
-        <w:rPr>
-          <w:color w:val="EE0000"/>
-        </w:rPr>
-        <w:t xml:space="preserve"> на </w:t>
-      </w:r>
-      <w:proofErr w:type="spellStart"/>
-      <w:r>
-        <w:rPr>
-          <w:color w:val="EE0000"/>
-        </w:rPr>
-        <w:t>унаследяване</w:t>
-      </w:r>
-      <w:proofErr w:type="spellEnd"/>
-    </w:p>
-    <w:p>
-      <w:pPr>
-        <w:rPr>
-          <w:lang w:val="bg-BG"/>
-        </w:rPr>
-      </w:pPr>
-      <w:r>
-        <w:t xml:space="preserve">66. </w:t>
-      </w:r>
-      <w:r>
-        <w:rPr>
-          <w:lang w:val="bg-BG"/>
-        </w:rPr>
-        <w:t>При кой от следните случаи се</w:t>
-      </w:r>
-      <w:r>
-        <w:t xml:space="preserve"> </w:t>
-      </w:r>
-      <w:r>
-        <w:rPr>
-          <w:lang w:val="bg-BG"/>
-        </w:rPr>
-        <w:t>увеличава вероятността за</w:t>
-      </w:r>
-      <w:r>
-        <w:t xml:space="preserve"> </w:t>
-      </w:r>
-      <w:r>
-        <w:rPr>
-          <w:lang w:val="bg-BG"/>
-        </w:rPr>
-        <w:t>раждане на дете със синдром на</w:t>
-      </w:r>
-      <w:r>
-        <w:t xml:space="preserve"> </w:t>
-      </w:r>
-      <w:r>
-        <w:rPr>
-          <w:lang w:val="bg-BG"/>
-        </w:rPr>
-        <w:t>Down?</w:t>
-      </w:r>
-    </w:p>
-    <w:p>
-      <w:pPr>
-        <w:pStyle w:val="ListParagraph"/>
-        <w:numPr>
-          <w:ilvl w:val="0"/>
-          <w:numId w:val="3"/>
-        </w:numPr>
-        <w:rPr>
-          <w:color w:val="EE0000"/>
-          <w:lang w:val="bg-BG"/>
-        </w:rPr>
-      </w:pPr>
-      <w:r>
-        <w:rPr>
-          <w:color w:val="EE0000"/>
-          <w:lang w:val="bg-BG"/>
-        </w:rPr>
-        <w:t xml:space="preserve">Верен </w:t>
-      </w:r>
-      <w:proofErr w:type="spellStart"/>
-      <w:r>
-        <w:rPr>
-          <w:color w:val="EE0000"/>
-        </w:rPr>
-        <w:t>SeIected</w:t>
-      </w:r>
-      <w:proofErr w:type="spellEnd"/>
-      <w:r>
-        <w:rPr>
-          <w:color w:val="EE0000"/>
-        </w:rPr>
-        <w:t xml:space="preserve"> Answer: </w:t>
-      </w:r>
-      <w:r>
-        <w:rPr>
-          <w:color w:val="EE0000"/>
-          <w:lang w:val="bg-BG"/>
-        </w:rPr>
-        <w:t xml:space="preserve">майка на 20 години </w:t>
-      </w:r>
-      <w:r>
-        <w:rPr>
-          <w:color w:val="EE0000"/>
-          <w:lang w:val="bg-BG"/>
-        </w:rPr>
-        <w:t xml:space="preserve">носител </w:t>
-      </w:r>
-      <w:r>
-        <w:rPr>
-          <w:color w:val="EE0000"/>
-          <w:lang w:val="bg-BG"/>
-        </w:rPr>
-        <w:t>на 21/14 Робертсонова</w:t>
-      </w:r>
-      <w:r>
-        <w:rPr>
-          <w:color w:val="EE0000"/>
-        </w:rPr>
-        <w:t xml:space="preserve"> </w:t>
-      </w:r>
-      <w:r>
-        <w:rPr>
-          <w:color w:val="EE0000"/>
-          <w:lang w:val="bg-BG"/>
-        </w:rPr>
-        <w:t>транслокация</w:t>
-      </w:r>
-    </w:p>
-    <w:p>
-      <w:pPr>
-        <w:rPr>
-          <w:lang w:val="bg-BG"/>
-        </w:rPr>
-      </w:pPr>
-      <w:r>
-        <w:rPr>
-          <w:lang w:val="bg-BG"/>
-        </w:rPr>
-        <w:t xml:space="preserve">67. </w:t>
-      </w:r>
-      <w:r>
-        <w:rPr>
-          <w:lang w:val="bg-BG"/>
-        </w:rPr>
-        <w:t>Патогенни варианти в</w:t>
-      </w:r>
-      <w:r>
-        <w:rPr>
-          <w:lang w:val="bg-BG"/>
-        </w:rPr>
-        <w:t xml:space="preserve"> </w:t>
-      </w:r>
-      <w:r>
-        <w:rPr>
-          <w:lang w:val="bg-BG"/>
-        </w:rPr>
-        <w:t>BRCA2 гена са рисков</w:t>
-      </w:r>
-      <w:r>
-        <w:rPr>
-          <w:lang w:val="bg-BG"/>
-        </w:rPr>
-        <w:t xml:space="preserve"> </w:t>
-      </w:r>
-      <w:r>
-        <w:rPr>
-          <w:lang w:val="bg-BG"/>
-        </w:rPr>
-        <w:t>фактор за рак на гърдата</w:t>
-      </w:r>
-      <w:r>
-        <w:rPr>
-          <w:lang w:val="bg-BG"/>
-        </w:rPr>
-        <w:t xml:space="preserve"> </w:t>
-      </w:r>
-      <w:r>
-        <w:rPr>
-          <w:lang w:val="bg-BG"/>
-        </w:rPr>
-        <w:t>и за:</w:t>
-      </w:r>
-    </w:p>
-    <w:p>
-      <w:pPr>
-        <w:pStyle w:val="ListParagraph"/>
-        <w:numPr>
-          <w:ilvl w:val="0"/>
-          <w:numId w:val="3"/>
-        </w:numPr>
-        <w:rPr>
-          <w:color w:val="EE0000"/>
-          <w:lang w:val="bg-BG"/>
-        </w:rPr>
-      </w:pPr>
-      <w:r>
-        <w:rPr>
-          <w:color w:val="EE0000"/>
-          <w:lang w:val="bg-BG"/>
-        </w:rPr>
-        <w:t xml:space="preserve">Верен </w:t>
-      </w:r>
-      <w:proofErr w:type="spellStart"/>
-      <w:r>
-        <w:rPr>
-          <w:color w:val="EE0000"/>
-        </w:rPr>
-        <w:t>SeIected</w:t>
-      </w:r>
-      <w:proofErr w:type="spellEnd"/>
-      <w:r>
-        <w:rPr>
-          <w:color w:val="EE0000"/>
-        </w:rPr>
-        <w:t xml:space="preserve"> Answer: </w:t>
-      </w:r>
-      <w:r>
-        <w:rPr>
-          <w:color w:val="EE0000"/>
-          <w:lang w:val="bg-BG"/>
-        </w:rPr>
-        <w:t>Овариален карцином</w:t>
-      </w:r>
-    </w:p>
-    <w:p>
-      <w:pPr>
-        <w:rPr>
-          <w:lang w:val="bg-BG"/>
-        </w:rPr>
-      </w:pPr>
-      <w:r>
-        <w:rPr>
-          <w:lang w:val="bg-BG"/>
-        </w:rPr>
-        <w:t xml:space="preserve">68. </w:t>
-      </w:r>
-      <w:r>
-        <w:rPr>
-          <w:lang w:val="bg-BG"/>
-        </w:rPr>
-        <w:t>Кое от следните твърдения за</w:t>
-      </w:r>
-      <w:r>
-        <w:rPr>
-          <w:lang w:val="bg-BG"/>
-        </w:rPr>
-        <w:t xml:space="preserve"> </w:t>
-      </w:r>
-      <w:r>
-        <w:rPr>
-          <w:lang w:val="bg-BG"/>
-        </w:rPr>
-        <w:t>муковисцидоза е ГРЕШНО?</w:t>
-      </w:r>
-    </w:p>
-    <w:p>
-      <w:pPr>
-        <w:pStyle w:val="ListParagraph"/>
-        <w:numPr>
-          <w:ilvl w:val="0"/>
-          <w:numId w:val="3"/>
-        </w:numPr>
-        <w:rPr>
-          <w:color w:val="EE0000"/>
-          <w:lang w:val="bg-BG"/>
-        </w:rPr>
-      </w:pPr>
-      <w:r>
-        <w:rPr>
-          <w:color w:val="EE0000"/>
-          <w:lang w:val="bg-BG"/>
-        </w:rPr>
-        <w:t xml:space="preserve">Верен </w:t>
-      </w:r>
-      <w:proofErr w:type="spellStart"/>
-      <w:r>
-        <w:rPr>
-          <w:color w:val="EE0000"/>
-        </w:rPr>
-        <w:t>SeIected</w:t>
-      </w:r>
-      <w:proofErr w:type="spellEnd"/>
-      <w:r>
-        <w:rPr>
-          <w:color w:val="EE0000"/>
-        </w:rPr>
-        <w:t xml:space="preserve"> Answer: </w:t>
-      </w:r>
-      <w:r>
-        <w:rPr>
-          <w:color w:val="EE0000"/>
-          <w:lang w:val="bg-BG"/>
-        </w:rPr>
-        <w:t>Окончателна диагноза се поставя чрез цитогенетичен метод</w:t>
-      </w:r>
-    </w:p>
-    <w:p>
-      <w:pPr>
-        <w:rPr>
-          <w:lang w:val="bg-BG"/>
-        </w:rPr>
-      </w:pPr>
-      <w:r>
-        <w:rPr>
-          <w:lang w:val="bg-BG"/>
-        </w:rPr>
-        <w:t xml:space="preserve">69.  </w:t>
-      </w:r>
-      <w:r>
-        <w:rPr>
-          <w:lang w:val="bg-BG"/>
-        </w:rPr>
-        <w:t>Метод на избор за потвърждаване на</w:t>
-      </w:r>
-      <w:r>
-        <w:rPr>
-          <w:lang w:val="bg-BG"/>
-        </w:rPr>
-        <w:t xml:space="preserve"> </w:t>
-      </w:r>
-      <w:r>
-        <w:rPr>
-          <w:lang w:val="bg-BG"/>
-        </w:rPr>
-        <w:t>неизвестна точкова мутация е:</w:t>
-      </w:r>
-    </w:p>
-    <w:p>
-      <w:pPr>
-        <w:pStyle w:val="ListParagraph"/>
-        <w:numPr>
-          <w:ilvl w:val="0"/>
-          <w:numId w:val="3"/>
-        </w:numPr>
-        <w:rPr>
-          <w:color w:val="EE0000"/>
-          <w:lang w:val="bg-BG"/>
-        </w:rPr>
-      </w:pPr>
-      <w:r>
-        <w:rPr>
-          <w:color w:val="EE0000"/>
-          <w:lang w:val="bg-BG"/>
-        </w:rPr>
-        <w:t xml:space="preserve">Верен </w:t>
-      </w:r>
-      <w:proofErr w:type="spellStart"/>
-      <w:r>
-        <w:rPr>
-          <w:color w:val="EE0000"/>
-        </w:rPr>
-        <w:t>SeIected</w:t>
-      </w:r>
-      <w:proofErr w:type="spellEnd"/>
-      <w:r>
-        <w:rPr>
-          <w:color w:val="EE0000"/>
-        </w:rPr>
-        <w:t xml:space="preserve"> Answer: </w:t>
-      </w:r>
-      <w:r>
-        <w:rPr>
-          <w:color w:val="EE0000"/>
-          <w:lang w:val="bg-BG"/>
-        </w:rPr>
-        <w:t>секвениране по Sanger</w:t>
-      </w:r>
-    </w:p>
-    <w:p>
-      <w:pPr>
-        <w:rPr>
-          <w:lang w:val="bg-BG"/>
-        </w:rPr>
-      </w:pPr>
-      <w:r>
-        <w:rPr>
-          <w:lang w:val="bg-BG"/>
-        </w:rPr>
-        <w:t xml:space="preserve">70. </w:t>
-      </w:r>
-      <w:r>
-        <w:rPr>
-          <w:lang w:val="bg-BG"/>
-        </w:rPr>
-        <w:t>Повтаряща се комбинация от</w:t>
-      </w:r>
-      <w:r>
-        <w:rPr>
-          <w:lang w:val="bg-BG"/>
-        </w:rPr>
-        <w:t xml:space="preserve"> </w:t>
-      </w:r>
-      <w:r>
-        <w:rPr>
-          <w:lang w:val="bg-BG"/>
-        </w:rPr>
-        <w:t>множествени вродени аномалии,</w:t>
-      </w:r>
-      <w:r>
-        <w:rPr>
-          <w:lang w:val="bg-BG"/>
-        </w:rPr>
-        <w:t xml:space="preserve"> </w:t>
-      </w:r>
-      <w:r>
-        <w:rPr>
-          <w:lang w:val="bg-BG"/>
-        </w:rPr>
-        <w:t>засягащи две или повече</w:t>
-      </w:r>
-      <w:r>
-        <w:rPr>
-          <w:lang w:val="bg-BG"/>
-        </w:rPr>
-        <w:t xml:space="preserve"> </w:t>
-      </w:r>
-      <w:r>
-        <w:rPr>
-          <w:lang w:val="bg-BG"/>
-        </w:rPr>
-        <w:t>ембриологично различни части</w:t>
-      </w:r>
-      <w:r>
-        <w:rPr>
-          <w:lang w:val="bg-BG"/>
-        </w:rPr>
-        <w:t xml:space="preserve"> </w:t>
-      </w:r>
-      <w:r>
-        <w:rPr>
-          <w:lang w:val="bg-BG"/>
-        </w:rPr>
-        <w:t>на тялото, които са отделна</w:t>
-      </w:r>
-      <w:r>
-        <w:rPr>
-          <w:lang w:val="bg-BG"/>
-        </w:rPr>
-        <w:t xml:space="preserve"> </w:t>
-      </w:r>
-      <w:r>
-        <w:rPr>
-          <w:lang w:val="bg-BG"/>
-        </w:rPr>
-        <w:t>нозологична единица, се нарича:</w:t>
-      </w:r>
-    </w:p>
-    <w:p>
-      <w:pPr>
-        <w:pStyle w:val="ListParagraph"/>
-        <w:numPr>
-          <w:ilvl w:val="0"/>
-          <w:numId w:val="3"/>
-        </w:numPr>
-        <w:rPr>
-          <w:color w:val="EE0000"/>
-          <w:lang w:val="bg-BG"/>
-        </w:rPr>
-      </w:pPr>
-      <w:r>
-        <w:rPr>
-          <w:color w:val="EE0000"/>
-          <w:lang w:val="bg-BG"/>
-        </w:rPr>
-        <w:lastRenderedPageBreak/>
-        <w:t xml:space="preserve">Верен </w:t>
-      </w:r>
-      <w:proofErr w:type="spellStart"/>
-      <w:r>
-        <w:rPr>
-          <w:color w:val="EE0000"/>
-        </w:rPr>
-        <w:t>SeIected</w:t>
-      </w:r>
-      <w:proofErr w:type="spellEnd"/>
-      <w:r>
-        <w:rPr>
-          <w:color w:val="EE0000"/>
-        </w:rPr>
-        <w:t xml:space="preserve"> Answer</w:t>
-      </w:r>
-      <w:r>
-        <w:rPr>
-          <w:color w:val="EE0000"/>
-          <w:lang w:val="bg-BG"/>
-        </w:rPr>
-        <w:t>:</w:t>
-      </w:r>
-      <w:r>
-        <w:rPr>
-          <w:color w:val="EE0000"/>
-          <w:lang w:val="bg-BG"/>
-        </w:rPr>
-        <w:t xml:space="preserve"> Синдром</w:t>
-      </w:r>
-    </w:p>
-    <w:p>
-      <w:pPr>
-        <w:rPr>
-          <w:lang w:val="bg-BG"/>
-        </w:rPr>
-      </w:pPr>
-      <w:r>
-        <w:rPr>
-          <w:lang w:val="bg-BG"/>
-        </w:rPr>
-        <w:t>71. К</w:t>
-      </w:r>
-      <w:r>
-        <w:rPr>
-          <w:lang w:val="bg-BG"/>
-        </w:rPr>
-        <w:t>ой от следните тумор-супресорни гени е</w:t>
-      </w:r>
-      <w:r>
-        <w:rPr>
-          <w:lang w:val="bg-BG"/>
-        </w:rPr>
-        <w:t xml:space="preserve"> </w:t>
-      </w:r>
-      <w:r>
-        <w:rPr>
-          <w:lang w:val="bg-BG"/>
-        </w:rPr>
-        <w:t>мутирал при повече от 50% от раковите</w:t>
-      </w:r>
-      <w:r>
-        <w:rPr>
-          <w:lang w:val="bg-BG"/>
-        </w:rPr>
-        <w:t xml:space="preserve"> </w:t>
-      </w:r>
-      <w:r>
-        <w:rPr>
-          <w:lang w:val="bg-BG"/>
-        </w:rPr>
-        <w:t>заболявания?</w:t>
-      </w:r>
-    </w:p>
-    <w:p>
-      <w:pPr>
-        <w:pStyle w:val="ListParagraph"/>
-        <w:numPr>
-          <w:ilvl w:val="0"/>
-          <w:numId w:val="3"/>
-        </w:numPr>
-        <w:rPr>
-          <w:color w:val="EE0000"/>
-        </w:rPr>
-      </w:pPr>
-      <w:r>
-        <w:rPr>
-          <w:color w:val="EE0000"/>
-          <w:lang w:val="bg-BG"/>
-        </w:rPr>
-        <w:t xml:space="preserve">Верен </w:t>
-      </w:r>
-      <w:proofErr w:type="spellStart"/>
-      <w:r>
-        <w:rPr>
-          <w:color w:val="EE0000"/>
-        </w:rPr>
-        <w:t>SeIected</w:t>
-      </w:r>
-      <w:proofErr w:type="spellEnd"/>
-      <w:r>
-        <w:rPr>
-          <w:color w:val="EE0000"/>
-        </w:rPr>
-        <w:t xml:space="preserve"> Answer</w:t>
-      </w:r>
-      <w:r>
-        <w:rPr>
-          <w:color w:val="EE0000"/>
-          <w:lang w:val="bg-BG"/>
-        </w:rPr>
-        <w:t xml:space="preserve">: </w:t>
-      </w:r>
-      <w:r>
-        <w:rPr>
-          <w:color w:val="EE0000"/>
-        </w:rPr>
-        <w:t>TP53</w:t>
-      </w:r>
-    </w:p>
-    <w:p>
-      <w:r>
-        <w:t xml:space="preserve">72. </w:t>
-      </w:r>
-      <w:proofErr w:type="spellStart"/>
-      <w:r>
-        <w:t>Коя</w:t>
-      </w:r>
-      <w:proofErr w:type="spellEnd"/>
-      <w:r>
-        <w:t xml:space="preserve"> от </w:t>
-      </w:r>
-      <w:proofErr w:type="spellStart"/>
-      <w:r>
-        <w:t>следните</w:t>
-      </w:r>
-      <w:proofErr w:type="spellEnd"/>
-      <w:r>
-        <w:t xml:space="preserve"> </w:t>
-      </w:r>
-      <w:proofErr w:type="spellStart"/>
-      <w:r>
-        <w:t>прояви</w:t>
-      </w:r>
-      <w:proofErr w:type="spellEnd"/>
-      <w:r>
-        <w:t xml:space="preserve"> не е </w:t>
-      </w:r>
-      <w:proofErr w:type="spellStart"/>
-      <w:r>
-        <w:t>характерна</w:t>
-      </w:r>
-      <w:proofErr w:type="spellEnd"/>
-      <w:r>
-        <w:t xml:space="preserve"> </w:t>
-      </w:r>
-      <w:proofErr w:type="spellStart"/>
-      <w:r>
-        <w:t>за</w:t>
-      </w:r>
-      <w:proofErr w:type="spellEnd"/>
-      <w:r>
-        <w:t xml:space="preserve"> </w:t>
-      </w:r>
-      <w:proofErr w:type="spellStart"/>
-      <w:r>
-        <w:t>нелекувана</w:t>
-      </w:r>
-      <w:proofErr w:type="spellEnd"/>
-      <w:r>
-        <w:t xml:space="preserve"> </w:t>
-      </w:r>
-      <w:proofErr w:type="spellStart"/>
-      <w:r>
-        <w:t>фенилкетонурия</w:t>
-      </w:r>
-      <w:proofErr w:type="spellEnd"/>
-      <w:r>
-        <w:t>?</w:t>
-      </w:r>
-    </w:p>
-    <w:p>
-      <w:pPr>
-        <w:pStyle w:val="ListParagraph"/>
-        <w:numPr>
-          <w:ilvl w:val="0"/>
-          <w:numId w:val="3"/>
-        </w:numPr>
-        <w:rPr>
-          <w:color w:val="EE0000"/>
-        </w:rPr>
-      </w:pPr>
-      <w:r>
-        <w:rPr>
-          <w:color w:val="EE0000"/>
-          <w:lang w:val="bg-BG"/>
-        </w:rPr>
-        <w:t xml:space="preserve">Верен </w:t>
-      </w:r>
-      <w:proofErr w:type="spellStart"/>
-      <w:r>
-        <w:rPr>
-          <w:color w:val="EE0000"/>
-        </w:rPr>
-        <w:t>SeIected</w:t>
-      </w:r>
-      <w:proofErr w:type="spellEnd"/>
-      <w:r>
-        <w:rPr>
-          <w:color w:val="EE0000"/>
-        </w:rPr>
-        <w:t xml:space="preserve"> Answer</w:t>
-      </w:r>
-      <w:r>
-        <w:rPr>
-          <w:color w:val="EE0000"/>
-          <w:lang w:val="bg-BG"/>
-        </w:rPr>
-        <w:t>: висок ръст</w:t>
-      </w:r>
-    </w:p>
-    <w:p>
-      <w:pPr>
-        <w:rPr>
-          <w:lang w:val="bg-BG"/>
-        </w:rPr>
-      </w:pPr>
-      <w:r>
-        <w:rPr>
-          <w:lang w:val="bg-BG"/>
-        </w:rPr>
-        <w:t xml:space="preserve">73. </w:t>
-      </w:r>
-      <w:r>
-        <w:rPr>
-          <w:lang w:val="bg-BG"/>
-        </w:rPr>
-        <w:t>Болестта на Хънтингтън не се</w:t>
-      </w:r>
-      <w:r>
-        <w:rPr>
-          <w:lang w:val="bg-BG"/>
-        </w:rPr>
-        <w:t xml:space="preserve"> </w:t>
-      </w:r>
-      <w:r>
-        <w:rPr>
-          <w:lang w:val="bg-BG"/>
-        </w:rPr>
-        <w:t>характеризира с:</w:t>
-      </w:r>
-    </w:p>
-    <w:p>
-      <w:pPr>
-        <w:pStyle w:val="ListParagraph"/>
-        <w:numPr>
-          <w:ilvl w:val="0"/>
-          <w:numId w:val="3"/>
-        </w:numPr>
-        <w:rPr>
-          <w:color w:val="EE0000"/>
-        </w:rPr>
-      </w:pPr>
-      <w:r>
-        <w:rPr>
-          <w:color w:val="EE0000"/>
-          <w:lang w:val="bg-BG"/>
-        </w:rPr>
-        <w:t xml:space="preserve">Верен </w:t>
-      </w:r>
-      <w:proofErr w:type="spellStart"/>
-      <w:r>
-        <w:rPr>
-          <w:color w:val="EE0000"/>
-        </w:rPr>
-        <w:t>SeIected</w:t>
-      </w:r>
-      <w:proofErr w:type="spellEnd"/>
-      <w:r>
-        <w:rPr>
-          <w:color w:val="EE0000"/>
-        </w:rPr>
-        <w:t xml:space="preserve"> Answer</w:t>
-      </w:r>
-      <w:r>
-        <w:rPr>
-          <w:color w:val="EE0000"/>
-          <w:lang w:val="bg-BG"/>
-        </w:rPr>
-        <w:t>: локусна хетерогенност</w:t>
-      </w:r>
-    </w:p>
-    <w:p>
-      <w:pPr>
-        <w:rPr>
-          <w:lang w:val="bg-BG"/>
-        </w:rPr>
-      </w:pPr>
-      <w:r>
-        <w:rPr>
-          <w:lang w:val="bg-BG"/>
-        </w:rPr>
-        <w:t xml:space="preserve">74. </w:t>
-      </w:r>
-      <w:r>
-        <w:rPr>
-          <w:lang w:val="bg-BG"/>
-        </w:rPr>
-        <w:t>Ако майката е носител на патогенен</w:t>
-      </w:r>
-      <w:r>
-        <w:rPr>
-          <w:lang w:val="bg-BG"/>
-        </w:rPr>
-        <w:t xml:space="preserve"> </w:t>
-      </w:r>
-      <w:r>
-        <w:rPr>
-          <w:lang w:val="bg-BG"/>
-        </w:rPr>
-        <w:t>вариант в гена за фактор 8, какъв е</w:t>
-      </w:r>
-      <w:r>
-        <w:rPr>
-          <w:lang w:val="bg-BG"/>
-        </w:rPr>
-        <w:t xml:space="preserve"> </w:t>
-      </w:r>
-      <w:r>
-        <w:rPr>
-          <w:lang w:val="bg-BG"/>
-        </w:rPr>
-        <w:t>рискът тя да има болна дъщеря, ако</w:t>
-      </w:r>
-      <w:r>
-        <w:rPr>
-          <w:lang w:val="bg-BG"/>
-        </w:rPr>
-        <w:t xml:space="preserve"> </w:t>
-      </w:r>
-      <w:r>
-        <w:rPr>
-          <w:lang w:val="bg-BG"/>
-        </w:rPr>
-        <w:t>бащата е здрав?</w:t>
-      </w:r>
-    </w:p>
-    <w:p>
-      <w:pPr>
-        <w:pStyle w:val="ListParagraph"/>
-        <w:numPr>
-          <w:ilvl w:val="0"/>
-          <w:numId w:val="3"/>
-        </w:numPr>
-        <w:rPr>
-          <w:color w:val="EE0000"/>
-          <w:lang w:val="bg-BG"/>
-        </w:rPr>
-      </w:pPr>
-      <w:r>
-        <w:rPr>
-          <w:color w:val="EE0000"/>
-          <w:lang w:val="bg-BG"/>
-        </w:rPr>
-        <w:t xml:space="preserve">Верен </w:t>
-      </w:r>
-      <w:proofErr w:type="spellStart"/>
-      <w:r>
-        <w:rPr>
-          <w:color w:val="EE0000"/>
-        </w:rPr>
-        <w:t>SeIected</w:t>
-      </w:r>
-      <w:proofErr w:type="spellEnd"/>
-      <w:r>
-        <w:rPr>
-          <w:color w:val="EE0000"/>
-        </w:rPr>
-        <w:t xml:space="preserve"> Answer: </w:t>
-      </w:r>
-      <w:r>
-        <w:rPr>
-          <w:color w:val="EE0000"/>
-          <w:lang w:val="bg-BG"/>
-        </w:rPr>
-        <w:t>0%</w:t>
-      </w:r>
-    </w:p>
-    <w:p>
-      <w:pPr>
-        <w:rPr>
-          <w:lang w:val="bg-BG"/>
-        </w:rPr>
-      </w:pPr>
-      <w:r>
-        <w:rPr>
-          <w:lang w:val="bg-BG"/>
-        </w:rPr>
-        <w:t xml:space="preserve">75. </w:t>
-      </w:r>
-      <w:r>
-        <w:rPr>
-          <w:lang w:val="bg-BG"/>
-        </w:rPr>
-        <w:t>При дете с микроцефалия, изоставане във</w:t>
-      </w:r>
-      <w:r>
-        <w:rPr>
-          <w:lang w:val="bg-BG"/>
-        </w:rPr>
-        <w:t xml:space="preserve"> </w:t>
-      </w:r>
-      <w:r>
-        <w:rPr>
-          <w:lang w:val="bg-BG"/>
-        </w:rPr>
-        <w:t>физическото и интелектуалното развитие и</w:t>
-      </w:r>
-      <w:r>
-        <w:rPr>
-          <w:lang w:val="bg-BG"/>
-        </w:rPr>
-        <w:t xml:space="preserve"> </w:t>
-      </w:r>
-      <w:r>
-        <w:rPr>
-          <w:lang w:val="bg-BG"/>
-        </w:rPr>
-        <w:t>лицев дисморфизъм (къси очни цепки, гладък</w:t>
-      </w:r>
-      <w:r>
-        <w:rPr>
-          <w:lang w:val="bg-BG"/>
-        </w:rPr>
-        <w:t xml:space="preserve"> </w:t>
-      </w:r>
-      <w:r>
-        <w:rPr>
-          <w:lang w:val="bg-BG"/>
-        </w:rPr>
-        <w:t>филтрум, плоска основа на носа, хипоплазия</w:t>
-      </w:r>
-      <w:r>
-        <w:rPr>
-          <w:lang w:val="bg-BG"/>
-        </w:rPr>
-        <w:t xml:space="preserve"> </w:t>
-      </w:r>
-      <w:r>
-        <w:rPr>
-          <w:lang w:val="bg-BG"/>
-        </w:rPr>
-        <w:t>на средна част на лицето, тънка горна устна)</w:t>
-      </w:r>
-      <w:r>
-        <w:rPr>
-          <w:lang w:val="bg-BG"/>
-        </w:rPr>
-        <w:t xml:space="preserve"> </w:t>
-      </w:r>
-      <w:r>
-        <w:rPr>
-          <w:lang w:val="bg-BG"/>
-        </w:rPr>
-        <w:t>може да се касае за:</w:t>
-      </w:r>
-    </w:p>
-    <w:p>
-      <w:pPr>
-        <w:pStyle w:val="ListParagraph"/>
-        <w:numPr>
-          <w:ilvl w:val="0"/>
-          <w:numId w:val="3"/>
-        </w:numPr>
-        <w:rPr>
-          <w:color w:val="EE0000"/>
-          <w:lang w:val="bg-BG"/>
-        </w:rPr>
-      </w:pPr>
-      <w:r>
-        <w:rPr>
-          <w:color w:val="EE0000"/>
-          <w:lang w:val="bg-BG"/>
-        </w:rPr>
-        <w:t xml:space="preserve">Верен </w:t>
-      </w:r>
-      <w:proofErr w:type="spellStart"/>
-      <w:r>
-        <w:rPr>
-          <w:color w:val="EE0000"/>
-        </w:rPr>
-        <w:t>SeIected</w:t>
-      </w:r>
-      <w:proofErr w:type="spellEnd"/>
-      <w:r>
-        <w:rPr>
-          <w:color w:val="EE0000"/>
-        </w:rPr>
-        <w:t xml:space="preserve"> Answer: </w:t>
-      </w:r>
-      <w:r>
-        <w:rPr>
-          <w:color w:val="EE0000"/>
-          <w:lang w:val="bg-BG"/>
-        </w:rPr>
-        <w:t>фетален алкохолен синдром</w:t>
-      </w:r>
-    </w:p>
-    <w:p>
-      <w:pPr>
-        <w:rPr>
-          <w:lang w:val="bg-BG"/>
-        </w:rPr>
-      </w:pPr>
-      <w:r>
-        <w:rPr>
-          <w:lang w:val="bg-BG"/>
-        </w:rPr>
-        <w:t xml:space="preserve">76. </w:t>
-      </w:r>
-      <w:r>
-        <w:rPr>
-          <w:lang w:val="bg-BG"/>
-        </w:rPr>
-        <w:t>Заболяване, възникващо в резултат на</w:t>
-      </w:r>
-      <w:r>
-        <w:rPr>
-          <w:lang w:val="bg-BG"/>
-        </w:rPr>
-        <w:t xml:space="preserve"> </w:t>
-      </w:r>
-      <w:r>
-        <w:rPr>
-          <w:lang w:val="bg-BG"/>
-        </w:rPr>
-        <w:t>дефицит или непълноценна функция</w:t>
-      </w:r>
-      <w:r>
-        <w:rPr>
-          <w:lang w:val="bg-BG"/>
-        </w:rPr>
-        <w:t xml:space="preserve"> </w:t>
-      </w:r>
-      <w:r>
-        <w:rPr>
-          <w:lang w:val="bg-BG"/>
-        </w:rPr>
-        <w:t>на коагулационен фактор VIII е</w:t>
-      </w:r>
-    </w:p>
-    <w:p>
-      <w:pPr>
-        <w:pStyle w:val="ListParagraph"/>
-        <w:numPr>
-          <w:ilvl w:val="0"/>
-          <w:numId w:val="3"/>
-        </w:numPr>
-        <w:rPr>
-          <w:color w:val="EE0000"/>
-          <w:lang w:val="bg-BG"/>
-        </w:rPr>
-      </w:pPr>
-      <w:r>
-        <w:rPr>
-          <w:color w:val="EE0000"/>
-          <w:lang w:val="bg-BG"/>
-        </w:rPr>
-        <w:t xml:space="preserve">Верен </w:t>
-      </w:r>
-      <w:proofErr w:type="spellStart"/>
-      <w:r>
-        <w:rPr>
-          <w:color w:val="EE0000"/>
-        </w:rPr>
-        <w:t>SeIected</w:t>
-      </w:r>
-      <w:proofErr w:type="spellEnd"/>
-      <w:r>
-        <w:rPr>
-          <w:color w:val="EE0000"/>
-        </w:rPr>
-        <w:t xml:space="preserve"> Answer:</w:t>
-      </w:r>
-      <w:r>
-        <w:rPr>
-          <w:color w:val="EE0000"/>
-          <w:lang w:val="bg-BG"/>
-        </w:rPr>
-        <w:t xml:space="preserve"> Хемофилия А</w:t>
-      </w:r>
-    </w:p>
-    <w:p>
-      <w:pPr>
-        <w:rPr>
-          <w:lang w:val="bg-BG"/>
-        </w:rPr>
-      </w:pPr>
-      <w:r>
-        <w:rPr>
-          <w:lang w:val="bg-BG"/>
-        </w:rPr>
-        <w:t xml:space="preserve">77. </w:t>
-      </w:r>
-      <w:r>
-        <w:rPr>
-          <w:lang w:val="bg-BG"/>
-        </w:rPr>
-        <w:t>При кой тил спинална мускулна атрофия се</w:t>
-      </w:r>
-      <w:r>
-        <w:rPr>
-          <w:lang w:val="bg-BG"/>
-        </w:rPr>
-        <w:t xml:space="preserve"> </w:t>
-      </w:r>
-      <w:r>
-        <w:rPr>
-          <w:lang w:val="bg-BG"/>
-        </w:rPr>
-        <w:t>очаква пациентите да имат нормална</w:t>
-      </w:r>
-      <w:r>
-        <w:rPr>
-          <w:lang w:val="bg-BG"/>
-        </w:rPr>
-        <w:t xml:space="preserve"> </w:t>
-      </w:r>
-      <w:r>
-        <w:rPr>
-          <w:lang w:val="bg-BG"/>
-        </w:rPr>
-        <w:t>продължителност на живот?</w:t>
-      </w:r>
-      <w:r>
-        <w:rPr>
-          <w:lang w:val="bg-BG"/>
-        </w:rPr>
-        <w:t xml:space="preserve"> </w:t>
-      </w:r>
-    </w:p>
-    <w:p>
-      <w:pPr>
-        <w:pStyle w:val="ListParagraph"/>
-        <w:numPr>
-          <w:ilvl w:val="0"/>
-          <w:numId w:val="3"/>
-        </w:numPr>
-        <w:rPr>
-          <w:lang w:val="bg-BG"/>
-        </w:rPr>
-      </w:pPr>
-      <w:r>
-        <w:rPr>
-          <w:lang w:val="bg-BG"/>
-        </w:rPr>
-        <w:t xml:space="preserve">Selected Answer: </w:t>
-      </w:r>
-    </w:p>
-    <w:p>
-      <w:pPr>
-        <w:rPr>
-          <w:lang w:val="bg-BG"/>
-        </w:rPr>
-      </w:pPr>
-      <w:r>
-        <w:rPr>
-          <w:lang w:val="bg-BG"/>
-        </w:rPr>
-        <w:t>78. К</w:t>
-      </w:r>
-      <w:r>
-        <w:rPr>
-          <w:lang w:val="bg-BG"/>
-        </w:rPr>
-        <w:t>ои от изброните се наблюдават при</w:t>
-      </w:r>
-      <w:r>
-        <w:rPr>
-          <w:lang w:val="bg-BG"/>
-        </w:rPr>
-        <w:t xml:space="preserve"> </w:t>
-      </w:r>
-      <w:r>
-        <w:rPr>
-          <w:lang w:val="bg-BG"/>
-        </w:rPr>
-        <w:t>Трихоринофалангеален синдром?</w:t>
-      </w:r>
-    </w:p>
-    <w:p>
-      <w:pPr>
-        <w:pStyle w:val="ListParagraph"/>
-        <w:numPr>
-          <w:ilvl w:val="0"/>
-          <w:numId w:val="3"/>
-        </w:numPr>
-        <w:rPr>
-          <w:color w:val="EE0000"/>
-          <w:lang w:val="bg-BG"/>
-        </w:rPr>
-      </w:pPr>
-      <w:r>
-        <w:rPr>
-          <w:color w:val="EE0000"/>
-          <w:lang w:val="bg-BG"/>
-        </w:rPr>
-        <w:t xml:space="preserve">Верен </w:t>
-      </w:r>
-      <w:proofErr w:type="spellStart"/>
-      <w:r>
-        <w:rPr>
-          <w:color w:val="EE0000"/>
-        </w:rPr>
-        <w:t>SeIected</w:t>
-      </w:r>
-      <w:proofErr w:type="spellEnd"/>
-      <w:r>
-        <w:rPr>
-          <w:color w:val="EE0000"/>
-        </w:rPr>
-        <w:t xml:space="preserve"> Answer:</w:t>
-      </w:r>
-      <w:r>
-        <w:rPr>
-          <w:color w:val="EE0000"/>
-          <w:lang w:val="bg-BG"/>
-        </w:rPr>
-        <w:t xml:space="preserve"> Нисък </w:t>
-      </w:r>
-      <w:r>
-        <w:rPr>
-          <w:color w:val="EE0000"/>
-          <w:lang w:val="bg-BG"/>
-        </w:rPr>
-        <w:t>ръст</w:t>
-      </w:r>
-      <w:r>
-        <w:rPr>
-          <w:color w:val="EE0000"/>
-          <w:lang w:val="bg-BG"/>
-        </w:rPr>
-        <w:t xml:space="preserve"> и рядка коса</w:t>
-      </w:r>
-    </w:p>
-    <w:p>
-      <w:pPr>
-        <w:rPr>
-          <w:lang w:val="bg-BG"/>
-        </w:rPr>
-      </w:pPr>
-      <w:r>
-        <w:rPr>
-          <w:lang w:val="bg-BG"/>
-        </w:rPr>
-        <w:t>79. Д</w:t>
-      </w:r>
-      <w:r>
-        <w:rPr>
-          <w:lang w:val="bg-BG"/>
-        </w:rPr>
-        <w:t>ете с дълги крайници, висок ръст,</w:t>
-      </w:r>
-      <w:r>
-        <w:rPr>
-          <w:lang w:val="bg-BG"/>
-        </w:rPr>
-        <w:t xml:space="preserve"> </w:t>
-      </w:r>
-      <w:r>
-        <w:rPr>
-          <w:lang w:val="bg-BG"/>
-        </w:rPr>
-        <w:t>деформации в гръдния кош и</w:t>
-      </w:r>
-      <w:r>
-        <w:rPr>
-          <w:lang w:val="bg-BG"/>
-        </w:rPr>
-        <w:t xml:space="preserve"> </w:t>
-      </w:r>
-      <w:r>
-        <w:rPr>
-          <w:lang w:val="bg-BG"/>
-        </w:rPr>
-        <w:t>дислокация на лещата е</w:t>
-      </w:r>
-      <w:r>
-        <w:rPr>
-          <w:lang w:val="bg-BG"/>
-        </w:rPr>
-        <w:t xml:space="preserve"> </w:t>
-      </w:r>
-      <w:r>
-        <w:rPr>
-          <w:lang w:val="bg-BG"/>
-        </w:rPr>
-        <w:t>удачно да се</w:t>
-      </w:r>
-      <w:r>
-        <w:rPr>
-          <w:lang w:val="bg-BG"/>
-        </w:rPr>
-        <w:t xml:space="preserve"> </w:t>
-      </w:r>
-      <w:r>
-        <w:rPr>
-          <w:lang w:val="bg-BG"/>
-        </w:rPr>
-        <w:t>изследва за:</w:t>
-      </w:r>
-    </w:p>
-    <w:p>
-      <w:pPr>
-        <w:pStyle w:val="ListParagraph"/>
-        <w:numPr>
-          <w:ilvl w:val="0"/>
-          <w:numId w:val="3"/>
-        </w:numPr>
-        <w:rPr>
-          <w:color w:val="EE0000"/>
-          <w:lang w:val="bg-BG"/>
-        </w:rPr>
-      </w:pPr>
-      <w:r>
-        <w:rPr>
-          <w:color w:val="EE0000"/>
-          <w:lang w:val="bg-BG"/>
-        </w:rPr>
-        <w:t xml:space="preserve">Верен </w:t>
-      </w:r>
-      <w:proofErr w:type="spellStart"/>
-      <w:r>
-        <w:rPr>
-          <w:color w:val="EE0000"/>
-        </w:rPr>
-        <w:t>SeIected</w:t>
-      </w:r>
-      <w:proofErr w:type="spellEnd"/>
-      <w:r>
-        <w:rPr>
-          <w:color w:val="EE0000"/>
-        </w:rPr>
-        <w:t xml:space="preserve"> Answer:</w:t>
-      </w:r>
-      <w:r>
-        <w:rPr>
-          <w:color w:val="EE0000"/>
-          <w:lang w:val="bg-BG"/>
-        </w:rPr>
-        <w:t xml:space="preserve"> патогенни варианти във фибрилиновия ген</w:t>
-      </w:r>
-      <w:r>
-        <w:rPr>
-          <w:color w:val="EE0000"/>
-          <w:lang w:val="bg-BG"/>
-        </w:rPr>
-        <w:t xml:space="preserve"> /Синдром на Марфан е това/</w:t>
-      </w:r>
-    </w:p>
-    <w:p>
-      <w:r>
-        <w:rPr>
-          <w:lang w:val="bg-BG"/>
-        </w:rPr>
-        <w:t xml:space="preserve">80. </w:t>
-      </w:r>
-      <w:r>
-        <w:rPr>
-          <w:lang w:val="bg-BG"/>
-        </w:rPr>
-        <w:t>При родители с нормален кариотип,</w:t>
-      </w:r>
-      <w:r>
-        <w:rPr>
-          <w:lang w:val="bg-BG"/>
-        </w:rPr>
-        <w:t xml:space="preserve"> </w:t>
-      </w:r>
-      <w:r>
-        <w:rPr>
-          <w:lang w:val="bg-BG"/>
-        </w:rPr>
-        <w:t xml:space="preserve">каква е формата на синдром на </w:t>
-      </w:r>
-      <w:r>
-        <w:rPr>
-          <w:lang w:val="bg-BG"/>
-        </w:rPr>
-        <w:t xml:space="preserve">Даун </w:t>
-      </w:r>
-      <w:r>
-        <w:rPr>
-          <w:lang w:val="bg-BG"/>
-        </w:rPr>
-        <w:t>при детето им,ако то е с кариотип</w:t>
-      </w:r>
-      <w:r>
-        <w:rPr>
-          <w:lang w:val="bg-BG"/>
-        </w:rPr>
-        <w:t xml:space="preserve"> </w:t>
-      </w:r>
-      <w:r>
-        <w:rPr>
-          <w:lang w:val="bg-BG"/>
-        </w:rPr>
-        <w:t>46,</w:t>
-      </w:r>
-      <w:r>
-        <w:t>XY, der (13:21)(q10;q10),+21?</w:t>
-      </w:r>
-    </w:p>
-    <w:p>
-      <w:pPr>
-        <w:pStyle w:val="ListParagraph"/>
-        <w:numPr>
-          <w:ilvl w:val="0"/>
-          <w:numId w:val="3"/>
-        </w:numPr>
-        <w:rPr>
-          <w:color w:val="EE0000"/>
-          <w:lang w:val="bg-BG"/>
-        </w:rPr>
-      </w:pPr>
-      <w:r>
-        <w:rPr>
-          <w:color w:val="EE0000"/>
-          <w:lang w:val="bg-BG"/>
-        </w:rPr>
-        <w:t xml:space="preserve">Верен </w:t>
-      </w:r>
-      <w:proofErr w:type="spellStart"/>
-      <w:r>
-        <w:rPr>
-          <w:color w:val="EE0000"/>
-        </w:rPr>
-        <w:t>SeIected</w:t>
-      </w:r>
-      <w:proofErr w:type="spellEnd"/>
-      <w:r>
-        <w:rPr>
-          <w:color w:val="EE0000"/>
-        </w:rPr>
-        <w:t xml:space="preserve"> Answer:</w:t>
-      </w:r>
-      <w:r>
-        <w:rPr>
-          <w:color w:val="EE0000"/>
-          <w:lang w:val="bg-BG"/>
-        </w:rPr>
-        <w:t xml:space="preserve"> спорадична,</w:t>
-      </w:r>
-      <w:r>
-        <w:rPr>
-          <w:color w:val="EE0000"/>
-        </w:rPr>
-        <w:t xml:space="preserve"> </w:t>
-      </w:r>
-      <w:r>
-        <w:rPr>
-          <w:color w:val="EE0000"/>
-          <w:lang w:val="bg-BG"/>
-        </w:rPr>
-        <w:t>транслокационна</w:t>
-      </w:r>
-    </w:p>
-    <w:p>
-      <w:r>
-        <w:t xml:space="preserve">81. </w:t>
-      </w:r>
-      <w:proofErr w:type="spellStart"/>
-      <w:r>
-        <w:t>Ваш</w:t>
-      </w:r>
-      <w:proofErr w:type="spellEnd"/>
-      <w:r>
-        <w:t xml:space="preserve"> </w:t>
-      </w:r>
-      <w:proofErr w:type="spellStart"/>
-      <w:r>
-        <w:t>пациент</w:t>
-      </w:r>
-      <w:proofErr w:type="spellEnd"/>
-      <w:r>
-        <w:t xml:space="preserve"> от </w:t>
-      </w:r>
-      <w:proofErr w:type="spellStart"/>
-      <w:r>
-        <w:t>мъжки</w:t>
-      </w:r>
-      <w:proofErr w:type="spellEnd"/>
-      <w:r>
-        <w:t xml:space="preserve"> </w:t>
-      </w:r>
-      <w:proofErr w:type="spellStart"/>
-      <w:r>
-        <w:t>пол</w:t>
-      </w:r>
-      <w:proofErr w:type="spellEnd"/>
-      <w:r>
-        <w:t xml:space="preserve"> се </w:t>
-      </w:r>
-      <w:proofErr w:type="spellStart"/>
-      <w:r>
-        <w:t>оплаква</w:t>
-      </w:r>
-      <w:proofErr w:type="spellEnd"/>
-      <w:r>
-        <w:t xml:space="preserve"> от </w:t>
-      </w:r>
-      <w:proofErr w:type="spellStart"/>
-      <w:r>
-        <w:t>мускулна</w:t>
-      </w:r>
-      <w:proofErr w:type="spellEnd"/>
-      <w:r>
-        <w:t xml:space="preserve"> </w:t>
-      </w:r>
-      <w:proofErr w:type="spellStart"/>
-      <w:r>
-        <w:t>слабост</w:t>
-      </w:r>
-      <w:proofErr w:type="spellEnd"/>
-      <w:r>
-        <w:t xml:space="preserve">. </w:t>
-      </w:r>
-      <w:proofErr w:type="spellStart"/>
-      <w:r>
-        <w:t>Също</w:t>
-      </w:r>
-      <w:proofErr w:type="spellEnd"/>
-      <w:r>
-        <w:t xml:space="preserve"> </w:t>
-      </w:r>
-      <w:proofErr w:type="spellStart"/>
-      <w:r>
-        <w:t>така</w:t>
-      </w:r>
-      <w:proofErr w:type="spellEnd"/>
-      <w:r>
-        <w:t xml:space="preserve"> </w:t>
-      </w:r>
-      <w:proofErr w:type="spellStart"/>
-      <w:r>
-        <w:t>има</w:t>
-      </w:r>
-      <w:proofErr w:type="spellEnd"/>
-      <w:r>
-        <w:t xml:space="preserve"> </w:t>
-      </w:r>
-      <w:proofErr w:type="spellStart"/>
-      <w:r>
-        <w:t>повишени</w:t>
-      </w:r>
-      <w:proofErr w:type="spellEnd"/>
-      <w:r>
-        <w:t xml:space="preserve"> </w:t>
-      </w:r>
-      <w:proofErr w:type="spellStart"/>
-      <w:r>
-        <w:t>нива</w:t>
-      </w:r>
-      <w:proofErr w:type="spellEnd"/>
-      <w:r>
-        <w:t xml:space="preserve"> на </w:t>
-      </w:r>
-      <w:proofErr w:type="spellStart"/>
-      <w:r>
-        <w:t>креатинин</w:t>
-      </w:r>
-      <w:proofErr w:type="spellEnd"/>
-      <w:r>
-        <w:t xml:space="preserve"> </w:t>
-      </w:r>
-      <w:proofErr w:type="spellStart"/>
-      <w:r>
-        <w:t>киназа</w:t>
-      </w:r>
-      <w:proofErr w:type="spellEnd"/>
-      <w:r>
-        <w:t xml:space="preserve"> в </w:t>
-      </w:r>
-      <w:proofErr w:type="spellStart"/>
-      <w:r>
-        <w:t>кръвта</w:t>
-      </w:r>
-      <w:proofErr w:type="spellEnd"/>
-      <w:r>
-        <w:t xml:space="preserve">. </w:t>
-      </w:r>
-      <w:proofErr w:type="spellStart"/>
-      <w:r>
-        <w:t>Каква</w:t>
-      </w:r>
-      <w:proofErr w:type="spellEnd"/>
-      <w:r>
-        <w:t xml:space="preserve"> е най-</w:t>
-      </w:r>
-      <w:proofErr w:type="spellStart"/>
-      <w:r>
-        <w:t>вероятната</w:t>
-      </w:r>
-      <w:proofErr w:type="spellEnd"/>
-      <w:r>
-        <w:t xml:space="preserve"> </w:t>
-      </w:r>
-      <w:proofErr w:type="spellStart"/>
-      <w:r>
-        <w:t>диагноза</w:t>
-      </w:r>
-      <w:proofErr w:type="spellEnd"/>
-      <w:r>
-        <w:t>?</w:t>
-      </w:r>
-    </w:p>
-    <w:p>
-      <w:pPr>
-        <w:pStyle w:val="ListParagraph"/>
-        <w:numPr>
-          <w:ilvl w:val="0"/>
-          <w:numId w:val="3"/>
-        </w:numPr>
-        <w:rPr>
-          <w:color w:val="EE0000"/>
-        </w:rPr>
-      </w:pPr>
-      <w:r>
-        <w:rPr>
-          <w:color w:val="EE0000"/>
-          <w:lang w:val="bg-BG"/>
-        </w:rPr>
-        <w:lastRenderedPageBreak/>
-        <w:t xml:space="preserve">Верен </w:t>
-      </w:r>
-      <w:proofErr w:type="spellStart"/>
-      <w:r>
-        <w:rPr>
-          <w:color w:val="EE0000"/>
-        </w:rPr>
-        <w:t>SeIected</w:t>
-      </w:r>
-      <w:proofErr w:type="spellEnd"/>
-      <w:r>
-        <w:rPr>
-          <w:color w:val="EE0000"/>
-        </w:rPr>
-        <w:t xml:space="preserve"> Answer:</w:t>
-      </w:r>
-      <w:r>
-        <w:rPr>
-          <w:color w:val="EE0000"/>
-          <w:lang w:val="bg-BG"/>
-        </w:rPr>
-        <w:t xml:space="preserve"> </w:t>
-      </w:r>
-      <w:proofErr w:type="spellStart"/>
-      <w:r>
-        <w:rPr>
-          <w:color w:val="EE0000"/>
-        </w:rPr>
-        <w:t>Дистрофия</w:t>
-      </w:r>
-      <w:proofErr w:type="spellEnd"/>
-      <w:r>
-        <w:rPr>
-          <w:color w:val="EE0000"/>
-        </w:rPr>
-        <w:t xml:space="preserve"> на </w:t>
-      </w:r>
-      <w:proofErr w:type="spellStart"/>
-      <w:r>
-        <w:rPr>
-          <w:color w:val="EE0000"/>
-        </w:rPr>
-        <w:t>Дюшен</w:t>
-      </w:r>
-      <w:proofErr w:type="spellEnd"/>
-    </w:p>
-    <w:p>
-      <w:pPr>
-        <w:rPr>
-          <w:lang w:val="bg-BG"/>
-        </w:rPr>
-      </w:pPr>
-      <w:r>
         <w:t xml:space="preserve">82. </w:t>
       </w:r>
       <w:r>
@@ -6557,25 +6519,25 @@
         <w:rPr>
           <w:lang w:val="bg-BG"/>
         </w:rPr>
+        <w:t xml:space="preserve">Синдром на Чуплива Х </w:t>
+      </w:r>
+    </w:p>
+    <w:p>
+      <w:pPr>
+        <w:pStyle w:val="ListParagraph"/>
+        <w:numPr>
+          <w:ilvl w:val="0"/>
+          <w:numId w:val="8"/>
+        </w:numPr>
+        <w:rPr>
+          <w:lang w:val="bg-BG"/>
+        </w:rPr>
+      </w:pPr>
+      <w:r>
+        <w:rPr>
+          <w:lang w:val="bg-BG"/>
+        </w:rPr>
         <w:lastRenderedPageBreak/>
-        <w:t xml:space="preserve">Синдром на Чуплива Х </w:t>
-      </w:r>
-    </w:p>
-    <w:p>
-      <w:pPr>
-        <w:pStyle w:val="ListParagraph"/>
-        <w:numPr>
-          <w:ilvl w:val="0"/>
-          <w:numId w:val="8"/>
-        </w:numPr>
-        <w:rPr>
-          <w:lang w:val="bg-BG"/>
-        </w:rPr>
-      </w:pPr>
-      <w:r>
-        <w:rPr>
-          <w:lang w:val="bg-BG"/>
-        </w:rPr>
         <w:t>Синдром на Рет</w:t>
       </w:r>
     </w:p>
@@ -7687,14 +7649,7 @@
           <w:color w:val="EE0000"/>
           <w:lang w:val="bg-BG"/>
         </w:rPr>
-        <w:t>Т</w:t>
-      </w:r>
-      <w:r>
-        <w:rPr>
-          <w:color w:val="EE0000"/>
-          <w:lang w:val="bg-BG"/>
-        </w:rPr>
-        <w:t xml:space="preserve">ранслокация </w:t>
+        <w:t xml:space="preserve">Транслокация </w:t>
       </w:r>
     </w:p>
     <w:p>
